--- a/08-传感器电路/12-其他传感器电路/磁敏传感器电路/磁敏传感器电路.docx
+++ b/08-传感器电路/12-其他传感器电路/磁敏传感器电路/磁敏传感器电路.docx
@@ -2228,6 +2228,20 @@
     </w:p>
     <w:bookmarkEnd w:id="26"/>
     <w:bookmarkEnd w:id="27"/>
+    <w:p>
+      <w:pPr>
+        <w:spacing w:before="360"/>
+        <w:jc w:val="center"/>
+      </w:pPr>
+      <w:r>
+        <w:rPr>
+          <w:rFonts w:ascii="Times New Roman" w:hAnsi="Times New Roman"/>
+          <w:color w:val="555555"/>
+          <w:sz w:val="21"/>
+        </w:rPr>
+        <w:t>材料收集者：杜文杰</w:t>
+      </w:r>
+    </w:p>
     <w:sectPr>
       <w:headerReference r:id="rId9" w:type="default"/>
       <w:footerReference r:id="rId10" w:type="default"/>

--- a/08-传感器电路/12-其他传感器电路/磁敏传感器电路/磁敏传感器电路.docx
+++ b/08-传感器电路/12-其他传感器电路/磁敏传感器电路/磁敏传感器电路.docx
@@ -1,6 +1,6 @@
 
 <file path=word/document.xml><?xml version="1.0" encoding="utf-8"?>
-<w:document xmlns:w="http://schemas.openxmlformats.org/wordprocessingml/2006/main" xmlns:m="http://schemas.openxmlformats.org/officeDocument/2006/math" xmlns:r="http://schemas.openxmlformats.org/officeDocument/2006/relationships" xmlns:o="urn:schemas-microsoft-com:office:office" xmlns:v="urn:schemas-microsoft-com:vml" xmlns:w10="urn:schemas-microsoft-com:office:word" xmlns:a="http://schemas.openxmlformats.org/drawingml/2006/main" xmlns:pic="http://schemas.openxmlformats.org/drawingml/2006/picture" xmlns:wp="http://schemas.openxmlformats.org/drawingml/2006/wordprocessingDrawing">
+<w:document xmlns:m="http://schemas.openxmlformats.org/officeDocument/2006/math" xmlns:r="http://schemas.openxmlformats.org/officeDocument/2006/relationships" xmlns:w="http://schemas.openxmlformats.org/wordprocessingml/2006/main" xmlns:o="urn:schemas-microsoft-com:office:office" xmlns:v="urn:schemas-microsoft-com:vml" xmlns:w10="urn:schemas-microsoft-com:office:word" xmlns:a="http://schemas.openxmlformats.org/drawingml/2006/main" xmlns:pic="http://schemas.openxmlformats.org/drawingml/2006/picture" xmlns:wp="http://schemas.openxmlformats.org/drawingml/2006/wordprocessingDrawing">
   <w:body>
     <w:bookmarkStart w:id="27" w:name="磁敏传感器电路"/>
     <w:p>
@@ -9,7 +9,7 @@
       </w:pPr>
       <w:r>
         <w:rPr>
-          <w:rFonts w:hint="eastAsia"/>
+          <w:rFonts w:hint="eastAsia" w:eastAsia="黑体"/>
         </w:rPr>
         <w:t xml:space="preserve">磁敏传感器电路</w:t>
       </w:r>
@@ -21,7 +21,7 @@
       </w:pPr>
       <w:r>
         <w:rPr>
-          <w:rFonts w:hint="eastAsia"/>
+          <w:rFonts w:hint="eastAsia" w:eastAsia="黑体"/>
         </w:rPr>
         <w:t xml:space="preserve">拓扑描述</w:t>
       </w:r>
@@ -32,16 +32,19 @@
       </w:pPr>
       <w:r>
         <w:rPr>
-          <w:rFonts w:hint="eastAsia"/>
+          <w:rFonts w:hint="eastAsia" w:eastAsia="黑体"/>
         </w:rPr>
         <w:t xml:space="preserve">由</w:t>
       </w:r>
       <w:r>
+        <w:rPr>
+          <w:rFonts w:eastAsia="黑体"/>
+        </w:rPr>
         <w:t xml:space="preserve"> </w:t>
       </w:r>
       <w:r>
         <w:rPr>
-          <w:rFonts w:hint="eastAsia"/>
+          <w:rFonts w:hint="eastAsia" w:eastAsia="黑体"/>
           <w:b/>
           <w:bCs/>
         </w:rPr>
@@ -49,6 +52,7 @@
       </w:r>
       <w:r>
         <w:rPr>
+          <w:rFonts w:eastAsia="黑体"/>
           <w:b/>
           <w:bCs/>
         </w:rPr>
@@ -56,18 +60,21 @@
       </w:r>
       <w:r>
         <w:rPr>
-          <w:rFonts w:hint="eastAsia"/>
+          <w:rFonts w:hint="eastAsia" w:eastAsia="黑体"/>
           <w:b/>
           <w:bCs/>
         </w:rPr>
         <w:t xml:space="preserve">元件、磁簧开关）</w:t>
       </w:r>
       <w:r>
+        <w:rPr>
+          <w:rFonts w:eastAsia="黑体"/>
+        </w:rPr>
         <w:t xml:space="preserve">、</w:t>
       </w:r>
       <w:r>
         <w:rPr>
-          <w:rFonts w:hint="eastAsia"/>
+          <w:rFonts w:hint="eastAsia" w:eastAsia="黑体"/>
           <w:b/>
           <w:bCs/>
         </w:rPr>
@@ -75,6 +82,7 @@
       </w:r>
       <w:r>
         <w:rPr>
+          <w:rFonts w:eastAsia="黑体"/>
           <w:b/>
           <w:bCs/>
         </w:rPr>
@@ -96,18 +104,21 @@
       </m:oMath>
       <w:r>
         <w:rPr>
-          <w:rFonts w:hint="eastAsia"/>
+          <w:rFonts w:hint="eastAsia" w:eastAsia="黑体"/>
           <w:b/>
           <w:bCs/>
         </w:rPr>
         <w:t xml:space="preserve">）</w:t>
       </w:r>
       <w:r>
+        <w:rPr>
+          <w:rFonts w:eastAsia="黑体"/>
+        </w:rPr>
         <w:t xml:space="preserve">、</w:t>
       </w:r>
       <w:r>
         <w:rPr>
-          <w:rFonts w:hint="eastAsia"/>
+          <w:rFonts w:hint="eastAsia" w:eastAsia="黑体"/>
           <w:b/>
           <w:bCs/>
         </w:rPr>
@@ -115,6 +126,7 @@
       </w:r>
       <w:r>
         <w:rPr>
+          <w:rFonts w:eastAsia="黑体"/>
           <w:b/>
           <w:bCs/>
         </w:rPr>
@@ -122,7 +134,7 @@
       </w:r>
       <w:r>
         <w:rPr>
-          <w:rFonts w:hint="eastAsia"/>
+          <w:rFonts w:hint="eastAsia" w:eastAsia="黑体"/>
           <w:b/>
           <w:bCs/>
         </w:rPr>
@@ -130,6 +142,7 @@
       </w:r>
       <w:r>
         <w:rPr>
+          <w:rFonts w:eastAsia="黑体"/>
           <w:b/>
           <w:bCs/>
         </w:rPr>
@@ -169,53 +182,65 @@
       </m:oMath>
       <w:r>
         <w:rPr>
-          <w:rFonts w:hint="eastAsia"/>
+          <w:rFonts w:hint="eastAsia" w:eastAsia="黑体"/>
           <w:b/>
           <w:bCs/>
         </w:rPr>
         <w:t xml:space="preserve">）</w:t>
       </w:r>
       <w:r>
+        <w:rPr>
+          <w:rFonts w:eastAsia="黑体"/>
+        </w:rPr>
         <w:t xml:space="preserve"> </w:t>
       </w:r>
       <w:r>
         <w:rPr>
-          <w:rFonts w:hint="eastAsia"/>
+          <w:rFonts w:hint="eastAsia" w:eastAsia="黑体"/>
         </w:rPr>
         <w:t xml:space="preserve">与</w:t>
       </w:r>
       <w:r>
+        <w:rPr>
+          <w:rFonts w:eastAsia="黑体"/>
+        </w:rPr>
         <w:t xml:space="preserve"> </w:t>
       </w:r>
       <w:r>
         <w:rPr>
-          <w:rFonts w:hint="eastAsia"/>
+          <w:rFonts w:hint="eastAsia" w:eastAsia="黑体"/>
           <w:b/>
           <w:bCs/>
         </w:rPr>
         <w:t xml:space="preserve">输出接口</w:t>
       </w:r>
       <w:r>
+        <w:rPr>
+          <w:rFonts w:eastAsia="黑体"/>
+        </w:rPr>
         <w:t xml:space="preserve"> </w:t>
       </w:r>
       <w:r>
         <w:rPr>
-          <w:rFonts w:hint="eastAsia"/>
+          <w:rFonts w:hint="eastAsia" w:eastAsia="黑体"/>
         </w:rPr>
         <w:t xml:space="preserve">组成。电路共有</w:t>
       </w:r>
       <w:r>
+        <w:rPr>
+          <w:rFonts w:eastAsia="黑体"/>
+        </w:rPr>
         <w:t xml:space="preserve"> 5 </w:t>
       </w:r>
       <w:r>
         <w:rPr>
-          <w:rFonts w:hint="eastAsia"/>
+          <w:rFonts w:hint="eastAsia" w:eastAsia="黑体"/>
         </w:rPr>
         <w:t xml:space="preserve">个关键节点：</w:t>
       </w:r>
       <w:r>
         <w:rPr>
-          <w:rFonts w:hint="eastAsia"/>
+          <w:rFonts w:hint="eastAsia" w:eastAsia="黑体"/>
           <w:b/>
           <w:bCs/>
         </w:rPr>
@@ -223,6 +248,7 @@
       </w:r>
       <w:r>
         <w:rPr>
+          <w:rFonts w:eastAsia="黑体"/>
           <w:b/>
           <w:bCs/>
         </w:rPr>
@@ -230,7 +256,7 @@
       </w:r>
       <w:r>
         <w:rPr>
-          <w:rFonts w:hint="eastAsia"/>
+          <w:rFonts w:hint="eastAsia" w:eastAsia="黑体"/>
           <w:b/>
           <w:bCs/>
         </w:rPr>
@@ -238,11 +264,14 @@
       </w:r>
       <w:r>
         <w:rPr>
-          <w:rFonts w:hint="eastAsia"/>
+          <w:rFonts w:hint="eastAsia" w:eastAsia="黑体"/>
         </w:rPr>
         <w:t xml:space="preserve">（为霍尔元件提供偏置电流</w:t>
       </w:r>
       <w:r>
+        <w:rPr>
+          <w:rFonts w:eastAsia="黑体"/>
+        </w:rPr>
         <w:t xml:space="preserve"> </w:t>
       </w:r>
       <m:oMath>
@@ -251,17 +280,20 @@
         </m:r>
       </m:oMath>
       <w:r>
+        <w:rPr>
+          <w:rFonts w:eastAsia="黑体"/>
+        </w:rPr>
         <w:t xml:space="preserve"> </w:t>
       </w:r>
       <w:r>
         <w:rPr>
-          <w:rFonts w:hint="eastAsia"/>
+          <w:rFonts w:hint="eastAsia" w:eastAsia="黑体"/>
         </w:rPr>
         <w:t xml:space="preserve">的注入端）；</w:t>
       </w:r>
       <w:r>
         <w:rPr>
-          <w:rFonts w:hint="eastAsia"/>
+          <w:rFonts w:hint="eastAsia" w:eastAsia="黑体"/>
           <w:b/>
           <w:bCs/>
         </w:rPr>
@@ -269,6 +301,7 @@
       </w:r>
       <w:r>
         <w:rPr>
+          <w:rFonts w:eastAsia="黑体"/>
           <w:b/>
           <w:bCs/>
         </w:rPr>
@@ -276,7 +309,7 @@
       </w:r>
       <w:r>
         <w:rPr>
-          <w:rFonts w:hint="eastAsia"/>
+          <w:rFonts w:hint="eastAsia" w:eastAsia="黑体"/>
           <w:b/>
           <w:bCs/>
         </w:rPr>
@@ -284,11 +317,14 @@
       </w:r>
       <w:r>
         <w:rPr>
-          <w:rFonts w:hint="eastAsia"/>
+          <w:rFonts w:hint="eastAsia" w:eastAsia="黑体"/>
         </w:rPr>
         <w:t xml:space="preserve">（霍尔元件两侧输出</w:t>
       </w:r>
       <w:r>
+        <w:rPr>
+          <w:rFonts w:eastAsia="黑体"/>
+        </w:rPr>
         <w:t xml:space="preserve"> </w:t>
       </w:r>
       <m:oMath>
@@ -306,44 +342,56 @@
         </m:sSub>
       </m:oMath>
       <w:r>
+        <w:rPr>
+          <w:rFonts w:eastAsia="黑体"/>
+        </w:rPr>
         <w:t xml:space="preserve"> </w:t>
       </w:r>
       <w:r>
         <w:rPr>
-          <w:rFonts w:hint="eastAsia"/>
+          <w:rFonts w:hint="eastAsia" w:eastAsia="黑体"/>
         </w:rPr>
         <w:t xml:space="preserve">的上、下端，接</w:t>
       </w:r>
       <w:r>
+        <w:rPr>
+          <w:rFonts w:eastAsia="黑体"/>
+        </w:rPr>
         <w:t xml:space="preserve"> A1 </w:t>
       </w:r>
       <w:r>
         <w:rPr>
-          <w:rFonts w:hint="eastAsia"/>
+          <w:rFonts w:hint="eastAsia" w:eastAsia="黑体"/>
         </w:rPr>
         <w:t xml:space="preserve">的</w:t>
       </w:r>
       <w:r>
+        <w:rPr>
+          <w:rFonts w:eastAsia="黑体"/>
+        </w:rPr>
         <w:t xml:space="preserve"> IN+ </w:t>
       </w:r>
       <w:r>
         <w:rPr>
-          <w:rFonts w:hint="eastAsia"/>
+          <w:rFonts w:hint="eastAsia" w:eastAsia="黑体"/>
         </w:rPr>
         <w:t xml:space="preserve">与</w:t>
       </w:r>
       <w:r>
+        <w:rPr>
+          <w:rFonts w:eastAsia="黑体"/>
+        </w:rPr>
         <w:t xml:space="preserve"> </w:t>
       </w:r>
       <w:r>
         <w:rPr>
-          <w:rFonts w:hint="eastAsia"/>
+          <w:rFonts w:hint="eastAsia" w:eastAsia="黑体"/>
         </w:rPr>
         <w:t xml:space="preserve">IN−）；</w:t>
       </w:r>
       <w:r>
         <w:rPr>
-          <w:rFonts w:hint="eastAsia"/>
+          <w:rFonts w:hint="eastAsia" w:eastAsia="黑体"/>
           <w:b/>
           <w:bCs/>
         </w:rPr>
@@ -351,6 +399,7 @@
       </w:r>
       <w:r>
         <w:rPr>
+          <w:rFonts w:eastAsia="黑体"/>
           <w:b/>
           <w:bCs/>
         </w:rPr>
@@ -358,7 +407,7 @@
       </w:r>
       <w:r>
         <w:rPr>
-          <w:rFonts w:hint="eastAsia"/>
+          <w:rFonts w:hint="eastAsia" w:eastAsia="黑体"/>
           <w:b/>
           <w:bCs/>
         </w:rPr>
@@ -366,29 +415,38 @@
       </w:r>
       <w:r>
         <w:rPr>
-          <w:rFonts w:hint="eastAsia"/>
+          <w:rFonts w:hint="eastAsia" w:eastAsia="黑体"/>
         </w:rPr>
         <w:t xml:space="preserve">（A1</w:t>
       </w:r>
       <w:r>
+        <w:rPr>
+          <w:rFonts w:eastAsia="黑体"/>
+        </w:rPr>
         <w:t xml:space="preserve"> </w:t>
       </w:r>
       <w:r>
         <w:rPr>
-          <w:rFonts w:hint="eastAsia"/>
+          <w:rFonts w:hint="eastAsia" w:eastAsia="黑体"/>
         </w:rPr>
         <w:t xml:space="preserve">的</w:t>
       </w:r>
       <w:r>
+        <w:rPr>
+          <w:rFonts w:eastAsia="黑体"/>
+        </w:rPr>
         <w:t xml:space="preserve"> </w:t>
       </w:r>
       <w:r>
         <w:rPr>
-          <w:rFonts w:hint="eastAsia"/>
+          <w:rFonts w:hint="eastAsia" w:eastAsia="黑体"/>
         </w:rPr>
         <w:t xml:space="preserve">REF/调零端子与</w:t>
       </w:r>
       <w:r>
+        <w:rPr>
+          <w:rFonts w:eastAsia="黑体"/>
+        </w:rPr>
         <w:t xml:space="preserve"> </w:t>
       </w:r>
       <m:oMath>
@@ -406,17 +464,20 @@
         </m:sSub>
       </m:oMath>
       <w:r>
+        <w:rPr>
+          <w:rFonts w:eastAsia="黑体"/>
+        </w:rPr>
         <w:t xml:space="preserve"> </w:t>
       </w:r>
       <w:r>
         <w:rPr>
-          <w:rFonts w:hint="eastAsia"/>
+          <w:rFonts w:hint="eastAsia" w:eastAsia="黑体"/>
         </w:rPr>
         <w:t xml:space="preserve">的基准点）；</w:t>
       </w:r>
       <w:r>
         <w:rPr>
-          <w:rFonts w:hint="eastAsia"/>
+          <w:rFonts w:hint="eastAsia" w:eastAsia="黑体"/>
           <w:b/>
           <w:bCs/>
         </w:rPr>
@@ -424,6 +485,7 @@
       </w:r>
       <w:r>
         <w:rPr>
+          <w:rFonts w:eastAsia="黑体"/>
           <w:b/>
           <w:bCs/>
         </w:rPr>
@@ -431,7 +493,7 @@
       </w:r>
       <w:r>
         <w:rPr>
-          <w:rFonts w:hint="eastAsia"/>
+          <w:rFonts w:hint="eastAsia" w:eastAsia="黑体"/>
           <w:b/>
           <w:bCs/>
         </w:rPr>
@@ -439,25 +501,31 @@
       </w:r>
       <w:r>
         <w:rPr>
-          <w:rFonts w:hint="eastAsia"/>
+          <w:rFonts w:hint="eastAsia" w:eastAsia="黑体"/>
         </w:rPr>
         <w:t xml:space="preserve">（A1</w:t>
       </w:r>
       <w:r>
+        <w:rPr>
+          <w:rFonts w:eastAsia="黑体"/>
+        </w:rPr>
         <w:t xml:space="preserve"> </w:t>
       </w:r>
       <w:r>
         <w:rPr>
-          <w:rFonts w:hint="eastAsia"/>
+          <w:rFonts w:hint="eastAsia" w:eastAsia="黑体"/>
         </w:rPr>
         <w:t xml:space="preserve">的输出端</w:t>
       </w:r>
       <w:r>
+        <w:rPr>
+          <w:rFonts w:eastAsia="黑体"/>
+        </w:rPr>
         <w:t xml:space="preserve"> </w:t>
       </w:r>
       <w:r>
         <w:rPr>
-          <w:rFonts w:hint="eastAsia"/>
+          <w:rFonts w:hint="eastAsia" w:eastAsia="黑体"/>
         </w:rPr>
         <w:t xml:space="preserve">OUT，输出与磁场成比例的模拟电压或经比较的开关量）。</w:t>
       </w:r>
@@ -466,24 +534,27 @@
       <w:pPr/>
       <w:r>
         <w:rPr>
-          <w:rFonts w:hint="eastAsia"/>
+          <w:rFonts w:hint="eastAsia" w:eastAsia="黑体"/>
         </w:rPr>
         <w:t xml:space="preserve">各元件管脚连接：</w:t>
       </w:r>
       <w:r>
         <w:rPr>
-          <w:rFonts w:hint="eastAsia"/>
+          <w:rFonts w:hint="eastAsia" w:eastAsia="黑体"/>
           <w:b/>
           <w:bCs/>
         </w:rPr>
         <w:t xml:space="preserve">霍尔（磁敏）元件</w:t>
       </w:r>
       <w:r>
+        <w:rPr>
+          <w:rFonts w:eastAsia="黑体"/>
+        </w:rPr>
         <w:t xml:space="preserve"> </w:t>
       </w:r>
       <w:r>
         <w:rPr>
-          <w:rFonts w:hint="eastAsia"/>
+          <w:rFonts w:hint="eastAsia" w:eastAsia="黑体"/>
         </w:rPr>
         <w:t xml:space="preserve">的偏置端接节点①、另一端接地，差分输出两端分别接节点②、③；</w:t>
       </w:r>
@@ -502,20 +573,26 @@
         </m:sSub>
       </m:oMath>
       <w:r>
+        <w:rPr>
+          <w:rFonts w:eastAsia="黑体"/>
+        </w:rPr>
         <w:t xml:space="preserve"> </w:t>
       </w:r>
       <w:r>
         <w:rPr>
-          <w:rFonts w:hint="eastAsia"/>
+          <w:rFonts w:hint="eastAsia" w:eastAsia="黑体"/>
         </w:rPr>
         <w:t xml:space="preserve">一端接节点①、另一端接</w:t>
       </w:r>
       <w:r>
+        <w:rPr>
+          <w:rFonts w:eastAsia="黑体"/>
+        </w:rPr>
         <w:t xml:space="preserve"> </w:t>
       </w:r>
       <w:r>
         <w:rPr>
-          <w:rFonts w:hint="eastAsia"/>
+          <w:rFonts w:hint="eastAsia" w:eastAsia="黑体"/>
         </w:rPr>
         <w:t xml:space="preserve">+VCC（或作限流）；</w:t>
       </w:r>
@@ -534,11 +611,14 @@
         </m:sSub>
       </m:oMath>
       <w:r>
+        <w:rPr>
+          <w:rFonts w:eastAsia="黑体"/>
+        </w:rPr>
         <w:t xml:space="preserve"> </w:t>
       </w:r>
       <w:r>
         <w:rPr>
-          <w:rFonts w:hint="eastAsia"/>
+          <w:rFonts w:hint="eastAsia" w:eastAsia="黑体"/>
         </w:rPr>
         <w:t xml:space="preserve">一端接节点②、另一端接节点①（增益设定，视组态）；</w:t>
       </w:r>
@@ -557,125 +637,162 @@
         </m:sSub>
       </m:oMath>
       <w:r>
+        <w:rPr>
+          <w:rFonts w:eastAsia="黑体"/>
+        </w:rPr>
         <w:t xml:space="preserve"> </w:t>
       </w:r>
       <w:r>
         <w:rPr>
-          <w:rFonts w:hint="eastAsia"/>
+          <w:rFonts w:hint="eastAsia" w:eastAsia="黑体"/>
         </w:rPr>
         <w:t xml:space="preserve">一端接节点④、另一端接地；</w:t>
       </w:r>
       <w:r>
         <w:rPr>
+          <w:rFonts w:eastAsia="黑体"/>
           <w:b/>
           <w:bCs/>
         </w:rPr>
         <w:t xml:space="preserve">A1</w:t>
       </w:r>
       <w:r>
+        <w:rPr>
+          <w:rFonts w:eastAsia="黑体"/>
+        </w:rPr>
         <w:t xml:space="preserve"> </w:t>
       </w:r>
       <w:r>
         <w:rPr>
-          <w:rFonts w:hint="eastAsia"/>
+          <w:rFonts w:hint="eastAsia" w:eastAsia="黑体"/>
         </w:rPr>
         <w:t xml:space="preserve">的</w:t>
       </w:r>
       <w:r>
+        <w:rPr>
+          <w:rFonts w:eastAsia="黑体"/>
+        </w:rPr>
         <w:t xml:space="preserve"> IN+ </w:t>
       </w:r>
       <w:r>
         <w:rPr>
-          <w:rFonts w:hint="eastAsia"/>
+          <w:rFonts w:hint="eastAsia" w:eastAsia="黑体"/>
         </w:rPr>
         <w:t xml:space="preserve">接节点②、IN−</w:t>
       </w:r>
       <w:r>
+        <w:rPr>
+          <w:rFonts w:eastAsia="黑体"/>
+        </w:rPr>
         <w:t xml:space="preserve"> </w:t>
       </w:r>
       <w:r>
         <w:rPr>
-          <w:rFonts w:hint="eastAsia"/>
+          <w:rFonts w:hint="eastAsia" w:eastAsia="黑体"/>
         </w:rPr>
         <w:t xml:space="preserve">接节点③、REF</w:t>
       </w:r>
       <w:r>
+        <w:rPr>
+          <w:rFonts w:eastAsia="黑体"/>
+        </w:rPr>
         <w:t xml:space="preserve"> </w:t>
       </w:r>
       <w:r>
         <w:rPr>
-          <w:rFonts w:hint="eastAsia"/>
+          <w:rFonts w:hint="eastAsia" w:eastAsia="黑体"/>
         </w:rPr>
         <w:t xml:space="preserve">接节点④、OUT</w:t>
       </w:r>
       <w:r>
+        <w:rPr>
+          <w:rFonts w:eastAsia="黑体"/>
+        </w:rPr>
         <w:t xml:space="preserve"> </w:t>
       </w:r>
       <w:r>
         <w:rPr>
-          <w:rFonts w:hint="eastAsia"/>
+          <w:rFonts w:hint="eastAsia" w:eastAsia="黑体"/>
         </w:rPr>
         <w:t xml:space="preserve">接节点⑤、正电源脚</w:t>
       </w:r>
       <w:r>
+        <w:rPr>
+          <w:rFonts w:eastAsia="黑体"/>
+        </w:rPr>
         <w:t xml:space="preserve"> V+ </w:t>
       </w:r>
       <w:r>
         <w:rPr>
-          <w:rFonts w:hint="eastAsia"/>
+          <w:rFonts w:hint="eastAsia" w:eastAsia="黑体"/>
         </w:rPr>
         <w:t xml:space="preserve">接</w:t>
       </w:r>
       <w:r>
+        <w:rPr>
+          <w:rFonts w:eastAsia="黑体"/>
+        </w:rPr>
         <w:t xml:space="preserve"> </w:t>
       </w:r>
       <w:r>
         <w:rPr>
-          <w:rFonts w:hint="eastAsia"/>
+          <w:rFonts w:hint="eastAsia" w:eastAsia="黑体"/>
         </w:rPr>
         <w:t xml:space="preserve">+VCC、负电源脚</w:t>
       </w:r>
       <w:r>
+        <w:rPr>
+          <w:rFonts w:eastAsia="黑体"/>
+        </w:rPr>
         <w:t xml:space="preserve"> V− </w:t>
       </w:r>
       <w:r>
         <w:rPr>
-          <w:rFonts w:hint="eastAsia"/>
+          <w:rFonts w:hint="eastAsia" w:eastAsia="黑体"/>
         </w:rPr>
         <w:t xml:space="preserve">接</w:t>
       </w:r>
       <w:r>
+        <w:rPr>
+          <w:rFonts w:eastAsia="黑体"/>
+        </w:rPr>
         <w:t xml:space="preserve"> </w:t>
       </w:r>
       <w:r>
         <w:rPr>
-          <w:rFonts w:hint="eastAsia"/>
+          <w:rFonts w:hint="eastAsia" w:eastAsia="黑体"/>
         </w:rPr>
         <w:t xml:space="preserve">−VEE（或地）；</w:t>
       </w:r>
       <w:r>
         <w:rPr>
-          <w:rFonts w:hint="eastAsia"/>
+          <w:rFonts w:hint="eastAsia" w:eastAsia="黑体"/>
           <w:b/>
           <w:bCs/>
         </w:rPr>
         <w:t xml:space="preserve">输出接口</w:t>
       </w:r>
       <w:r>
+        <w:rPr>
+          <w:rFonts w:eastAsia="黑体"/>
+        </w:rPr>
         <w:t xml:space="preserve"> </w:t>
       </w:r>
       <w:r>
         <w:rPr>
-          <w:rFonts w:hint="eastAsia"/>
+          <w:rFonts w:hint="eastAsia" w:eastAsia="黑体"/>
         </w:rPr>
         <w:t xml:space="preserve">接节点⑤。磁簧开关或开关型霍尔（如</w:t>
       </w:r>
       <w:r>
+        <w:rPr>
+          <w:rFonts w:eastAsia="黑体"/>
+        </w:rPr>
         <w:t xml:space="preserve"> </w:t>
       </w:r>
       <w:r>
         <w:rPr>
-          <w:rFonts w:hint="eastAsia"/>
+          <w:rFonts w:hint="eastAsia" w:eastAsia="黑体"/>
         </w:rPr>
         <w:t xml:space="preserve">A3144）内部已含比较与迟滞，直接输出上下拉的开关信号。</w:t>
       </w:r>
@@ -684,11 +801,14 @@
       <w:pPr/>
       <w:r>
         <w:rPr>
-          <w:rFonts w:hint="eastAsia"/>
+          <w:rFonts w:hint="eastAsia" w:eastAsia="黑体"/>
         </w:rPr>
         <w:t xml:space="preserve">由此构成”磁敏元件在偏置电流下产出与磁感应强度成正比的霍尔电压（磁阻则为阻值变化），经差分放大或比较后输出模拟电压或开关量”的磁场检测组态，线性型</w:t>
       </w:r>
       <w:r>
+        <w:rPr>
+          <w:rFonts w:eastAsia="黑体"/>
+        </w:rPr>
         <w:t xml:space="preserve"> </w:t>
       </w:r>
       <m:oMath>
@@ -743,7 +863,7 @@
       </m:oMath>
       <w:r>
         <w:rPr>
-          <w:rFonts w:hint="eastAsia"/>
+          <w:rFonts w:hint="eastAsia" w:eastAsia="黑体"/>
         </w:rPr>
         <w:t xml:space="preserve">，开关型内部比较并带滞回。</w:t>
       </w:r>
@@ -756,7 +876,7 @@
       </w:pPr>
       <w:r>
         <w:rPr>
-          <w:rFonts w:hint="eastAsia"/>
+          <w:rFonts w:hint="eastAsia" w:eastAsia="黑体"/>
         </w:rPr>
         <w:t xml:space="preserve">工作原理</w:t>
       </w:r>
@@ -767,11 +887,14 @@
       </w:pPr>
       <w:r>
         <w:rPr>
-          <w:rFonts w:hint="eastAsia"/>
+          <w:rFonts w:hint="eastAsia" w:eastAsia="黑体"/>
         </w:rPr>
         <w:t xml:space="preserve">以霍尔元件为例：磁场作用下载流子受洛伦兹力偏转，在元件两侧产生霍尔电压</w:t>
       </w:r>
       <w:r>
+        <w:rPr>
+          <w:rFonts w:eastAsia="黑体"/>
+        </w:rPr>
         <w:t xml:space="preserve"> </w:t>
       </w:r>
       <m:oMath>
@@ -790,7 +913,7 @@
       </m:oMath>
       <w:r>
         <w:rPr>
-          <w:rFonts w:hint="eastAsia"/>
+          <w:rFonts w:hint="eastAsia" w:eastAsia="黑体"/>
         </w:rPr>
         <w:t xml:space="preserve">，其大小与磁场和偏置电流成正比；磁阻元件则因磁场改变材料电阻。电路把该信号放大或与阈值比较后输出。</w:t>
       </w:r>
@@ -803,7 +926,7 @@
       </w:pPr>
       <w:r>
         <w:rPr>
-          <w:rFonts w:hint="eastAsia"/>
+          <w:rFonts w:hint="eastAsia" w:eastAsia="黑体"/>
         </w:rPr>
         <w:t xml:space="preserve">关键计算公式</w:t>
       </w:r>
@@ -817,7 +940,7 @@
       </w:pPr>
       <w:r>
         <w:rPr>
-          <w:rFonts w:hint="eastAsia"/>
+          <w:rFonts w:hint="eastAsia" w:eastAsia="黑体"/>
         </w:rPr>
         <w:t xml:space="preserve">霍尔电压：</w:t>
       </w:r>
@@ -892,7 +1015,7 @@
       </w:pPr>
       <w:r>
         <w:rPr>
-          <w:rFonts w:hint="eastAsia"/>
+          <w:rFonts w:hint="eastAsia" w:eastAsia="黑体"/>
         </w:rPr>
         <w:t xml:space="preserve">霍尔灵敏度：</w:t>
       </w:r>
@@ -961,7 +1084,7 @@
       </w:pPr>
       <w:r>
         <w:rPr>
-          <w:rFonts w:hint="eastAsia"/>
+          <w:rFonts w:hint="eastAsia" w:eastAsia="黑体"/>
         </w:rPr>
         <w:t xml:space="preserve">磁感应强度（长直导线附近）：</w:t>
       </w:r>
@@ -1052,7 +1175,7 @@
             </w:pPr>
             <w:r>
               <w:rPr>
-                <w:rFonts w:hint="eastAsia"/>
+                <w:rFonts w:hint="eastAsia" w:eastAsia="黑体"/>
               </w:rPr>
               <w:t xml:space="preserve">符号</w:t>
             </w:r>
@@ -1066,7 +1189,7 @@
             </w:pPr>
             <w:r>
               <w:rPr>
-                <w:rFonts w:hint="eastAsia"/>
+                <w:rFonts w:hint="eastAsia" w:eastAsia="黑体"/>
               </w:rPr>
               <w:t xml:space="preserve">含义</w:t>
             </w:r>
@@ -1080,7 +1203,7 @@
             </w:pPr>
             <w:r>
               <w:rPr>
-                <w:rFonts w:hint="eastAsia"/>
+                <w:rFonts w:hint="eastAsia" w:eastAsia="黑体"/>
               </w:rPr>
               <w:t xml:space="preserve">单位</w:t>
             </w:r>
@@ -1109,6 +1232,9 @@
               </m:sSub>
             </m:oMath>
             <w:r>
+              <w:rPr>
+                <w:rFonts w:eastAsia="黑体"/>
+              </w:rPr>
               <w:t xml:space="preserve">​</w:t>
             </w:r>
           </w:p>
@@ -1121,7 +1247,7 @@
             </w:pPr>
             <w:r>
               <w:rPr>
-                <w:rFonts w:hint="eastAsia"/>
+                <w:rFonts w:hint="eastAsia" w:eastAsia="黑体"/>
               </w:rPr>
               <w:t xml:space="preserve">霍尔电压</w:t>
             </w:r>
@@ -1134,6 +1260,9 @@
               <w:pStyle w:val="Compact"/>
             </w:pPr>
             <w:r>
+              <w:rPr>
+                <w:rFonts w:eastAsia="黑体"/>
+              </w:rPr>
               <w:t xml:space="preserve">V</w:t>
             </w:r>
           </w:p>
@@ -1161,6 +1290,9 @@
               </m:sSub>
             </m:oMath>
             <w:r>
+              <w:rPr>
+                <w:rFonts w:eastAsia="黑体"/>
+              </w:rPr>
               <w:t xml:space="preserve">​</w:t>
             </w:r>
           </w:p>
@@ -1173,7 +1305,7 @@
             </w:pPr>
             <w:r>
               <w:rPr>
-                <w:rFonts w:hint="eastAsia"/>
+                <w:rFonts w:hint="eastAsia" w:eastAsia="黑体"/>
               </w:rPr>
               <w:t xml:space="preserve">霍尔系数</w:t>
             </w:r>
@@ -1186,6 +1318,9 @@
               <w:pStyle w:val="Compact"/>
             </w:pPr>
             <w:r>
+              <w:rPr>
+                <w:rFonts w:eastAsia="黑体"/>
+              </w:rPr>
               <w:t xml:space="preserve">m³/(A·s)</w:t>
             </w:r>
           </w:p>
@@ -1204,6 +1339,9 @@
               </m:r>
             </m:oMath>
             <w:r>
+              <w:rPr>
+                <w:rFonts w:eastAsia="黑体"/>
+              </w:rPr>
               <w:t xml:space="preserve">​</w:t>
             </w:r>
           </w:p>
@@ -1216,7 +1354,7 @@
             </w:pPr>
             <w:r>
               <w:rPr>
-                <w:rFonts w:hint="eastAsia"/>
+                <w:rFonts w:hint="eastAsia" w:eastAsia="黑体"/>
               </w:rPr>
               <w:t xml:space="preserve">偏置电流</w:t>
             </w:r>
@@ -1229,6 +1367,9 @@
               <w:pStyle w:val="Compact"/>
             </w:pPr>
             <w:r>
+              <w:rPr>
+                <w:rFonts w:eastAsia="黑体"/>
+              </w:rPr>
               <w:t xml:space="preserve">A</w:t>
             </w:r>
           </w:p>
@@ -1247,6 +1388,9 @@
               </m:r>
             </m:oMath>
             <w:r>
+              <w:rPr>
+                <w:rFonts w:eastAsia="黑体"/>
+              </w:rPr>
               <w:t xml:space="preserve">​</w:t>
             </w:r>
           </w:p>
@@ -1259,7 +1403,7 @@
             </w:pPr>
             <w:r>
               <w:rPr>
-                <w:rFonts w:hint="eastAsia"/>
+                <w:rFonts w:hint="eastAsia" w:eastAsia="黑体"/>
               </w:rPr>
               <w:t xml:space="preserve">磁感应强度</w:t>
             </w:r>
@@ -1272,6 +1416,9 @@
               <w:pStyle w:val="Compact"/>
             </w:pPr>
             <w:r>
+              <w:rPr>
+                <w:rFonts w:eastAsia="黑体"/>
+              </w:rPr>
               <w:t xml:space="preserve">T</w:t>
             </w:r>
           </w:p>
@@ -1290,6 +1437,9 @@
               </m:r>
             </m:oMath>
             <w:r>
+              <w:rPr>
+                <w:rFonts w:eastAsia="黑体"/>
+              </w:rPr>
               <w:t xml:space="preserve">​</w:t>
             </w:r>
           </w:p>
@@ -1302,7 +1452,7 @@
             </w:pPr>
             <w:r>
               <w:rPr>
-                <w:rFonts w:hint="eastAsia"/>
+                <w:rFonts w:hint="eastAsia" w:eastAsia="黑体"/>
               </w:rPr>
               <w:t xml:space="preserve">霍尔片厚度</w:t>
             </w:r>
@@ -1315,6 +1465,9 @@
               <w:pStyle w:val="Compact"/>
             </w:pPr>
             <w:r>
+              <w:rPr>
+                <w:rFonts w:eastAsia="黑体"/>
+              </w:rPr>
               <w:t xml:space="preserve">m</w:t>
             </w:r>
           </w:p>
@@ -1342,6 +1495,9 @@
               </m:sSub>
             </m:oMath>
             <w:r>
+              <w:rPr>
+                <w:rFonts w:eastAsia="黑体"/>
+              </w:rPr>
               <w:t xml:space="preserve">​</w:t>
             </w:r>
           </w:p>
@@ -1354,7 +1510,7 @@
             </w:pPr>
             <w:r>
               <w:rPr>
-                <w:rFonts w:hint="eastAsia"/>
+                <w:rFonts w:hint="eastAsia" w:eastAsia="黑体"/>
               </w:rPr>
               <w:t xml:space="preserve">真空磁导率（</w:t>
             </w:r>
@@ -1392,7 +1548,7 @@
             </m:oMath>
             <w:r>
               <w:rPr>
-                <w:rFonts w:hint="eastAsia"/>
+                <w:rFonts w:hint="eastAsia" w:eastAsia="黑体"/>
               </w:rPr>
               <w:t xml:space="preserve">）</w:t>
             </w:r>
@@ -1405,6 +1561,9 @@
               <w:pStyle w:val="Compact"/>
             </w:pPr>
             <w:r>
+              <w:rPr>
+                <w:rFonts w:eastAsia="黑体"/>
+              </w:rPr>
               <w:t xml:space="preserve">H/m</w:t>
             </w:r>
           </w:p>
@@ -1423,6 +1582,9 @@
               </m:r>
             </m:oMath>
             <w:r>
+              <w:rPr>
+                <w:rFonts w:eastAsia="黑体"/>
+              </w:rPr>
               <w:t xml:space="preserve">​</w:t>
             </w:r>
           </w:p>
@@ -1435,7 +1597,7 @@
             </w:pPr>
             <w:r>
               <w:rPr>
-                <w:rFonts w:hint="eastAsia"/>
+                <w:rFonts w:hint="eastAsia" w:eastAsia="黑体"/>
               </w:rPr>
               <w:t xml:space="preserve">到导线距离</w:t>
             </w:r>
@@ -1448,6 +1610,9 @@
               <w:pStyle w:val="Compact"/>
             </w:pPr>
             <w:r>
+              <w:rPr>
+                <w:rFonts w:eastAsia="黑体"/>
+              </w:rPr>
               <w:t xml:space="preserve">m</w:t>
             </w:r>
           </w:p>
@@ -1462,7 +1627,7 @@
       </w:pPr>
       <w:r>
         <w:rPr>
-          <w:rFonts w:hint="eastAsia"/>
+          <w:rFonts w:hint="eastAsia" w:eastAsia="黑体"/>
         </w:rPr>
         <w:t xml:space="preserve">元件调整影响</w:t>
       </w:r>
@@ -1477,7 +1642,7 @@
       </w:pPr>
       <w:r>
         <w:rPr>
-          <w:rFonts w:hint="eastAsia"/>
+          <w:rFonts w:hint="eastAsia" w:eastAsia="黑体"/>
           <w:b/>
           <w:bCs/>
         </w:rPr>
@@ -1485,6 +1650,7 @@
       </w:r>
       <w:r>
         <w:rPr>
+          <w:rFonts w:eastAsia="黑体"/>
           <w:b/>
           <w:bCs/>
         </w:rPr>
@@ -1497,6 +1663,7 @@
       </m:oMath>
       <w:r>
         <w:rPr>
+          <w:rFonts w:eastAsia="黑体"/>
           <w:b/>
           <w:bCs/>
         </w:rPr>
@@ -1504,30 +1671,39 @@
       </w:r>
       <w:r>
         <w:rPr>
-          <w:rFonts w:hint="eastAsia"/>
+          <w:rFonts w:hint="eastAsia" w:eastAsia="黑体"/>
           <w:b/>
           <w:bCs/>
         </w:rPr>
         <w:t xml:space="preserve">增大</w:t>
       </w:r>
       <w:r>
+        <w:rPr>
+          <w:rFonts w:eastAsia="黑体"/>
+        </w:rPr>
         <w:t xml:space="preserve"> </w:t>
       </w:r>
       <w:r>
+        <w:rPr>
+          <w:rFonts w:eastAsia="黑体"/>
+        </w:rPr>
         <w:t xml:space="preserve">→ </w:t>
       </w:r>
       <w:r>
         <w:rPr>
-          <w:rFonts w:hint="eastAsia"/>
+          <w:rFonts w:hint="eastAsia" w:eastAsia="黑体"/>
         </w:rPr>
         <w:t xml:space="preserve">霍尔电压</w:t>
       </w:r>
       <w:r>
+        <w:rPr>
+          <w:rFonts w:eastAsia="黑体"/>
+        </w:rPr>
         <w:t xml:space="preserve"> / </w:t>
       </w:r>
       <w:r>
         <w:rPr>
-          <w:rFonts w:hint="eastAsia"/>
+          <w:rFonts w:hint="eastAsia" w:eastAsia="黑体"/>
         </w:rPr>
         <w:t xml:space="preserve">灵敏度提高，但功耗与自热增加。</w:t>
       </w:r>
@@ -1542,21 +1718,27 @@
       </w:pPr>
       <w:r>
         <w:rPr>
-          <w:rFonts w:hint="eastAsia"/>
+          <w:rFonts w:hint="eastAsia" w:eastAsia="黑体"/>
           <w:b/>
           <w:bCs/>
         </w:rPr>
         <w:t xml:space="preserve">磁铁与传感器气隙减小</w:t>
       </w:r>
       <w:r>
+        <w:rPr>
+          <w:rFonts w:eastAsia="黑体"/>
+        </w:rPr>
         <w:t xml:space="preserve"> </w:t>
       </w:r>
       <w:r>
+        <w:rPr>
+          <w:rFonts w:eastAsia="黑体"/>
+        </w:rPr>
         <w:t xml:space="preserve">→ </w:t>
       </w:r>
       <w:r>
         <w:rPr>
-          <w:rFonts w:hint="eastAsia"/>
+          <w:rFonts w:hint="eastAsia" w:eastAsia="黑体"/>
         </w:rPr>
         <w:t xml:space="preserve">磁场增强，输出更稳定。</w:t>
       </w:r>
@@ -1571,21 +1753,27 @@
       </w:pPr>
       <w:r>
         <w:rPr>
-          <w:rFonts w:hint="eastAsia"/>
+          <w:rFonts w:hint="eastAsia" w:eastAsia="黑体"/>
           <w:b/>
           <w:bCs/>
         </w:rPr>
         <w:t xml:space="preserve">放大增益增大</w:t>
       </w:r>
       <w:r>
+        <w:rPr>
+          <w:rFonts w:eastAsia="黑体"/>
+        </w:rPr>
         <w:t xml:space="preserve"> </w:t>
       </w:r>
       <w:r>
+        <w:rPr>
+          <w:rFonts w:eastAsia="黑体"/>
+        </w:rPr>
         <w:t xml:space="preserve">→ </w:t>
       </w:r>
       <w:r>
         <w:rPr>
-          <w:rFonts w:hint="eastAsia"/>
+          <w:rFonts w:hint="eastAsia" w:eastAsia="黑体"/>
         </w:rPr>
         <w:t xml:space="preserve">弱磁场可检测，但噪声放大。</w:t>
       </w:r>
@@ -1600,7 +1788,7 @@
       </w:pPr>
       <w:r>
         <w:rPr>
-          <w:rFonts w:hint="eastAsia"/>
+          <w:rFonts w:hint="eastAsia" w:eastAsia="黑体"/>
           <w:b/>
           <w:bCs/>
         </w:rPr>
@@ -1608,6 +1796,7 @@
       </w:r>
       <w:r>
         <w:rPr>
+          <w:rFonts w:eastAsia="黑体"/>
           <w:b/>
           <w:bCs/>
         </w:rPr>
@@ -1615,21 +1804,27 @@
       </w:r>
       <w:r>
         <w:rPr>
-          <w:rFonts w:hint="eastAsia"/>
+          <w:rFonts w:hint="eastAsia" w:eastAsia="黑体"/>
           <w:b/>
           <w:bCs/>
         </w:rPr>
         <w:t xml:space="preserve">InSb/GaAs）</w:t>
       </w:r>
       <w:r>
+        <w:rPr>
+          <w:rFonts w:eastAsia="黑体"/>
+        </w:rPr>
         <w:t xml:space="preserve"> </w:t>
       </w:r>
       <w:r>
+        <w:rPr>
+          <w:rFonts w:eastAsia="黑体"/>
+        </w:rPr>
         <w:t xml:space="preserve">→ </w:t>
       </w:r>
       <w:r>
         <w:rPr>
-          <w:rFonts w:hint="eastAsia"/>
+          <w:rFonts w:hint="eastAsia" w:eastAsia="黑体"/>
         </w:rPr>
         <w:t xml:space="preserve">灵敏度提高。</w:t>
       </w:r>
@@ -1642,7 +1837,7 @@
       </w:pPr>
       <w:r>
         <w:rPr>
-          <w:rFonts w:hint="eastAsia"/>
+          <w:rFonts w:hint="eastAsia" w:eastAsia="黑体"/>
         </w:rPr>
         <w:t xml:space="preserve">典型参数示例</w:t>
       </w:r>
@@ -1657,11 +1852,14 @@
       </w:pPr>
       <w:r>
         <w:rPr>
-          <w:rFonts w:hint="eastAsia"/>
+          <w:rFonts w:hint="eastAsia" w:eastAsia="黑体"/>
         </w:rPr>
         <w:t xml:space="preserve">霍尔灵敏度</w:t>
       </w:r>
       <w:r>
+        <w:rPr>
+          <w:rFonts w:eastAsia="黑体"/>
+        </w:rPr>
         <w:t xml:space="preserve"> </w:t>
       </w:r>
       <m:oMath>
@@ -1718,11 +1916,14 @@
       </m:oMath>
       <w:r>
         <w:rPr>
-          <w:rFonts w:hint="eastAsia"/>
+          <w:rFonts w:hint="eastAsia" w:eastAsia="黑体"/>
         </w:rPr>
         <w:t xml:space="preserve">，磁场</w:t>
       </w:r>
       <w:r>
+        <w:rPr>
+          <w:rFonts w:eastAsia="黑体"/>
+        </w:rPr>
         <w:t xml:space="preserve"> </w:t>
       </w:r>
       <m:oMath>
@@ -1751,7 +1952,7 @@
       </m:oMath>
       <w:r>
         <w:rPr>
-          <w:rFonts w:hint="eastAsia"/>
+          <w:rFonts w:hint="eastAsia" w:eastAsia="黑体"/>
         </w:rPr>
         <w:t xml:space="preserve">：</w:t>
       </w:r>
@@ -1807,6 +2008,9 @@
         </m:r>
       </m:oMath>
       <w:r>
+        <w:rPr>
+          <w:rFonts w:eastAsia="黑体"/>
+        </w:rPr>
         <w:t xml:space="preserve">。</w:t>
       </w:r>
     </w:p>
@@ -1820,11 +2024,14 @@
       </w:pPr>
       <w:r>
         <w:rPr>
-          <w:rFonts w:hint="eastAsia"/>
+          <w:rFonts w:hint="eastAsia" w:eastAsia="黑体"/>
         </w:rPr>
         <w:t xml:space="preserve">电流</w:t>
       </w:r>
       <w:r>
+        <w:rPr>
+          <w:rFonts w:eastAsia="黑体"/>
+        </w:rPr>
         <w:t xml:space="preserve"> </w:t>
       </w:r>
       <m:oMath>
@@ -1853,11 +2060,14 @@
       </m:oMath>
       <w:r>
         <w:rPr>
-          <w:rFonts w:hint="eastAsia"/>
+          <w:rFonts w:hint="eastAsia" w:eastAsia="黑体"/>
         </w:rPr>
         <w:t xml:space="preserve">、距导线</w:t>
       </w:r>
       <w:r>
+        <w:rPr>
+          <w:rFonts w:eastAsia="黑体"/>
+        </w:rPr>
         <w:t xml:space="preserve"> </w:t>
       </w:r>
       <m:oMath>
@@ -1905,7 +2115,7 @@
       </m:oMath>
       <w:r>
         <w:rPr>
-          <w:rFonts w:hint="eastAsia"/>
+          <w:rFonts w:hint="eastAsia" w:eastAsia="黑体"/>
         </w:rPr>
         <w:t xml:space="preserve">：</w:t>
       </w:r>
@@ -2046,6 +2256,9 @@
         </m:r>
       </m:oMath>
       <w:r>
+        <w:rPr>
+          <w:rFonts w:eastAsia="黑体"/>
+        </w:rPr>
         <w:t xml:space="preserve">。</w:t>
       </w:r>
     </w:p>
@@ -2057,7 +2270,7 @@
       </w:pPr>
       <w:r>
         <w:rPr>
-          <w:rFonts w:hint="eastAsia"/>
+          <w:rFonts w:hint="eastAsia" w:eastAsia="黑体"/>
         </w:rPr>
         <w:t xml:space="preserve">常见器件型号</w:t>
       </w:r>
@@ -2072,7 +2285,7 @@
       </w:pPr>
       <w:r>
         <w:rPr>
-          <w:rFonts w:hint="eastAsia"/>
+          <w:rFonts w:hint="eastAsia" w:eastAsia="黑体"/>
         </w:rPr>
         <w:t xml:space="preserve">开关型霍尔：A3144、SS49E（线型）、OH44E。</w:t>
       </w:r>
@@ -2087,7 +2300,7 @@
       </w:pPr>
       <w:r>
         <w:rPr>
-          <w:rFonts w:hint="eastAsia"/>
+          <w:rFonts w:hint="eastAsia" w:eastAsia="黑体"/>
         </w:rPr>
         <w:t xml:space="preserve">磁阻传感器：HMC1021（AMR）。</w:t>
       </w:r>
@@ -2102,7 +2315,7 @@
       </w:pPr>
       <w:r>
         <w:rPr>
-          <w:rFonts w:hint="eastAsia"/>
+          <w:rFonts w:hint="eastAsia" w:eastAsia="黑体"/>
         </w:rPr>
         <w:t xml:space="preserve">集成电流传感：ACS712、ACS758。</w:t>
       </w:r>
@@ -2115,7 +2328,7 @@
       </w:pPr>
       <w:r>
         <w:rPr>
-          <w:rFonts w:hint="eastAsia"/>
+          <w:rFonts w:hint="eastAsia" w:eastAsia="黑体"/>
         </w:rPr>
         <w:t xml:space="preserve">注意事项</w:t>
       </w:r>
@@ -2130,7 +2343,7 @@
       </w:pPr>
       <w:r>
         <w:rPr>
-          <w:rFonts w:hint="eastAsia"/>
+          <w:rFonts w:hint="eastAsia" w:eastAsia="黑体"/>
         </w:rPr>
         <w:t xml:space="preserve">霍尔元件输出有失调与温漂，需校准或选带温度补偿的型号。</w:t>
       </w:r>
@@ -2145,7 +2358,7 @@
       </w:pPr>
       <w:r>
         <w:rPr>
-          <w:rFonts w:hint="eastAsia"/>
+          <w:rFonts w:hint="eastAsia" w:eastAsia="黑体"/>
         </w:rPr>
         <w:t xml:space="preserve">磁场方向与传感器敏感轴必须对齐，否则灵敏度下降。</w:t>
       </w:r>
@@ -2160,7 +2373,7 @@
       </w:pPr>
       <w:r>
         <w:rPr>
-          <w:rFonts w:hint="eastAsia"/>
+          <w:rFonts w:hint="eastAsia" w:eastAsia="黑体"/>
         </w:rPr>
         <w:t xml:space="preserve">邻近强磁或导磁体、电机漏磁会干扰测量，需合理布局与屏蔽。</w:t>
       </w:r>
@@ -2173,7 +2386,7 @@
       </w:pPr>
       <w:r>
         <w:rPr>
-          <w:rFonts w:hint="eastAsia"/>
+          <w:rFonts w:hint="eastAsia" w:eastAsia="黑体"/>
         </w:rPr>
         <w:t xml:space="preserve">参考资料</w:t>
       </w:r>
@@ -2187,6 +2400,9 @@
         </w:numPr>
       </w:pPr>
       <w:r>
+        <w:rPr>
+          <w:rFonts w:eastAsia="黑体"/>
+        </w:rPr>
         <w:t xml:space="preserve">Wikipedia: Hall effect sensor / Magnetoresistance。</w:t>
       </w:r>
     </w:p>
@@ -2199,11 +2415,14 @@
         </w:numPr>
       </w:pPr>
       <w:r>
+        <w:rPr>
+          <w:rFonts w:eastAsia="黑体"/>
+        </w:rPr>
         <w:t xml:space="preserve">Allegro A3144 / ACS712 </w:t>
       </w:r>
       <w:r>
         <w:rPr>
-          <w:rFonts w:hint="eastAsia"/>
+          <w:rFonts w:hint="eastAsia" w:eastAsia="黑体"/>
         </w:rPr>
         <w:t xml:space="preserve">数据手册。</w:t>
       </w:r>
@@ -2217,11 +2436,14 @@
         </w:numPr>
       </w:pPr>
       <w:r>
+        <w:rPr>
+          <w:rFonts w:eastAsia="黑体"/>
+        </w:rPr>
         <w:t xml:space="preserve">Honeywell HMC1021 </w:t>
       </w:r>
       <w:r>
         <w:rPr>
-          <w:rFonts w:hint="eastAsia"/>
+          <w:rFonts w:hint="eastAsia" w:eastAsia="黑体"/>
         </w:rPr>
         <w:t xml:space="preserve">数据手册。</w:t>
       </w:r>
@@ -2235,11 +2457,11 @@
       </w:pPr>
       <w:r>
         <w:rPr>
-          <w:rFonts w:ascii="Times New Roman" w:hAnsi="Times New Roman"/>
+          <w:rFonts w:ascii="Times New Roman" w:hAnsi="Times New Roman" w:eastAsia="黑体"/>
           <w:color w:val="555555"/>
           <w:sz w:val="21"/>
         </w:rPr>
-        <w:t>材料收集者：杜文杰</w:t>
+        <w:t>材料收集者：杜文杰，WX手机：19519196569，QQ:3478827729</w:t>
       </w:r>
     </w:p>
     <w:sectPr>
@@ -2259,7 +2481,7 @@
 </file>
 
 <file path=word/footer1.xml><?xml version="1.0" encoding="utf-8"?>
-<w:ftr xmlns:m="http://schemas.openxmlformats.org/officeDocument/2006/math" xmlns:mc="http://schemas.openxmlformats.org/markup-compatibility/2006" xmlns:mo="http://schemas.microsoft.com/office/mac/office/2008/main" xmlns:mv="urn:schemas-microsoft-com:mac:vml" xmlns:o="urn:schemas-microsoft-com:office:office" xmlns:r="http://schemas.openxmlformats.org/officeDocument/2006/relationships" xmlns:v="urn:schemas-microsoft-com:vml" xmlns:w10="urn:schemas-microsoft-com:office:word" xmlns:w14="http://schemas.microsoft.com/office/word/2010/wordml" xmlns:w="http://schemas.openxmlformats.org/wordprocessingml/2006/main" xmlns:wne="http://schemas.microsoft.com/office/word/2006/wordml" xmlns:wp14="http://schemas.microsoft.com/office/word/2010/wordprocessingDrawing" xmlns:wp="http://schemas.openxmlformats.org/drawingml/2006/wordprocessingDrawing" xmlns:wpc="http://schemas.microsoft.com/office/word/2010/wordprocessingCanvas" xmlns:wpg="http://schemas.microsoft.com/office/word/2010/wordprocessingGroup" xmlns:wpi="http://schemas.microsoft.com/office/word/2010/wordprocessingInk" xmlns:wps="http://schemas.microsoft.com/office/word/2010/wordprocessingShape" mc:Ignorable="w14 wp14">
+<w:ftr xmlns:mc="http://schemas.openxmlformats.org/markup-compatibility/2006" xmlns:w="http://schemas.openxmlformats.org/wordprocessingml/2006/main" xmlns:m="http://schemas.openxmlformats.org/officeDocument/2006/math" xmlns:mo="http://schemas.microsoft.com/office/mac/office/2008/main" xmlns:mv="urn:schemas-microsoft-com:mac:vml" xmlns:o="urn:schemas-microsoft-com:office:office" xmlns:r="http://schemas.openxmlformats.org/officeDocument/2006/relationships" xmlns:v="urn:schemas-microsoft-com:vml" xmlns:w10="urn:schemas-microsoft-com:office:word" xmlns:w14="http://schemas.microsoft.com/office/word/2010/wordml" xmlns:wne="http://schemas.microsoft.com/office/word/2006/wordml" xmlns:wp14="http://schemas.microsoft.com/office/word/2010/wordprocessingDrawing" xmlns:wp="http://schemas.openxmlformats.org/drawingml/2006/wordprocessingDrawing" xmlns:wpc="http://schemas.microsoft.com/office/word/2010/wordprocessingCanvas" xmlns:wpg="http://schemas.microsoft.com/office/word/2010/wordprocessingGroup" xmlns:wpi="http://schemas.microsoft.com/office/word/2010/wordprocessingInk" xmlns:wps="http://schemas.microsoft.com/office/word/2010/wordprocessingShape" mc:Ignorable="w14 wp14">
   <w:p>
     <w:pPr>
       <w:pStyle w:val="Footer"/>
@@ -2267,12 +2489,14 @@
     </w:pPr>
     <w:r>
       <w:rPr>
+        <w:rFonts w:eastAsia="黑体"/>
         <w:sz w:val="18"/>
       </w:rPr>
       <w:t xml:space="preserve">第 </w:t>
     </w:r>
     <w:r>
       <w:rPr>
+        <w:rFonts w:eastAsia="黑体"/>
         <w:sz w:val="18"/>
       </w:rPr>
       <w:fldChar w:fldCharType="begin"/>
@@ -2281,6 +2505,7 @@
     </w:r>
     <w:r>
       <w:rPr>
+        <w:rFonts w:eastAsia="黑体"/>
         <w:sz w:val="18"/>
       </w:rPr>
       <w:t xml:space="preserve"> 页</w:t>
@@ -2294,6 +2519,9 @@
   <w:footnote w:type="continuationSeparator" w:id="0">
     <w:p>
       <w:r>
+        <w:rPr>
+          <w:rFonts w:eastAsia="黑体"/>
+        </w:rPr>
         <w:continuationSeparator/>
       </w:r>
     </w:p>
@@ -2301,6 +2529,9 @@
   <w:footnote w:type="separator" w:id="-1">
     <w:p>
       <w:r>
+        <w:rPr>
+          <w:rFonts w:eastAsia="黑体"/>
+        </w:rPr>
         <w:separator/>
       </w:r>
     </w:p>
@@ -2309,7 +2540,7 @@
 </file>
 
 <file path=word/header1.xml><?xml version="1.0" encoding="utf-8"?>
-<w:hdr xmlns:m="http://schemas.openxmlformats.org/officeDocument/2006/math" xmlns:mc="http://schemas.openxmlformats.org/markup-compatibility/2006" xmlns:mo="http://schemas.microsoft.com/office/mac/office/2008/main" xmlns:mv="urn:schemas-microsoft-com:mac:vml" xmlns:o="urn:schemas-microsoft-com:office:office" xmlns:r="http://schemas.openxmlformats.org/officeDocument/2006/relationships" xmlns:v="urn:schemas-microsoft-com:vml" xmlns:w10="urn:schemas-microsoft-com:office:word" xmlns:w14="http://schemas.microsoft.com/office/word/2010/wordml" xmlns:w="http://schemas.openxmlformats.org/wordprocessingml/2006/main" xmlns:wne="http://schemas.microsoft.com/office/word/2006/wordml" xmlns:wp14="http://schemas.microsoft.com/office/word/2010/wordprocessingDrawing" xmlns:wp="http://schemas.openxmlformats.org/drawingml/2006/wordprocessingDrawing" xmlns:wpc="http://schemas.microsoft.com/office/word/2010/wordprocessingCanvas" xmlns:wpg="http://schemas.microsoft.com/office/word/2010/wordprocessingGroup" xmlns:wpi="http://schemas.microsoft.com/office/word/2010/wordprocessingInk" xmlns:wps="http://schemas.microsoft.com/office/word/2010/wordprocessingShape" mc:Ignorable="w14 wp14">
+<w:hdr xmlns:mc="http://schemas.openxmlformats.org/markup-compatibility/2006" xmlns:w="http://schemas.openxmlformats.org/wordprocessingml/2006/main" xmlns:m="http://schemas.openxmlformats.org/officeDocument/2006/math" xmlns:mo="http://schemas.microsoft.com/office/mac/office/2008/main" xmlns:mv="urn:schemas-microsoft-com:mac:vml" xmlns:o="urn:schemas-microsoft-com:office:office" xmlns:r="http://schemas.openxmlformats.org/officeDocument/2006/relationships" xmlns:v="urn:schemas-microsoft-com:vml" xmlns:w10="urn:schemas-microsoft-com:office:word" xmlns:w14="http://schemas.microsoft.com/office/word/2010/wordml" xmlns:wne="http://schemas.microsoft.com/office/word/2006/wordml" xmlns:wp14="http://schemas.microsoft.com/office/word/2010/wordprocessingDrawing" xmlns:wp="http://schemas.openxmlformats.org/drawingml/2006/wordprocessingDrawing" xmlns:wpc="http://schemas.microsoft.com/office/word/2010/wordprocessingCanvas" xmlns:wpg="http://schemas.microsoft.com/office/word/2010/wordprocessingGroup" xmlns:wpi="http://schemas.microsoft.com/office/word/2010/wordprocessingInk" xmlns:wps="http://schemas.microsoft.com/office/word/2010/wordprocessingShape" mc:Ignorable="w14 wp14">
   <w:p>
     <w:pPr>
       <w:pStyle w:val="Header"/>
@@ -2317,7 +2548,7 @@
     </w:pPr>
     <w:r>
       <w:rPr>
-        <w:rFonts w:ascii="Times New Roman" w:hAnsi="Times New Roman"/>
+        <w:rFonts w:ascii="Times New Roman" w:hAnsi="Times New Roman" w:eastAsia="黑体"/>
         <w:sz w:val="18"/>
         <w:rFonts w:eastAsia="黑体"/>
         <w:rFonts w:eastAsia="黑体"/>
@@ -2329,7 +2560,7 @@
 </file>
 
 <file path=word/numbering.xml><?xml version="1.0" encoding="utf-8"?>
-<w:numbering xmlns:m="http://schemas.openxmlformats.org/officeDocument/2006/math" xmlns:mc="http://schemas.openxmlformats.org/markup-compatibility/2006" xmlns:mo="http://schemas.microsoft.com/office/mac/office/2008/main" xmlns:mv="urn:schemas-microsoft-com:mac:vml" xmlns:o="urn:schemas-microsoft-com:office:office" xmlns:r="http://schemas.openxmlformats.org/officeDocument/2006/relationships" xmlns:v="urn:schemas-microsoft-com:vml" xmlns:w="http://schemas.openxmlformats.org/wordprocessingml/2006/main" xmlns:w10="urn:schemas-microsoft-com:office:word" xmlns:w14="http://schemas.microsoft.com/office/word/2010/wordml" xmlns:wne="http://schemas.microsoft.com/office/word/2006/wordml" xmlns:wp="http://schemas.openxmlformats.org/drawingml/2006/wordprocessingDrawing" xmlns:wp14="http://schemas.microsoft.com/office/word/2010/wordprocessingDrawing" xmlns:wpc="http://schemas.microsoft.com/office/word/2010/wordprocessingCanvas" xmlns:wpg="http://schemas.microsoft.com/office/word/2010/wordprocessingGroup" xmlns:wpi="http://schemas.microsoft.com/office/word/2010/wordprocessingInk" xmlns:wps="http://schemas.microsoft.com/office/word/2010/wordprocessingShape" mc:Ignorable="w14 wp14">
+<w:numbering xmlns:mc="http://schemas.openxmlformats.org/markup-compatibility/2006" xmlns:w="http://schemas.openxmlformats.org/wordprocessingml/2006/main" xmlns:m="http://schemas.openxmlformats.org/officeDocument/2006/math" xmlns:mo="http://schemas.microsoft.com/office/mac/office/2008/main" xmlns:mv="urn:schemas-microsoft-com:mac:vml" xmlns:o="urn:schemas-microsoft-com:office:office" xmlns:r="http://schemas.openxmlformats.org/officeDocument/2006/relationships" xmlns:v="urn:schemas-microsoft-com:vml" xmlns:w10="urn:schemas-microsoft-com:office:word" xmlns:w14="http://schemas.microsoft.com/office/word/2010/wordml" xmlns:wne="http://schemas.microsoft.com/office/word/2006/wordml" xmlns:wp="http://schemas.openxmlformats.org/drawingml/2006/wordprocessingDrawing" xmlns:wp14="http://schemas.microsoft.com/office/word/2010/wordprocessingDrawing" xmlns:wpc="http://schemas.microsoft.com/office/word/2010/wordprocessingCanvas" xmlns:wpg="http://schemas.microsoft.com/office/word/2010/wordprocessingGroup" xmlns:wpi="http://schemas.microsoft.com/office/word/2010/wordprocessingInk" xmlns:wps="http://schemas.microsoft.com/office/word/2010/wordprocessingShape" mc:Ignorable="w14 wp14">
   <w:abstractNum w:abstractNumId="0">
     <w:nsid w:val="FFFFFF7C"/>
     <w:multiLevelType w:val="singleLevel"/>
@@ -2416,7 +2647,7 @@
         <w:ind w:hanging="360" w:left="1440"/>
       </w:pPr>
       <w:rPr>
-        <w:rFonts w:ascii="Symbol" w:hAnsi="Symbol" w:hint="default"/>
+        <w:rFonts w:ascii="Symbol" w:hAnsi="Symbol" w:hint="default" w:eastAsia="黑体"/>
       </w:rPr>
     </w:lvl>
   </w:abstractNum>
@@ -2437,7 +2668,7 @@
         <w:ind w:hanging="360" w:left="1080"/>
       </w:pPr>
       <w:rPr>
-        <w:rFonts w:ascii="Symbol" w:hAnsi="Symbol" w:hint="default"/>
+        <w:rFonts w:ascii="Symbol" w:hAnsi="Symbol" w:hint="default" w:eastAsia="黑体"/>
       </w:rPr>
     </w:lvl>
   </w:abstractNum>
@@ -2458,7 +2689,7 @@
         <w:ind w:hanging="360" w:left="720"/>
       </w:pPr>
       <w:rPr>
-        <w:rFonts w:ascii="Symbol" w:hAnsi="Symbol" w:hint="default"/>
+        <w:rFonts w:ascii="Symbol" w:hAnsi="Symbol" w:hint="default" w:eastAsia="黑体"/>
       </w:rPr>
     </w:lvl>
   </w:abstractNum>
@@ -2497,7 +2728,7 @@
         <w:ind w:hanging="360" w:left="360"/>
       </w:pPr>
       <w:rPr>
-        <w:rFonts w:ascii="Symbol" w:hAnsi="Symbol" w:hint="default"/>
+        <w:rFonts w:ascii="Symbol" w:hAnsi="Symbol" w:hint="default" w:eastAsia="黑体"/>
       </w:rPr>
     </w:lvl>
   </w:abstractNum>
@@ -2588,7 +2819,7 @@
         <w:ind w:left="720" w:hanging="360"/>
       </w:pPr>
       <w:rPr>
-        <w:rFonts w:ascii="Symbol" w:hAnsi="Symbol" w:cs="Symbol" w:hint="default"/>
+        <w:rFonts w:ascii="Symbol" w:hAnsi="Symbol" w:cs="Symbol" w:hint="default" w:eastAsia="黑体"/>
       </w:rPr>
     </w:lvl>
     <w:lvl w:ilvl="1">
@@ -2599,7 +2830,7 @@
         <w:ind w:left="1440" w:hanging="360"/>
       </w:pPr>
       <w:rPr>
-        <w:rFonts w:ascii="Courier New" w:hAnsi="Courier New" w:cs="Courier New" w:hint="default"/>
+        <w:rFonts w:ascii="Courier New" w:hAnsi="Courier New" w:cs="Courier New" w:hint="default" w:eastAsia="黑体"/>
       </w:rPr>
     </w:lvl>
     <w:lvl w:ilvl="2">
@@ -2610,7 +2841,7 @@
         <w:ind w:left="2160" w:hanging="360"/>
       </w:pPr>
       <w:rPr>
-        <w:rFonts w:ascii="Wingdings" w:hAnsi="Wingdings" w:cs="Wingdings" w:hint="default"/>
+        <w:rFonts w:ascii="Wingdings" w:hAnsi="Wingdings" w:cs="Wingdings" w:hint="default" w:eastAsia="黑体"/>
       </w:rPr>
     </w:lvl>
     <w:lvl w:ilvl="3">
@@ -2621,7 +2852,7 @@
         <w:ind w:left="2880" w:hanging="360"/>
       </w:pPr>
       <w:rPr>
-        <w:rFonts w:ascii="Symbol" w:hAnsi="Symbol" w:cs="Symbol" w:hint="default"/>
+        <w:rFonts w:ascii="Symbol" w:hAnsi="Symbol" w:cs="Symbol" w:hint="default" w:eastAsia="黑体"/>
       </w:rPr>
     </w:lvl>
     <w:lvl w:ilvl="4">
@@ -2632,7 +2863,7 @@
         <w:ind w:left="3600" w:hanging="360"/>
       </w:pPr>
       <w:rPr>
-        <w:rFonts w:ascii="Courier New" w:hAnsi="Courier New" w:cs="Courier New" w:hint="default"/>
+        <w:rFonts w:ascii="Courier New" w:hAnsi="Courier New" w:cs="Courier New" w:hint="default" w:eastAsia="黑体"/>
       </w:rPr>
     </w:lvl>
     <w:lvl w:ilvl="5">
@@ -2643,7 +2874,7 @@
         <w:ind w:left="4320" w:hanging="360"/>
       </w:pPr>
       <w:rPr>
-        <w:rFonts w:ascii="Wingdings" w:hAnsi="Wingdings" w:cs="Wingdings" w:hint="default"/>
+        <w:rFonts w:ascii="Wingdings" w:hAnsi="Wingdings" w:cs="Wingdings" w:hint="default" w:eastAsia="黑体"/>
       </w:rPr>
     </w:lvl>
     <w:lvl w:ilvl="6">
@@ -2654,7 +2885,7 @@
         <w:ind w:left="5040" w:hanging="360"/>
       </w:pPr>
       <w:rPr>
-        <w:rFonts w:ascii="Symbol" w:hAnsi="Symbol" w:cs="Symbol" w:hint="default"/>
+        <w:rFonts w:ascii="Symbol" w:hAnsi="Symbol" w:cs="Symbol" w:hint="default" w:eastAsia="黑体"/>
       </w:rPr>
     </w:lvl>
     <w:lvl w:ilvl="7">
@@ -2665,7 +2896,7 @@
         <w:ind w:left="5760" w:hanging="360"/>
       </w:pPr>
       <w:rPr>
-        <w:rFonts w:ascii="Courier New" w:hAnsi="Courier New" w:cs="Courier New" w:hint="default"/>
+        <w:rFonts w:ascii="Courier New" w:hAnsi="Courier New" w:cs="Courier New" w:hint="default" w:eastAsia="黑体"/>
       </w:rPr>
     </w:lvl>
     <w:lvl w:ilvl="8">
@@ -2676,7 +2907,7 @@
         <w:ind w:left="6480" w:hanging="360"/>
       </w:pPr>
       <w:rPr>
-        <w:rFonts w:ascii="Wingdings" w:hAnsi="Wingdings" w:cs="Wingdings" w:hint="default"/>
+        <w:rFonts w:ascii="Wingdings" w:hAnsi="Wingdings" w:cs="Wingdings" w:hint="default" w:eastAsia="黑体"/>
       </w:rPr>
     </w:lvl>
   </w:abstractNum>
@@ -2732,11 +2963,11 @@
 </file>
 
 <file path=word/styles.xml><?xml version="1.0" encoding="utf-8"?>
-<w:styles xmlns:mc="http://schemas.openxmlformats.org/markup-compatibility/2006" xmlns:r="http://schemas.openxmlformats.org/officeDocument/2006/relationships" xmlns:w="http://schemas.openxmlformats.org/wordprocessingml/2006/main" xmlns:w14="http://schemas.microsoft.com/office/word/2010/wordml" mc:Ignorable="w14">
+<w:styles xmlns:mc="http://schemas.openxmlformats.org/markup-compatibility/2006" xmlns:w="http://schemas.openxmlformats.org/wordprocessingml/2006/main" xmlns:r="http://schemas.openxmlformats.org/officeDocument/2006/relationships" xmlns:w14="http://schemas.microsoft.com/office/word/2010/wordml" mc:Ignorable="w14">
   <w:docDefaults>
     <w:rPrDefault>
       <w:rPr>
-        <w:rFonts w:asciiTheme="minorHAnsi" w:cstheme="minorBidi" w:eastAsiaTheme="minorEastAsia" w:hAnsiTheme="minorHAnsi"/>
+        <w:rFonts w:asciiTheme="minorHAnsi" w:cstheme="minorBidi" w:hAnsiTheme="minorHAnsi" w:eastAsia="黑体"/>
         <w:sz w:val="22"/>
         <w:szCs w:val="22"/>
         <w:lang w:bidi="ar-SA" w:eastAsia="en-US" w:val="en-US"/>
@@ -2958,7 +3189,7 @@
       <w:outlineLvl w:val="0"/>
     </w:pPr>
     <w:rPr>
-      <w:rFonts w:ascii="Times New Roman" w:asciiTheme="majorHAnsi" w:cstheme="majorBidi" w:eastAsia="黑体" w:eastAsiaTheme="majorEastAsia" w:hAnsi="Times New Roman" w:hAnsiTheme="majorHAnsi"/>
+      <w:rFonts w:ascii="Times New Roman" w:asciiTheme="majorHAnsi" w:cstheme="majorBidi" w:eastAsia="黑体" w:hAnsi="Times New Roman" w:hAnsiTheme="majorHAnsi"/>
       <w:b/>
       <w:bCs/>
       <w:color w:val="1F3864"/>
@@ -2982,7 +3213,7 @@
       <w:outlineLvl w:val="1"/>
     </w:pPr>
     <w:rPr>
-      <w:rFonts w:ascii="Times New Roman" w:asciiTheme="majorHAnsi" w:cstheme="majorBidi" w:eastAsia="黑体" w:eastAsiaTheme="majorEastAsia" w:hAnsi="Times New Roman" w:hAnsiTheme="majorHAnsi"/>
+      <w:rFonts w:ascii="Times New Roman" w:asciiTheme="majorHAnsi" w:cstheme="majorBidi" w:eastAsia="黑体" w:hAnsi="Times New Roman" w:hAnsiTheme="majorHAnsi"/>
       <w:b/>
       <w:bCs/>
       <w:color w:val="2E4E7E"/>
@@ -3006,7 +3237,7 @@
       <w:outlineLvl w:val="2"/>
     </w:pPr>
     <w:rPr>
-      <w:rFonts w:ascii="Times New Roman" w:asciiTheme="majorHAnsi" w:cstheme="majorBidi" w:eastAsia="黑体" w:eastAsiaTheme="majorEastAsia" w:hAnsi="Times New Roman" w:hAnsiTheme="majorHAnsi"/>
+      <w:rFonts w:ascii="Times New Roman" w:asciiTheme="majorHAnsi" w:cstheme="majorBidi" w:eastAsia="黑体" w:hAnsi="Times New Roman" w:hAnsiTheme="majorHAnsi"/>
       <w:b/>
       <w:bCs/>
       <w:color w:val="2E4E7E"/>
@@ -3030,7 +3261,7 @@
       <w:outlineLvl w:val="3"/>
     </w:pPr>
     <w:rPr>
-      <w:rFonts w:ascii="Times New Roman" w:asciiTheme="majorHAnsi" w:cstheme="majorBidi" w:eastAsia="黑体" w:eastAsiaTheme="majorEastAsia" w:hAnsi="Times New Roman" w:hAnsiTheme="majorHAnsi"/>
+      <w:rFonts w:ascii="Times New Roman" w:asciiTheme="majorHAnsi" w:cstheme="majorBidi" w:eastAsia="黑体" w:hAnsi="Times New Roman" w:hAnsiTheme="majorHAnsi"/>
       <w:b/>
       <w:bCs/>
       <w:i/>
@@ -3056,7 +3287,7 @@
       <w:outlineLvl w:val="4"/>
     </w:pPr>
     <w:rPr>
-      <w:rFonts w:ascii="Times New Roman" w:asciiTheme="majorHAnsi" w:cstheme="majorBidi" w:eastAsia="黑体" w:eastAsiaTheme="majorEastAsia" w:hAnsi="Times New Roman" w:hAnsiTheme="majorHAnsi"/>
+      <w:rFonts w:ascii="Times New Roman" w:asciiTheme="majorHAnsi" w:cstheme="majorBidi" w:eastAsia="黑体" w:hAnsi="Times New Roman" w:hAnsiTheme="majorHAnsi"/>
       <w:b/>
       <w:color w:val="333333"/>
       <w:sz w:val="22"/>
@@ -3079,7 +3310,7 @@
       <w:outlineLvl w:val="5"/>
     </w:pPr>
     <w:rPr>
-      <w:rFonts w:asciiTheme="majorHAnsi" w:cstheme="majorBidi" w:eastAsiaTheme="majorEastAsia" w:hAnsiTheme="majorHAnsi"/>
+      <w:rFonts w:asciiTheme="majorHAnsi" w:cstheme="majorBidi" w:hAnsiTheme="majorHAnsi" w:eastAsia="黑体"/>
       <w:i/>
       <w:iCs/>
       <w:color w:themeColor="accent1" w:themeShade="7F" w:val="243F60"/>
@@ -3102,7 +3333,7 @@
       <w:outlineLvl w:val="6"/>
     </w:pPr>
     <w:rPr>
-      <w:rFonts w:asciiTheme="majorHAnsi" w:cstheme="majorBidi" w:eastAsiaTheme="majorEastAsia" w:hAnsiTheme="majorHAnsi"/>
+      <w:rFonts w:asciiTheme="majorHAnsi" w:cstheme="majorBidi" w:hAnsiTheme="majorHAnsi" w:eastAsia="黑体"/>
       <w:i/>
       <w:iCs/>
       <w:color w:themeColor="text1" w:themeTint="BF" w:val="404040"/>
@@ -3125,7 +3356,7 @@
       <w:outlineLvl w:val="7"/>
     </w:pPr>
     <w:rPr>
-      <w:rFonts w:asciiTheme="majorHAnsi" w:cstheme="majorBidi" w:eastAsiaTheme="majorEastAsia" w:hAnsiTheme="majorHAnsi"/>
+      <w:rFonts w:asciiTheme="majorHAnsi" w:cstheme="majorBidi" w:hAnsiTheme="majorHAnsi" w:eastAsia="黑体"/>
       <w:color w:themeColor="accent1" w:val="4F81BD"/>
       <w:sz w:val="20"/>
       <w:szCs w:val="20"/>
@@ -3148,7 +3379,7 @@
       <w:outlineLvl w:val="8"/>
     </w:pPr>
     <w:rPr>
-      <w:rFonts w:asciiTheme="majorHAnsi" w:cstheme="majorBidi" w:eastAsiaTheme="majorEastAsia" w:hAnsiTheme="majorHAnsi"/>
+      <w:rFonts w:asciiTheme="majorHAnsi" w:cstheme="majorBidi" w:hAnsiTheme="majorHAnsi" w:eastAsia="黑体"/>
       <w:i/>
       <w:iCs/>
       <w:color w:themeColor="text1" w:themeTint="BF" w:val="404040"/>
@@ -3199,7 +3430,7 @@
     <w:uiPriority w:val="9"/>
     <w:rsid w:val="00FC693F"/>
     <w:rPr>
-      <w:rFonts w:asciiTheme="majorHAnsi" w:cstheme="majorBidi" w:eastAsiaTheme="majorEastAsia" w:hAnsiTheme="majorHAnsi"/>
+      <w:rFonts w:asciiTheme="majorHAnsi" w:cstheme="majorBidi" w:hAnsiTheme="majorHAnsi" w:eastAsia="黑体"/>
       <w:b/>
       <w:bCs/>
       <w:color w:themeColor="accent1" w:themeShade="BF" w:val="365F91"/>
@@ -3214,7 +3445,7 @@
     <w:uiPriority w:val="9"/>
     <w:rsid w:val="00FC693F"/>
     <w:rPr>
-      <w:rFonts w:asciiTheme="majorHAnsi" w:cstheme="majorBidi" w:eastAsiaTheme="majorEastAsia" w:hAnsiTheme="majorHAnsi"/>
+      <w:rFonts w:asciiTheme="majorHAnsi" w:cstheme="majorBidi" w:hAnsiTheme="majorHAnsi" w:eastAsia="黑体"/>
       <w:b/>
       <w:bCs/>
       <w:color w:themeColor="accent1" w:val="4F81BD"/>
@@ -3229,7 +3460,7 @@
     <w:uiPriority w:val="9"/>
     <w:rsid w:val="00FC693F"/>
     <w:rPr>
-      <w:rFonts w:asciiTheme="majorHAnsi" w:cstheme="majorBidi" w:eastAsiaTheme="majorEastAsia" w:hAnsiTheme="majorHAnsi"/>
+      <w:rFonts w:asciiTheme="majorHAnsi" w:cstheme="majorBidi" w:hAnsiTheme="majorHAnsi" w:eastAsia="黑体"/>
       <w:b/>
       <w:bCs/>
       <w:color w:themeColor="accent1" w:val="4F81BD"/>
@@ -3252,7 +3483,7 @@
       <w:contextualSpacing/>
     </w:pPr>
     <w:rPr>
-      <w:rFonts w:ascii="Times New Roman" w:asciiTheme="majorHAnsi" w:cstheme="majorBidi" w:eastAsia="黑体" w:eastAsiaTheme="majorEastAsia" w:hAnsi="Times New Roman" w:hAnsiTheme="majorHAnsi"/>
+      <w:rFonts w:ascii="Times New Roman" w:asciiTheme="majorHAnsi" w:cstheme="majorBidi" w:eastAsia="黑体" w:hAnsi="Times New Roman" w:hAnsiTheme="majorHAnsi"/>
       <w:b/>
       <w:color w:val="1F3864"/>
       <w:spacing w:val="5"/>
@@ -3268,7 +3499,7 @@
     <w:uiPriority w:val="10"/>
     <w:rsid w:val="00FC693F"/>
     <w:rPr>
-      <w:rFonts w:asciiTheme="majorHAnsi" w:cstheme="majorBidi" w:eastAsiaTheme="majorEastAsia" w:hAnsiTheme="majorHAnsi"/>
+      <w:rFonts w:asciiTheme="majorHAnsi" w:cstheme="majorBidi" w:hAnsiTheme="majorHAnsi" w:eastAsia="黑体"/>
       <w:color w:themeColor="text2" w:themeShade="BF" w:val="17365D"/>
       <w:spacing w:val="5"/>
       <w:kern w:val="28"/>
@@ -3290,7 +3521,7 @@
       </w:numPr>
     </w:pPr>
     <w:rPr>
-      <w:rFonts w:asciiTheme="majorHAnsi" w:cstheme="majorBidi" w:eastAsiaTheme="majorEastAsia" w:hAnsiTheme="majorHAnsi"/>
+      <w:rFonts w:asciiTheme="majorHAnsi" w:cstheme="majorBidi" w:hAnsiTheme="majorHAnsi" w:eastAsia="黑体"/>
       <w:i/>
       <w:iCs/>
       <w:color w:themeColor="accent1" w:val="4F81BD"/>
@@ -3306,7 +3537,7 @@
     <w:uiPriority w:val="11"/>
     <w:rsid w:val="00FC693F"/>
     <w:rPr>
-      <w:rFonts w:asciiTheme="majorHAnsi" w:cstheme="majorBidi" w:eastAsiaTheme="majorEastAsia" w:hAnsiTheme="majorHAnsi"/>
+      <w:rFonts w:asciiTheme="majorHAnsi" w:cstheme="majorBidi" w:hAnsiTheme="majorHAnsi" w:eastAsia="黑体"/>
       <w:i/>
       <w:iCs/>
       <w:color w:themeColor="accent1" w:val="4F81BD"/>
@@ -3373,6 +3604,7 @@
       <w:spacing w:after="120"/>
     </w:pPr>
     <w:rPr>
+      <w:rFonts w:eastAsia="黑体"/>
       <w:sz w:val="16"/>
       <w:szCs w:val="16"/>
     </w:rPr>
@@ -3384,6 +3616,7 @@
     <w:uiPriority w:val="99"/>
     <w:rsid w:val="00AA1D8D"/>
     <w:rPr>
+      <w:rFonts w:eastAsia="黑体"/>
       <w:sz w:val="16"/>
       <w:szCs w:val="16"/>
     </w:rPr>
@@ -3553,7 +3786,7 @@
       </w:tabs>
     </w:pPr>
     <w:rPr>
-      <w:rFonts w:ascii="Courier" w:hAnsi="Courier"/>
+      <w:rFonts w:ascii="Courier" w:hAnsi="Courier" w:eastAsia="黑体"/>
       <w:sz w:val="20"/>
       <w:szCs w:val="20"/>
     </w:rPr>
@@ -3565,7 +3798,7 @@
     <w:uiPriority w:val="99"/>
     <w:rsid w:val="0029639D"/>
     <w:rPr>
-      <w:rFonts w:ascii="Courier" w:hAnsi="Courier"/>
+      <w:rFonts w:ascii="Courier" w:hAnsi="Courier" w:eastAsia="黑体"/>
       <w:sz w:val="20"/>
       <w:szCs w:val="20"/>
     </w:rPr>
@@ -3601,6 +3834,7 @@
     <w:uiPriority w:val="29"/>
     <w:rsid w:val="00FC693F"/>
     <w:rPr>
+      <w:rFonts w:eastAsia="黑体"/>
       <w:i/>
       <w:iCs/>
       <w:color w:themeColor="text1" w:val="000000"/>
@@ -3614,7 +3848,7 @@
     <w:semiHidden/>
     <w:rsid w:val="00FC693F"/>
     <w:rPr>
-      <w:rFonts w:asciiTheme="majorHAnsi" w:cstheme="majorBidi" w:eastAsiaTheme="majorEastAsia" w:hAnsiTheme="majorHAnsi"/>
+      <w:rFonts w:asciiTheme="majorHAnsi" w:cstheme="majorBidi" w:hAnsiTheme="majorHAnsi" w:eastAsia="黑体"/>
       <w:b/>
       <w:bCs/>
       <w:i/>
@@ -3630,7 +3864,7 @@
     <w:semiHidden/>
     <w:rsid w:val="00FC693F"/>
     <w:rPr>
-      <w:rFonts w:asciiTheme="majorHAnsi" w:cstheme="majorBidi" w:eastAsiaTheme="majorEastAsia" w:hAnsiTheme="majorHAnsi"/>
+      <w:rFonts w:asciiTheme="majorHAnsi" w:cstheme="majorBidi" w:hAnsiTheme="majorHAnsi" w:eastAsia="黑体"/>
       <w:color w:themeColor="accent1" w:themeShade="7F" w:val="243F60"/>
     </w:rPr>
   </w:style>
@@ -3642,7 +3876,7 @@
     <w:semiHidden/>
     <w:rsid w:val="00FC693F"/>
     <w:rPr>
-      <w:rFonts w:asciiTheme="majorHAnsi" w:cstheme="majorBidi" w:eastAsiaTheme="majorEastAsia" w:hAnsiTheme="majorHAnsi"/>
+      <w:rFonts w:asciiTheme="majorHAnsi" w:cstheme="majorBidi" w:hAnsiTheme="majorHAnsi" w:eastAsia="黑体"/>
       <w:i/>
       <w:iCs/>
       <w:color w:themeColor="accent1" w:themeShade="7F" w:val="243F60"/>
@@ -3656,7 +3890,7 @@
     <w:semiHidden/>
     <w:rsid w:val="00FC693F"/>
     <w:rPr>
-      <w:rFonts w:asciiTheme="majorHAnsi" w:cstheme="majorBidi" w:eastAsiaTheme="majorEastAsia" w:hAnsiTheme="majorHAnsi"/>
+      <w:rFonts w:asciiTheme="majorHAnsi" w:cstheme="majorBidi" w:hAnsiTheme="majorHAnsi" w:eastAsia="黑体"/>
       <w:i/>
       <w:iCs/>
       <w:color w:themeColor="text1" w:themeTint="BF" w:val="404040"/>
@@ -3670,7 +3904,7 @@
     <w:semiHidden/>
     <w:rsid w:val="00FC693F"/>
     <w:rPr>
-      <w:rFonts w:asciiTheme="majorHAnsi" w:cstheme="majorBidi" w:eastAsiaTheme="majorEastAsia" w:hAnsiTheme="majorHAnsi"/>
+      <w:rFonts w:asciiTheme="majorHAnsi" w:cstheme="majorBidi" w:hAnsiTheme="majorHAnsi" w:eastAsia="黑体"/>
       <w:color w:themeColor="accent1" w:val="4F81BD"/>
       <w:sz w:val="20"/>
       <w:szCs w:val="20"/>
@@ -3684,7 +3918,7 @@
     <w:semiHidden/>
     <w:rsid w:val="00FC693F"/>
     <w:rPr>
-      <w:rFonts w:asciiTheme="majorHAnsi" w:cstheme="majorBidi" w:eastAsiaTheme="majorEastAsia" w:hAnsiTheme="majorHAnsi"/>
+      <w:rFonts w:asciiTheme="majorHAnsi" w:cstheme="majorBidi" w:hAnsiTheme="majorHAnsi" w:eastAsia="黑体"/>
       <w:i/>
       <w:iCs/>
       <w:color w:themeColor="text1" w:themeTint="BF" w:val="404040"/>
@@ -3705,6 +3939,7 @@
       <w:spacing w:line="240" w:lineRule="auto"/>
     </w:pPr>
     <w:rPr>
+      <w:rFonts w:eastAsia="黑体"/>
       <w:b/>
       <w:bCs/>
       <w:color w:themeColor="accent1" w:val="4F81BD"/>
@@ -3719,6 +3954,7 @@
     <w:qFormat/>
     <w:rsid w:val="00FC693F"/>
     <w:rPr>
+      <w:rFonts w:eastAsia="黑体"/>
       <w:b/>
       <w:bCs/>
     </w:rPr>
@@ -3730,6 +3966,7 @@
     <w:qFormat/>
     <w:rsid w:val="00FC693F"/>
     <w:rPr>
+      <w:rFonts w:eastAsia="黑体"/>
       <w:i/>
       <w:iCs/>
     </w:rPr>
@@ -3750,6 +3987,7 @@
       <w:ind w:left="936" w:right="936"/>
     </w:pPr>
     <w:rPr>
+      <w:rFonts w:eastAsia="黑体"/>
       <w:b/>
       <w:bCs/>
       <w:i/>
@@ -3764,6 +4002,7 @@
     <w:uiPriority w:val="30"/>
     <w:rsid w:val="00FC693F"/>
     <w:rPr>
+      <w:rFonts w:eastAsia="黑体"/>
       <w:b/>
       <w:bCs/>
       <w:i/>
@@ -3778,6 +4017,7 @@
     <w:qFormat/>
     <w:rsid w:val="00FC693F"/>
     <w:rPr>
+      <w:rFonts w:eastAsia="黑体"/>
       <w:i/>
       <w:iCs/>
       <w:color w:themeColor="text1" w:themeTint="7F" w:val="808080"/>
@@ -3790,6 +4030,7 @@
     <w:qFormat/>
     <w:rsid w:val="00FC693F"/>
     <w:rPr>
+      <w:rFonts w:eastAsia="黑体"/>
       <w:b/>
       <w:bCs/>
       <w:i/>
@@ -3804,6 +4045,7 @@
     <w:qFormat/>
     <w:rsid w:val="00FC693F"/>
     <w:rPr>
+      <w:rFonts w:eastAsia="黑体"/>
       <w:smallCaps/>
       <w:color w:themeColor="accent2" w:val="C0504D"/>
       <w:u w:val="single"/>
@@ -3816,6 +4058,7 @@
     <w:qFormat/>
     <w:rsid w:val="00FC693F"/>
     <w:rPr>
+      <w:rFonts w:eastAsia="黑体"/>
       <w:b/>
       <w:bCs/>
       <w:smallCaps/>
@@ -3831,6 +4074,7 @@
     <w:qFormat/>
     <w:rsid w:val="00FC693F"/>
     <w:rPr>
+      <w:rFonts w:eastAsia="黑体"/>
       <w:b/>
       <w:bCs/>
       <w:smallCaps/>
@@ -3885,6 +4129,7 @@
       <w:spacing w:after="0" w:line="240" w:lineRule="auto"/>
     </w:pPr>
     <w:rPr>
+      <w:rFonts w:eastAsia="黑体"/>
       <w:color w:themeColor="text1" w:themeShade="BF" w:val="000000"/>
     </w:rPr>
     <w:tblPr>
@@ -3907,6 +4152,7 @@
         <w:spacing w:after="0" w:before="0" w:line="240" w:lineRule="auto"/>
       </w:pPr>
       <w:rPr>
+        <w:rFonts w:eastAsia="黑体"/>
         <w:b/>
         <w:bCs/>
       </w:rPr>
@@ -3927,6 +4173,7 @@
         <w:spacing w:after="0" w:before="0" w:line="240" w:lineRule="auto"/>
       </w:pPr>
       <w:rPr>
+        <w:rFonts w:eastAsia="黑体"/>
         <w:b/>
         <w:bCs/>
       </w:rPr>
@@ -3944,12 +4191,14 @@
     </w:tblStylePr>
     <w:tblStylePr w:type="firstCol">
       <w:rPr>
+        <w:rFonts w:eastAsia="黑体"/>
         <w:b/>
         <w:bCs/>
       </w:rPr>
     </w:tblStylePr>
     <w:tblStylePr w:type="lastCol">
       <w:rPr>
+        <w:rFonts w:eastAsia="黑体"/>
         <w:b/>
         <w:bCs/>
       </w:rPr>
@@ -3988,6 +4237,7 @@
       <w:spacing w:after="0" w:line="240" w:lineRule="auto"/>
     </w:pPr>
     <w:rPr>
+      <w:rFonts w:eastAsia="黑体"/>
       <w:color w:themeColor="accent1" w:themeShade="BF" w:val="365F91"/>
     </w:rPr>
     <w:tblPr>
@@ -4010,6 +4260,7 @@
         <w:spacing w:after="0" w:before="0" w:line="240" w:lineRule="auto"/>
       </w:pPr>
       <w:rPr>
+        <w:rFonts w:eastAsia="黑体"/>
         <w:b/>
         <w:bCs/>
       </w:rPr>
@@ -4030,6 +4281,7 @@
         <w:spacing w:after="0" w:before="0" w:line="240" w:lineRule="auto"/>
       </w:pPr>
       <w:rPr>
+        <w:rFonts w:eastAsia="黑体"/>
         <w:b/>
         <w:bCs/>
       </w:rPr>
@@ -4047,12 +4299,14 @@
     </w:tblStylePr>
     <w:tblStylePr w:type="firstCol">
       <w:rPr>
+        <w:rFonts w:eastAsia="黑体"/>
         <w:b/>
         <w:bCs/>
       </w:rPr>
     </w:tblStylePr>
     <w:tblStylePr w:type="lastCol">
       <w:rPr>
+        <w:rFonts w:eastAsia="黑体"/>
         <w:b/>
         <w:bCs/>
       </w:rPr>
@@ -4091,6 +4345,7 @@
       <w:spacing w:after="0" w:line="240" w:lineRule="auto"/>
     </w:pPr>
     <w:rPr>
+      <w:rFonts w:eastAsia="黑体"/>
       <w:color w:themeColor="accent2" w:themeShade="BF" w:val="943634"/>
     </w:rPr>
     <w:tblPr>
@@ -4113,6 +4368,7 @@
         <w:spacing w:after="0" w:before="0" w:line="240" w:lineRule="auto"/>
       </w:pPr>
       <w:rPr>
+        <w:rFonts w:eastAsia="黑体"/>
         <w:b/>
         <w:bCs/>
       </w:rPr>
@@ -4133,6 +4389,7 @@
         <w:spacing w:after="0" w:before="0" w:line="240" w:lineRule="auto"/>
       </w:pPr>
       <w:rPr>
+        <w:rFonts w:eastAsia="黑体"/>
         <w:b/>
         <w:bCs/>
       </w:rPr>
@@ -4150,12 +4407,14 @@
     </w:tblStylePr>
     <w:tblStylePr w:type="firstCol">
       <w:rPr>
+        <w:rFonts w:eastAsia="黑体"/>
         <w:b/>
         <w:bCs/>
       </w:rPr>
     </w:tblStylePr>
     <w:tblStylePr w:type="lastCol">
       <w:rPr>
+        <w:rFonts w:eastAsia="黑体"/>
         <w:b/>
         <w:bCs/>
       </w:rPr>
@@ -4194,6 +4453,7 @@
       <w:spacing w:after="0" w:line="240" w:lineRule="auto"/>
     </w:pPr>
     <w:rPr>
+      <w:rFonts w:eastAsia="黑体"/>
       <w:color w:themeColor="accent3" w:themeShade="BF" w:val="76923C"/>
     </w:rPr>
     <w:tblPr>
@@ -4216,6 +4476,7 @@
         <w:spacing w:after="0" w:before="0" w:line="240" w:lineRule="auto"/>
       </w:pPr>
       <w:rPr>
+        <w:rFonts w:eastAsia="黑体"/>
         <w:b/>
         <w:bCs/>
       </w:rPr>
@@ -4236,6 +4497,7 @@
         <w:spacing w:after="0" w:before="0" w:line="240" w:lineRule="auto"/>
       </w:pPr>
       <w:rPr>
+        <w:rFonts w:eastAsia="黑体"/>
         <w:b/>
         <w:bCs/>
       </w:rPr>
@@ -4253,12 +4515,14 @@
     </w:tblStylePr>
     <w:tblStylePr w:type="firstCol">
       <w:rPr>
+        <w:rFonts w:eastAsia="黑体"/>
         <w:b/>
         <w:bCs/>
       </w:rPr>
     </w:tblStylePr>
     <w:tblStylePr w:type="lastCol">
       <w:rPr>
+        <w:rFonts w:eastAsia="黑体"/>
         <w:b/>
         <w:bCs/>
       </w:rPr>
@@ -4297,6 +4561,7 @@
       <w:spacing w:after="0" w:line="240" w:lineRule="auto"/>
     </w:pPr>
     <w:rPr>
+      <w:rFonts w:eastAsia="黑体"/>
       <w:color w:themeColor="accent4" w:themeShade="BF" w:val="5F497A"/>
     </w:rPr>
     <w:tblPr>
@@ -4319,6 +4584,7 @@
         <w:spacing w:after="0" w:before="0" w:line="240" w:lineRule="auto"/>
       </w:pPr>
       <w:rPr>
+        <w:rFonts w:eastAsia="黑体"/>
         <w:b/>
         <w:bCs/>
       </w:rPr>
@@ -4339,6 +4605,7 @@
         <w:spacing w:after="0" w:before="0" w:line="240" w:lineRule="auto"/>
       </w:pPr>
       <w:rPr>
+        <w:rFonts w:eastAsia="黑体"/>
         <w:b/>
         <w:bCs/>
       </w:rPr>
@@ -4356,12 +4623,14 @@
     </w:tblStylePr>
     <w:tblStylePr w:type="firstCol">
       <w:rPr>
+        <w:rFonts w:eastAsia="黑体"/>
         <w:b/>
         <w:bCs/>
       </w:rPr>
     </w:tblStylePr>
     <w:tblStylePr w:type="lastCol">
       <w:rPr>
+        <w:rFonts w:eastAsia="黑体"/>
         <w:b/>
         <w:bCs/>
       </w:rPr>
@@ -4400,6 +4669,7 @@
       <w:spacing w:after="0" w:line="240" w:lineRule="auto"/>
     </w:pPr>
     <w:rPr>
+      <w:rFonts w:eastAsia="黑体"/>
       <w:color w:themeColor="accent5" w:themeShade="BF" w:val="31849B"/>
     </w:rPr>
     <w:tblPr>
@@ -4422,6 +4692,7 @@
         <w:spacing w:after="0" w:before="0" w:line="240" w:lineRule="auto"/>
       </w:pPr>
       <w:rPr>
+        <w:rFonts w:eastAsia="黑体"/>
         <w:b/>
         <w:bCs/>
       </w:rPr>
@@ -4442,6 +4713,7 @@
         <w:spacing w:after="0" w:before="0" w:line="240" w:lineRule="auto"/>
       </w:pPr>
       <w:rPr>
+        <w:rFonts w:eastAsia="黑体"/>
         <w:b/>
         <w:bCs/>
       </w:rPr>
@@ -4459,12 +4731,14 @@
     </w:tblStylePr>
     <w:tblStylePr w:type="firstCol">
       <w:rPr>
+        <w:rFonts w:eastAsia="黑体"/>
         <w:b/>
         <w:bCs/>
       </w:rPr>
     </w:tblStylePr>
     <w:tblStylePr w:type="lastCol">
       <w:rPr>
+        <w:rFonts w:eastAsia="黑体"/>
         <w:b/>
         <w:bCs/>
       </w:rPr>
@@ -4503,6 +4777,7 @@
       <w:spacing w:after="0" w:line="240" w:lineRule="auto"/>
     </w:pPr>
     <w:rPr>
+      <w:rFonts w:eastAsia="黑体"/>
       <w:color w:themeColor="accent6" w:themeShade="BF" w:val="E36C0A"/>
     </w:rPr>
     <w:tblPr>
@@ -4525,6 +4800,7 @@
         <w:spacing w:after="0" w:before="0" w:line="240" w:lineRule="auto"/>
       </w:pPr>
       <w:rPr>
+        <w:rFonts w:eastAsia="黑体"/>
         <w:b/>
         <w:bCs/>
       </w:rPr>
@@ -4545,6 +4821,7 @@
         <w:spacing w:after="0" w:before="0" w:line="240" w:lineRule="auto"/>
       </w:pPr>
       <w:rPr>
+        <w:rFonts w:eastAsia="黑体"/>
         <w:b/>
         <w:bCs/>
       </w:rPr>
@@ -4562,12 +4839,14 @@
     </w:tblStylePr>
     <w:tblStylePr w:type="firstCol">
       <w:rPr>
+        <w:rFonts w:eastAsia="黑体"/>
         <w:b/>
         <w:bCs/>
       </w:rPr>
     </w:tblStylePr>
     <w:tblStylePr w:type="lastCol">
       <w:rPr>
+        <w:rFonts w:eastAsia="黑体"/>
         <w:b/>
         <w:bCs/>
       </w:rPr>
@@ -4627,6 +4906,7 @@
         <w:spacing w:after="0" w:before="0" w:line="240" w:lineRule="auto"/>
       </w:pPr>
       <w:rPr>
+        <w:rFonts w:eastAsia="黑体"/>
         <w:b/>
         <w:bCs/>
         <w:color w:themeColor="background1" w:val="FFFFFF"/>
@@ -4641,6 +4921,7 @@
         <w:spacing w:after="0" w:before="0" w:line="240" w:lineRule="auto"/>
       </w:pPr>
       <w:rPr>
+        <w:rFonts w:eastAsia="黑体"/>
         <w:b/>
         <w:bCs/>
       </w:rPr>
@@ -4656,12 +4937,14 @@
     </w:tblStylePr>
     <w:tblStylePr w:type="firstCol">
       <w:rPr>
+        <w:rFonts w:eastAsia="黑体"/>
         <w:b/>
         <w:bCs/>
       </w:rPr>
     </w:tblStylePr>
     <w:tblStylePr w:type="lastCol">
       <w:rPr>
+        <w:rFonts w:eastAsia="黑体"/>
         <w:b/>
         <w:bCs/>
       </w:rPr>
@@ -4719,6 +5002,7 @@
         <w:spacing w:after="0" w:before="0" w:line="240" w:lineRule="auto"/>
       </w:pPr>
       <w:rPr>
+        <w:rFonts w:eastAsia="黑体"/>
         <w:b/>
         <w:bCs/>
         <w:color w:themeColor="background1" w:val="FFFFFF"/>
@@ -4733,6 +5017,7 @@
         <w:spacing w:after="0" w:before="0" w:line="240" w:lineRule="auto"/>
       </w:pPr>
       <w:rPr>
+        <w:rFonts w:eastAsia="黑体"/>
         <w:b/>
         <w:bCs/>
       </w:rPr>
@@ -4748,12 +5033,14 @@
     </w:tblStylePr>
     <w:tblStylePr w:type="firstCol">
       <w:rPr>
+        <w:rFonts w:eastAsia="黑体"/>
         <w:b/>
         <w:bCs/>
       </w:rPr>
     </w:tblStylePr>
     <w:tblStylePr w:type="lastCol">
       <w:rPr>
+        <w:rFonts w:eastAsia="黑体"/>
         <w:b/>
         <w:bCs/>
       </w:rPr>
@@ -4811,6 +5098,7 @@
         <w:spacing w:after="0" w:before="0" w:line="240" w:lineRule="auto"/>
       </w:pPr>
       <w:rPr>
+        <w:rFonts w:eastAsia="黑体"/>
         <w:b/>
         <w:bCs/>
         <w:color w:themeColor="background1" w:val="FFFFFF"/>
@@ -4825,6 +5113,7 @@
         <w:spacing w:after="0" w:before="0" w:line="240" w:lineRule="auto"/>
       </w:pPr>
       <w:rPr>
+        <w:rFonts w:eastAsia="黑体"/>
         <w:b/>
         <w:bCs/>
       </w:rPr>
@@ -4840,12 +5129,14 @@
     </w:tblStylePr>
     <w:tblStylePr w:type="firstCol">
       <w:rPr>
+        <w:rFonts w:eastAsia="黑体"/>
         <w:b/>
         <w:bCs/>
       </w:rPr>
     </w:tblStylePr>
     <w:tblStylePr w:type="lastCol">
       <w:rPr>
+        <w:rFonts w:eastAsia="黑体"/>
         <w:b/>
         <w:bCs/>
       </w:rPr>
@@ -4903,6 +5194,7 @@
         <w:spacing w:after="0" w:before="0" w:line="240" w:lineRule="auto"/>
       </w:pPr>
       <w:rPr>
+        <w:rFonts w:eastAsia="黑体"/>
         <w:b/>
         <w:bCs/>
         <w:color w:themeColor="background1" w:val="FFFFFF"/>
@@ -4917,6 +5209,7 @@
         <w:spacing w:after="0" w:before="0" w:line="240" w:lineRule="auto"/>
       </w:pPr>
       <w:rPr>
+        <w:rFonts w:eastAsia="黑体"/>
         <w:b/>
         <w:bCs/>
       </w:rPr>
@@ -4932,12 +5225,14 @@
     </w:tblStylePr>
     <w:tblStylePr w:type="firstCol">
       <w:rPr>
+        <w:rFonts w:eastAsia="黑体"/>
         <w:b/>
         <w:bCs/>
       </w:rPr>
     </w:tblStylePr>
     <w:tblStylePr w:type="lastCol">
       <w:rPr>
+        <w:rFonts w:eastAsia="黑体"/>
         <w:b/>
         <w:bCs/>
       </w:rPr>
@@ -4995,6 +5290,7 @@
         <w:spacing w:after="0" w:before="0" w:line="240" w:lineRule="auto"/>
       </w:pPr>
       <w:rPr>
+        <w:rFonts w:eastAsia="黑体"/>
         <w:b/>
         <w:bCs/>
         <w:color w:themeColor="background1" w:val="FFFFFF"/>
@@ -5009,6 +5305,7 @@
         <w:spacing w:after="0" w:before="0" w:line="240" w:lineRule="auto"/>
       </w:pPr>
       <w:rPr>
+        <w:rFonts w:eastAsia="黑体"/>
         <w:b/>
         <w:bCs/>
       </w:rPr>
@@ -5024,12 +5321,14 @@
     </w:tblStylePr>
     <w:tblStylePr w:type="firstCol">
       <w:rPr>
+        <w:rFonts w:eastAsia="黑体"/>
         <w:b/>
         <w:bCs/>
       </w:rPr>
     </w:tblStylePr>
     <w:tblStylePr w:type="lastCol">
       <w:rPr>
+        <w:rFonts w:eastAsia="黑体"/>
         <w:b/>
         <w:bCs/>
       </w:rPr>
@@ -5087,6 +5386,7 @@
         <w:spacing w:after="0" w:before="0" w:line="240" w:lineRule="auto"/>
       </w:pPr>
       <w:rPr>
+        <w:rFonts w:eastAsia="黑体"/>
         <w:b/>
         <w:bCs/>
         <w:color w:themeColor="background1" w:val="FFFFFF"/>
@@ -5101,6 +5401,7 @@
         <w:spacing w:after="0" w:before="0" w:line="240" w:lineRule="auto"/>
       </w:pPr>
       <w:rPr>
+        <w:rFonts w:eastAsia="黑体"/>
         <w:b/>
         <w:bCs/>
       </w:rPr>
@@ -5116,12 +5417,14 @@
     </w:tblStylePr>
     <w:tblStylePr w:type="firstCol">
       <w:rPr>
+        <w:rFonts w:eastAsia="黑体"/>
         <w:b/>
         <w:bCs/>
       </w:rPr>
     </w:tblStylePr>
     <w:tblStylePr w:type="lastCol">
       <w:rPr>
+        <w:rFonts w:eastAsia="黑体"/>
         <w:b/>
         <w:bCs/>
       </w:rPr>
@@ -5179,6 +5482,7 @@
         <w:spacing w:after="0" w:before="0" w:line="240" w:lineRule="auto"/>
       </w:pPr>
       <w:rPr>
+        <w:rFonts w:eastAsia="黑体"/>
         <w:b/>
         <w:bCs/>
         <w:color w:themeColor="background1" w:val="FFFFFF"/>
@@ -5193,6 +5497,7 @@
         <w:spacing w:after="0" w:before="0" w:line="240" w:lineRule="auto"/>
       </w:pPr>
       <w:rPr>
+        <w:rFonts w:eastAsia="黑体"/>
         <w:b/>
         <w:bCs/>
       </w:rPr>
@@ -5208,12 +5513,14 @@
     </w:tblStylePr>
     <w:tblStylePr w:type="firstCol">
       <w:rPr>
+        <w:rFonts w:eastAsia="黑体"/>
         <w:b/>
         <w:bCs/>
       </w:rPr>
     </w:tblStylePr>
     <w:tblStylePr w:type="lastCol">
       <w:rPr>
+        <w:rFonts w:eastAsia="黑体"/>
         <w:b/>
         <w:bCs/>
       </w:rPr>
@@ -5273,7 +5580,7 @@
         <w:spacing w:after="0" w:before="0" w:line="240" w:lineRule="auto"/>
       </w:pPr>
       <w:rPr>
-        <w:rFonts w:asciiTheme="majorHAnsi" w:cstheme="majorBidi" w:eastAsiaTheme="majorEastAsia" w:hAnsiTheme="majorHAnsi"/>
+        <w:rFonts w:asciiTheme="majorHAnsi" w:cstheme="majorBidi" w:hAnsiTheme="majorHAnsi" w:eastAsia="黑体"/>
         <w:b/>
         <w:bCs/>
       </w:rPr>
@@ -5294,7 +5601,7 @@
         <w:spacing w:after="0" w:before="0" w:line="240" w:lineRule="auto"/>
       </w:pPr>
       <w:rPr>
-        <w:rFonts w:asciiTheme="majorHAnsi" w:cstheme="majorBidi" w:eastAsiaTheme="majorEastAsia" w:hAnsiTheme="majorHAnsi"/>
+        <w:rFonts w:asciiTheme="majorHAnsi" w:cstheme="majorBidi" w:hAnsiTheme="majorHAnsi" w:eastAsia="黑体"/>
         <w:b/>
         <w:bCs/>
       </w:rPr>
@@ -5312,14 +5619,14 @@
     </w:tblStylePr>
     <w:tblStylePr w:type="firstCol">
       <w:rPr>
-        <w:rFonts w:asciiTheme="majorHAnsi" w:cstheme="majorBidi" w:eastAsiaTheme="majorEastAsia" w:hAnsiTheme="majorHAnsi"/>
+        <w:rFonts w:asciiTheme="majorHAnsi" w:cstheme="majorBidi" w:hAnsiTheme="majorHAnsi" w:eastAsia="黑体"/>
         <w:b/>
         <w:bCs/>
       </w:rPr>
     </w:tblStylePr>
     <w:tblStylePr w:type="lastCol">
       <w:rPr>
-        <w:rFonts w:asciiTheme="majorHAnsi" w:cstheme="majorBidi" w:eastAsiaTheme="majorEastAsia" w:hAnsiTheme="majorHAnsi"/>
+        <w:rFonts w:asciiTheme="majorHAnsi" w:cstheme="majorBidi" w:hAnsiTheme="majorHAnsi" w:eastAsia="黑体"/>
         <w:b/>
         <w:bCs/>
       </w:rPr>
@@ -5403,7 +5710,7 @@
         <w:spacing w:after="0" w:before="0" w:line="240" w:lineRule="auto"/>
       </w:pPr>
       <w:rPr>
-        <w:rFonts w:asciiTheme="majorHAnsi" w:cstheme="majorBidi" w:eastAsiaTheme="majorEastAsia" w:hAnsiTheme="majorHAnsi"/>
+        <w:rFonts w:asciiTheme="majorHAnsi" w:cstheme="majorBidi" w:hAnsiTheme="majorHAnsi" w:eastAsia="黑体"/>
         <w:b/>
         <w:bCs/>
       </w:rPr>
@@ -5424,7 +5731,7 @@
         <w:spacing w:after="0" w:before="0" w:line="240" w:lineRule="auto"/>
       </w:pPr>
       <w:rPr>
-        <w:rFonts w:asciiTheme="majorHAnsi" w:cstheme="majorBidi" w:eastAsiaTheme="majorEastAsia" w:hAnsiTheme="majorHAnsi"/>
+        <w:rFonts w:asciiTheme="majorHAnsi" w:cstheme="majorBidi" w:hAnsiTheme="majorHAnsi" w:eastAsia="黑体"/>
         <w:b/>
         <w:bCs/>
       </w:rPr>
@@ -5442,14 +5749,14 @@
     </w:tblStylePr>
     <w:tblStylePr w:type="firstCol">
       <w:rPr>
-        <w:rFonts w:asciiTheme="majorHAnsi" w:cstheme="majorBidi" w:eastAsiaTheme="majorEastAsia" w:hAnsiTheme="majorHAnsi"/>
+        <w:rFonts w:asciiTheme="majorHAnsi" w:cstheme="majorBidi" w:hAnsiTheme="majorHAnsi" w:eastAsia="黑体"/>
         <w:b/>
         <w:bCs/>
       </w:rPr>
     </w:tblStylePr>
     <w:tblStylePr w:type="lastCol">
       <w:rPr>
-        <w:rFonts w:asciiTheme="majorHAnsi" w:cstheme="majorBidi" w:eastAsiaTheme="majorEastAsia" w:hAnsiTheme="majorHAnsi"/>
+        <w:rFonts w:asciiTheme="majorHAnsi" w:cstheme="majorBidi" w:hAnsiTheme="majorHAnsi" w:eastAsia="黑体"/>
         <w:b/>
         <w:bCs/>
       </w:rPr>
@@ -5533,7 +5840,7 @@
         <w:spacing w:after="0" w:before="0" w:line="240" w:lineRule="auto"/>
       </w:pPr>
       <w:rPr>
-        <w:rFonts w:asciiTheme="majorHAnsi" w:cstheme="majorBidi" w:eastAsiaTheme="majorEastAsia" w:hAnsiTheme="majorHAnsi"/>
+        <w:rFonts w:asciiTheme="majorHAnsi" w:cstheme="majorBidi" w:hAnsiTheme="majorHAnsi" w:eastAsia="黑体"/>
         <w:b/>
         <w:bCs/>
       </w:rPr>
@@ -5554,7 +5861,7 @@
         <w:spacing w:after="0" w:before="0" w:line="240" w:lineRule="auto"/>
       </w:pPr>
       <w:rPr>
-        <w:rFonts w:asciiTheme="majorHAnsi" w:cstheme="majorBidi" w:eastAsiaTheme="majorEastAsia" w:hAnsiTheme="majorHAnsi"/>
+        <w:rFonts w:asciiTheme="majorHAnsi" w:cstheme="majorBidi" w:hAnsiTheme="majorHAnsi" w:eastAsia="黑体"/>
         <w:b/>
         <w:bCs/>
       </w:rPr>
@@ -5572,14 +5879,14 @@
     </w:tblStylePr>
     <w:tblStylePr w:type="firstCol">
       <w:rPr>
-        <w:rFonts w:asciiTheme="majorHAnsi" w:cstheme="majorBidi" w:eastAsiaTheme="majorEastAsia" w:hAnsiTheme="majorHAnsi"/>
+        <w:rFonts w:asciiTheme="majorHAnsi" w:cstheme="majorBidi" w:hAnsiTheme="majorHAnsi" w:eastAsia="黑体"/>
         <w:b/>
         <w:bCs/>
       </w:rPr>
     </w:tblStylePr>
     <w:tblStylePr w:type="lastCol">
       <w:rPr>
-        <w:rFonts w:asciiTheme="majorHAnsi" w:cstheme="majorBidi" w:eastAsiaTheme="majorEastAsia" w:hAnsiTheme="majorHAnsi"/>
+        <w:rFonts w:asciiTheme="majorHAnsi" w:cstheme="majorBidi" w:hAnsiTheme="majorHAnsi" w:eastAsia="黑体"/>
         <w:b/>
         <w:bCs/>
       </w:rPr>
@@ -5663,7 +5970,7 @@
         <w:spacing w:after="0" w:before="0" w:line="240" w:lineRule="auto"/>
       </w:pPr>
       <w:rPr>
-        <w:rFonts w:asciiTheme="majorHAnsi" w:cstheme="majorBidi" w:eastAsiaTheme="majorEastAsia" w:hAnsiTheme="majorHAnsi"/>
+        <w:rFonts w:asciiTheme="majorHAnsi" w:cstheme="majorBidi" w:hAnsiTheme="majorHAnsi" w:eastAsia="黑体"/>
         <w:b/>
         <w:bCs/>
       </w:rPr>
@@ -5684,7 +5991,7 @@
         <w:spacing w:after="0" w:before="0" w:line="240" w:lineRule="auto"/>
       </w:pPr>
       <w:rPr>
-        <w:rFonts w:asciiTheme="majorHAnsi" w:cstheme="majorBidi" w:eastAsiaTheme="majorEastAsia" w:hAnsiTheme="majorHAnsi"/>
+        <w:rFonts w:asciiTheme="majorHAnsi" w:cstheme="majorBidi" w:hAnsiTheme="majorHAnsi" w:eastAsia="黑体"/>
         <w:b/>
         <w:bCs/>
       </w:rPr>
@@ -5702,14 +6009,14 @@
     </w:tblStylePr>
     <w:tblStylePr w:type="firstCol">
       <w:rPr>
-        <w:rFonts w:asciiTheme="majorHAnsi" w:cstheme="majorBidi" w:eastAsiaTheme="majorEastAsia" w:hAnsiTheme="majorHAnsi"/>
+        <w:rFonts w:asciiTheme="majorHAnsi" w:cstheme="majorBidi" w:hAnsiTheme="majorHAnsi" w:eastAsia="黑体"/>
         <w:b/>
         <w:bCs/>
       </w:rPr>
     </w:tblStylePr>
     <w:tblStylePr w:type="lastCol">
       <w:rPr>
-        <w:rFonts w:asciiTheme="majorHAnsi" w:cstheme="majorBidi" w:eastAsiaTheme="majorEastAsia" w:hAnsiTheme="majorHAnsi"/>
+        <w:rFonts w:asciiTheme="majorHAnsi" w:cstheme="majorBidi" w:hAnsiTheme="majorHAnsi" w:eastAsia="黑体"/>
         <w:b/>
         <w:bCs/>
       </w:rPr>
@@ -5793,7 +6100,7 @@
         <w:spacing w:after="0" w:before="0" w:line="240" w:lineRule="auto"/>
       </w:pPr>
       <w:rPr>
-        <w:rFonts w:asciiTheme="majorHAnsi" w:cstheme="majorBidi" w:eastAsiaTheme="majorEastAsia" w:hAnsiTheme="majorHAnsi"/>
+        <w:rFonts w:asciiTheme="majorHAnsi" w:cstheme="majorBidi" w:hAnsiTheme="majorHAnsi" w:eastAsia="黑体"/>
         <w:b/>
         <w:bCs/>
       </w:rPr>
@@ -5814,7 +6121,7 @@
         <w:spacing w:after="0" w:before="0" w:line="240" w:lineRule="auto"/>
       </w:pPr>
       <w:rPr>
-        <w:rFonts w:asciiTheme="majorHAnsi" w:cstheme="majorBidi" w:eastAsiaTheme="majorEastAsia" w:hAnsiTheme="majorHAnsi"/>
+        <w:rFonts w:asciiTheme="majorHAnsi" w:cstheme="majorBidi" w:hAnsiTheme="majorHAnsi" w:eastAsia="黑体"/>
         <w:b/>
         <w:bCs/>
       </w:rPr>
@@ -5832,14 +6139,14 @@
     </w:tblStylePr>
     <w:tblStylePr w:type="firstCol">
       <w:rPr>
-        <w:rFonts w:asciiTheme="majorHAnsi" w:cstheme="majorBidi" w:eastAsiaTheme="majorEastAsia" w:hAnsiTheme="majorHAnsi"/>
+        <w:rFonts w:asciiTheme="majorHAnsi" w:cstheme="majorBidi" w:hAnsiTheme="majorHAnsi" w:eastAsia="黑体"/>
         <w:b/>
         <w:bCs/>
       </w:rPr>
     </w:tblStylePr>
     <w:tblStylePr w:type="lastCol">
       <w:rPr>
-        <w:rFonts w:asciiTheme="majorHAnsi" w:cstheme="majorBidi" w:eastAsiaTheme="majorEastAsia" w:hAnsiTheme="majorHAnsi"/>
+        <w:rFonts w:asciiTheme="majorHAnsi" w:cstheme="majorBidi" w:hAnsiTheme="majorHAnsi" w:eastAsia="黑体"/>
         <w:b/>
         <w:bCs/>
       </w:rPr>
@@ -5923,7 +6230,7 @@
         <w:spacing w:after="0" w:before="0" w:line="240" w:lineRule="auto"/>
       </w:pPr>
       <w:rPr>
-        <w:rFonts w:asciiTheme="majorHAnsi" w:cstheme="majorBidi" w:eastAsiaTheme="majorEastAsia" w:hAnsiTheme="majorHAnsi"/>
+        <w:rFonts w:asciiTheme="majorHAnsi" w:cstheme="majorBidi" w:hAnsiTheme="majorHAnsi" w:eastAsia="黑体"/>
         <w:b/>
         <w:bCs/>
       </w:rPr>
@@ -5944,7 +6251,7 @@
         <w:spacing w:after="0" w:before="0" w:line="240" w:lineRule="auto"/>
       </w:pPr>
       <w:rPr>
-        <w:rFonts w:asciiTheme="majorHAnsi" w:cstheme="majorBidi" w:eastAsiaTheme="majorEastAsia" w:hAnsiTheme="majorHAnsi"/>
+        <w:rFonts w:asciiTheme="majorHAnsi" w:cstheme="majorBidi" w:hAnsiTheme="majorHAnsi" w:eastAsia="黑体"/>
         <w:b/>
         <w:bCs/>
       </w:rPr>
@@ -5962,14 +6269,14 @@
     </w:tblStylePr>
     <w:tblStylePr w:type="firstCol">
       <w:rPr>
-        <w:rFonts w:asciiTheme="majorHAnsi" w:cstheme="majorBidi" w:eastAsiaTheme="majorEastAsia" w:hAnsiTheme="majorHAnsi"/>
+        <w:rFonts w:asciiTheme="majorHAnsi" w:cstheme="majorBidi" w:hAnsiTheme="majorHAnsi" w:eastAsia="黑体"/>
         <w:b/>
         <w:bCs/>
       </w:rPr>
     </w:tblStylePr>
     <w:tblStylePr w:type="lastCol">
       <w:rPr>
-        <w:rFonts w:asciiTheme="majorHAnsi" w:cstheme="majorBidi" w:eastAsiaTheme="majorEastAsia" w:hAnsiTheme="majorHAnsi"/>
+        <w:rFonts w:asciiTheme="majorHAnsi" w:cstheme="majorBidi" w:hAnsiTheme="majorHAnsi" w:eastAsia="黑体"/>
         <w:b/>
         <w:bCs/>
       </w:rPr>
@@ -6053,7 +6360,7 @@
         <w:spacing w:after="0" w:before="0" w:line="240" w:lineRule="auto"/>
       </w:pPr>
       <w:rPr>
-        <w:rFonts w:asciiTheme="majorHAnsi" w:cstheme="majorBidi" w:eastAsiaTheme="majorEastAsia" w:hAnsiTheme="majorHAnsi"/>
+        <w:rFonts w:asciiTheme="majorHAnsi" w:cstheme="majorBidi" w:hAnsiTheme="majorHAnsi" w:eastAsia="黑体"/>
         <w:b/>
         <w:bCs/>
       </w:rPr>
@@ -6074,7 +6381,7 @@
         <w:spacing w:after="0" w:before="0" w:line="240" w:lineRule="auto"/>
       </w:pPr>
       <w:rPr>
-        <w:rFonts w:asciiTheme="majorHAnsi" w:cstheme="majorBidi" w:eastAsiaTheme="majorEastAsia" w:hAnsiTheme="majorHAnsi"/>
+        <w:rFonts w:asciiTheme="majorHAnsi" w:cstheme="majorBidi" w:hAnsiTheme="majorHAnsi" w:eastAsia="黑体"/>
         <w:b/>
         <w:bCs/>
       </w:rPr>
@@ -6092,14 +6399,14 @@
     </w:tblStylePr>
     <w:tblStylePr w:type="firstCol">
       <w:rPr>
-        <w:rFonts w:asciiTheme="majorHAnsi" w:cstheme="majorBidi" w:eastAsiaTheme="majorEastAsia" w:hAnsiTheme="majorHAnsi"/>
+        <w:rFonts w:asciiTheme="majorHAnsi" w:cstheme="majorBidi" w:hAnsiTheme="majorHAnsi" w:eastAsia="黑体"/>
         <w:b/>
         <w:bCs/>
       </w:rPr>
     </w:tblStylePr>
     <w:tblStylePr w:type="lastCol">
       <w:rPr>
-        <w:rFonts w:asciiTheme="majorHAnsi" w:cstheme="majorBidi" w:eastAsiaTheme="majorEastAsia" w:hAnsiTheme="majorHAnsi"/>
+        <w:rFonts w:asciiTheme="majorHAnsi" w:cstheme="majorBidi" w:hAnsiTheme="majorHAnsi" w:eastAsia="黑体"/>
         <w:b/>
         <w:bCs/>
       </w:rPr>
@@ -6182,6 +6489,7 @@
         <w:spacing w:after="0" w:before="0" w:line="240" w:lineRule="auto"/>
       </w:pPr>
       <w:rPr>
+        <w:rFonts w:eastAsia="黑体"/>
         <w:b/>
         <w:bCs/>
         <w:color w:themeColor="background1" w:val="FFFFFF"/>
@@ -6204,6 +6512,7 @@
         <w:spacing w:after="0" w:before="0" w:line="240" w:lineRule="auto"/>
       </w:pPr>
       <w:rPr>
+        <w:rFonts w:eastAsia="黑体"/>
         <w:b/>
         <w:bCs/>
       </w:rPr>
@@ -6221,12 +6530,14 @@
     </w:tblStylePr>
     <w:tblStylePr w:type="firstCol">
       <w:rPr>
+        <w:rFonts w:eastAsia="黑体"/>
         <w:b/>
         <w:bCs/>
       </w:rPr>
     </w:tblStylePr>
     <w:tblStylePr w:type="lastCol">
       <w:rPr>
+        <w:rFonts w:eastAsia="黑体"/>
         <w:b/>
         <w:bCs/>
       </w:rPr>
@@ -6288,6 +6599,7 @@
         <w:spacing w:after="0" w:before="0" w:line="240" w:lineRule="auto"/>
       </w:pPr>
       <w:rPr>
+        <w:rFonts w:eastAsia="黑体"/>
         <w:b/>
         <w:bCs/>
         <w:color w:themeColor="background1" w:val="FFFFFF"/>
@@ -6310,6 +6622,7 @@
         <w:spacing w:after="0" w:before="0" w:line="240" w:lineRule="auto"/>
       </w:pPr>
       <w:rPr>
+        <w:rFonts w:eastAsia="黑体"/>
         <w:b/>
         <w:bCs/>
       </w:rPr>
@@ -6327,12 +6640,14 @@
     </w:tblStylePr>
     <w:tblStylePr w:type="firstCol">
       <w:rPr>
+        <w:rFonts w:eastAsia="黑体"/>
         <w:b/>
         <w:bCs/>
       </w:rPr>
     </w:tblStylePr>
     <w:tblStylePr w:type="lastCol">
       <w:rPr>
+        <w:rFonts w:eastAsia="黑体"/>
         <w:b/>
         <w:bCs/>
       </w:rPr>
@@ -6394,6 +6709,7 @@
         <w:spacing w:after="0" w:before="0" w:line="240" w:lineRule="auto"/>
       </w:pPr>
       <w:rPr>
+        <w:rFonts w:eastAsia="黑体"/>
         <w:b/>
         <w:bCs/>
         <w:color w:themeColor="background1" w:val="FFFFFF"/>
@@ -6416,6 +6732,7 @@
         <w:spacing w:after="0" w:before="0" w:line="240" w:lineRule="auto"/>
       </w:pPr>
       <w:rPr>
+        <w:rFonts w:eastAsia="黑体"/>
         <w:b/>
         <w:bCs/>
       </w:rPr>
@@ -6433,12 +6750,14 @@
     </w:tblStylePr>
     <w:tblStylePr w:type="firstCol">
       <w:rPr>
+        <w:rFonts w:eastAsia="黑体"/>
         <w:b/>
         <w:bCs/>
       </w:rPr>
     </w:tblStylePr>
     <w:tblStylePr w:type="lastCol">
       <w:rPr>
+        <w:rFonts w:eastAsia="黑体"/>
         <w:b/>
         <w:bCs/>
       </w:rPr>
@@ -6500,6 +6819,7 @@
         <w:spacing w:after="0" w:before="0" w:line="240" w:lineRule="auto"/>
       </w:pPr>
       <w:rPr>
+        <w:rFonts w:eastAsia="黑体"/>
         <w:b/>
         <w:bCs/>
         <w:color w:themeColor="background1" w:val="FFFFFF"/>
@@ -6522,6 +6842,7 @@
         <w:spacing w:after="0" w:before="0" w:line="240" w:lineRule="auto"/>
       </w:pPr>
       <w:rPr>
+        <w:rFonts w:eastAsia="黑体"/>
         <w:b/>
         <w:bCs/>
       </w:rPr>
@@ -6539,12 +6860,14 @@
     </w:tblStylePr>
     <w:tblStylePr w:type="firstCol">
       <w:rPr>
+        <w:rFonts w:eastAsia="黑体"/>
         <w:b/>
         <w:bCs/>
       </w:rPr>
     </w:tblStylePr>
     <w:tblStylePr w:type="lastCol">
       <w:rPr>
+        <w:rFonts w:eastAsia="黑体"/>
         <w:b/>
         <w:bCs/>
       </w:rPr>
@@ -6606,6 +6929,7 @@
         <w:spacing w:after="0" w:before="0" w:line="240" w:lineRule="auto"/>
       </w:pPr>
       <w:rPr>
+        <w:rFonts w:eastAsia="黑体"/>
         <w:b/>
         <w:bCs/>
         <w:color w:themeColor="background1" w:val="FFFFFF"/>
@@ -6628,6 +6952,7 @@
         <w:spacing w:after="0" w:before="0" w:line="240" w:lineRule="auto"/>
       </w:pPr>
       <w:rPr>
+        <w:rFonts w:eastAsia="黑体"/>
         <w:b/>
         <w:bCs/>
       </w:rPr>
@@ -6645,12 +6970,14 @@
     </w:tblStylePr>
     <w:tblStylePr w:type="firstCol">
       <w:rPr>
+        <w:rFonts w:eastAsia="黑体"/>
         <w:b/>
         <w:bCs/>
       </w:rPr>
     </w:tblStylePr>
     <w:tblStylePr w:type="lastCol">
       <w:rPr>
+        <w:rFonts w:eastAsia="黑体"/>
         <w:b/>
         <w:bCs/>
       </w:rPr>
@@ -6712,6 +7039,7 @@
         <w:spacing w:after="0" w:before="0" w:line="240" w:lineRule="auto"/>
       </w:pPr>
       <w:rPr>
+        <w:rFonts w:eastAsia="黑体"/>
         <w:b/>
         <w:bCs/>
         <w:color w:themeColor="background1" w:val="FFFFFF"/>
@@ -6734,6 +7062,7 @@
         <w:spacing w:after="0" w:before="0" w:line="240" w:lineRule="auto"/>
       </w:pPr>
       <w:rPr>
+        <w:rFonts w:eastAsia="黑体"/>
         <w:b/>
         <w:bCs/>
       </w:rPr>
@@ -6751,12 +7080,14 @@
     </w:tblStylePr>
     <w:tblStylePr w:type="firstCol">
       <w:rPr>
+        <w:rFonts w:eastAsia="黑体"/>
         <w:b/>
         <w:bCs/>
       </w:rPr>
     </w:tblStylePr>
     <w:tblStylePr w:type="lastCol">
       <w:rPr>
+        <w:rFonts w:eastAsia="黑体"/>
         <w:b/>
         <w:bCs/>
       </w:rPr>
@@ -6818,6 +7149,7 @@
         <w:spacing w:after="0" w:before="0" w:line="240" w:lineRule="auto"/>
       </w:pPr>
       <w:rPr>
+        <w:rFonts w:eastAsia="黑体"/>
         <w:b/>
         <w:bCs/>
         <w:color w:themeColor="background1" w:val="FFFFFF"/>
@@ -6840,6 +7172,7 @@
         <w:spacing w:after="0" w:before="0" w:line="240" w:lineRule="auto"/>
       </w:pPr>
       <w:rPr>
+        <w:rFonts w:eastAsia="黑体"/>
         <w:b/>
         <w:bCs/>
       </w:rPr>
@@ -6857,12 +7190,14 @@
     </w:tblStylePr>
     <w:tblStylePr w:type="firstCol">
       <w:rPr>
+        <w:rFonts w:eastAsia="黑体"/>
         <w:b/>
         <w:bCs/>
       </w:rPr>
     </w:tblStylePr>
     <w:tblStylePr w:type="lastCol">
       <w:rPr>
+        <w:rFonts w:eastAsia="黑体"/>
         <w:b/>
         <w:bCs/>
       </w:rPr>
@@ -6921,6 +7256,7 @@
         <w:spacing w:after="0" w:before="0" w:line="240" w:lineRule="auto"/>
       </w:pPr>
       <w:rPr>
+        <w:rFonts w:eastAsia="黑体"/>
         <w:b/>
         <w:bCs/>
         <w:color w:themeColor="background1" w:val="FFFFFF"/>
@@ -6943,6 +7279,7 @@
         <w:spacing w:after="0" w:before="0" w:line="240" w:lineRule="auto"/>
       </w:pPr>
       <w:rPr>
+        <w:rFonts w:eastAsia="黑体"/>
         <w:color w:val="auto"/>
       </w:rPr>
       <w:tblPr/>
@@ -6960,6 +7297,7 @@
     </w:tblStylePr>
     <w:tblStylePr w:type="firstCol">
       <w:rPr>
+        <w:rFonts w:eastAsia="黑体"/>
         <w:b/>
         <w:bCs/>
         <w:color w:themeColor="background1" w:val="FFFFFF"/>
@@ -6979,6 +7317,7 @@
     </w:tblStylePr>
     <w:tblStylePr w:type="lastCol">
       <w:rPr>
+        <w:rFonts w:eastAsia="黑体"/>
         <w:b/>
         <w:bCs/>
         <w:color w:themeColor="background1" w:val="FFFFFF"/>
@@ -7027,6 +7366,7 @@
     </w:tblStylePr>
     <w:tblStylePr w:type="nwCell">
       <w:rPr>
+        <w:rFonts w:eastAsia="黑体"/>
         <w:color w:themeColor="background1" w:val="FFFFFF"/>
       </w:rPr>
       <w:tblPr/>
@@ -7070,6 +7410,7 @@
         <w:spacing w:after="0" w:before="0" w:line="240" w:lineRule="auto"/>
       </w:pPr>
       <w:rPr>
+        <w:rFonts w:eastAsia="黑体"/>
         <w:b/>
         <w:bCs/>
         <w:color w:themeColor="background1" w:val="FFFFFF"/>
@@ -7092,6 +7433,7 @@
         <w:spacing w:after="0" w:before="0" w:line="240" w:lineRule="auto"/>
       </w:pPr>
       <w:rPr>
+        <w:rFonts w:eastAsia="黑体"/>
         <w:color w:val="auto"/>
       </w:rPr>
       <w:tblPr/>
@@ -7109,6 +7451,7 @@
     </w:tblStylePr>
     <w:tblStylePr w:type="firstCol">
       <w:rPr>
+        <w:rFonts w:eastAsia="黑体"/>
         <w:b/>
         <w:bCs/>
         <w:color w:themeColor="background1" w:val="FFFFFF"/>
@@ -7128,6 +7471,7 @@
     </w:tblStylePr>
     <w:tblStylePr w:type="lastCol">
       <w:rPr>
+        <w:rFonts w:eastAsia="黑体"/>
         <w:b/>
         <w:bCs/>
         <w:color w:themeColor="background1" w:val="FFFFFF"/>
@@ -7176,6 +7520,7 @@
     </w:tblStylePr>
     <w:tblStylePr w:type="nwCell">
       <w:rPr>
+        <w:rFonts w:eastAsia="黑体"/>
         <w:color w:themeColor="background1" w:val="FFFFFF"/>
       </w:rPr>
       <w:tblPr/>
@@ -7219,6 +7564,7 @@
         <w:spacing w:after="0" w:before="0" w:line="240" w:lineRule="auto"/>
       </w:pPr>
       <w:rPr>
+        <w:rFonts w:eastAsia="黑体"/>
         <w:b/>
         <w:bCs/>
         <w:color w:themeColor="background1" w:val="FFFFFF"/>
@@ -7241,6 +7587,7 @@
         <w:spacing w:after="0" w:before="0" w:line="240" w:lineRule="auto"/>
       </w:pPr>
       <w:rPr>
+        <w:rFonts w:eastAsia="黑体"/>
         <w:color w:val="auto"/>
       </w:rPr>
       <w:tblPr/>
@@ -7258,6 +7605,7 @@
     </w:tblStylePr>
     <w:tblStylePr w:type="firstCol">
       <w:rPr>
+        <w:rFonts w:eastAsia="黑体"/>
         <w:b/>
         <w:bCs/>
         <w:color w:themeColor="background1" w:val="FFFFFF"/>
@@ -7277,6 +7625,7 @@
     </w:tblStylePr>
     <w:tblStylePr w:type="lastCol">
       <w:rPr>
+        <w:rFonts w:eastAsia="黑体"/>
         <w:b/>
         <w:bCs/>
         <w:color w:themeColor="background1" w:val="FFFFFF"/>
@@ -7325,6 +7674,7 @@
     </w:tblStylePr>
     <w:tblStylePr w:type="nwCell">
       <w:rPr>
+        <w:rFonts w:eastAsia="黑体"/>
         <w:color w:themeColor="background1" w:val="FFFFFF"/>
       </w:rPr>
       <w:tblPr/>
@@ -7368,6 +7718,7 @@
         <w:spacing w:after="0" w:before="0" w:line="240" w:lineRule="auto"/>
       </w:pPr>
       <w:rPr>
+        <w:rFonts w:eastAsia="黑体"/>
         <w:b/>
         <w:bCs/>
         <w:color w:themeColor="background1" w:val="FFFFFF"/>
@@ -7390,6 +7741,7 @@
         <w:spacing w:after="0" w:before="0" w:line="240" w:lineRule="auto"/>
       </w:pPr>
       <w:rPr>
+        <w:rFonts w:eastAsia="黑体"/>
         <w:color w:val="auto"/>
       </w:rPr>
       <w:tblPr/>
@@ -7407,6 +7759,7 @@
     </w:tblStylePr>
     <w:tblStylePr w:type="firstCol">
       <w:rPr>
+        <w:rFonts w:eastAsia="黑体"/>
         <w:b/>
         <w:bCs/>
         <w:color w:themeColor="background1" w:val="FFFFFF"/>
@@ -7426,6 +7779,7 @@
     </w:tblStylePr>
     <w:tblStylePr w:type="lastCol">
       <w:rPr>
+        <w:rFonts w:eastAsia="黑体"/>
         <w:b/>
         <w:bCs/>
         <w:color w:themeColor="background1" w:val="FFFFFF"/>
@@ -7474,6 +7828,7 @@
     </w:tblStylePr>
     <w:tblStylePr w:type="nwCell">
       <w:rPr>
+        <w:rFonts w:eastAsia="黑体"/>
         <w:color w:themeColor="background1" w:val="FFFFFF"/>
       </w:rPr>
       <w:tblPr/>
@@ -7517,6 +7872,7 @@
         <w:spacing w:after="0" w:before="0" w:line="240" w:lineRule="auto"/>
       </w:pPr>
       <w:rPr>
+        <w:rFonts w:eastAsia="黑体"/>
         <w:b/>
         <w:bCs/>
         <w:color w:themeColor="background1" w:val="FFFFFF"/>
@@ -7539,6 +7895,7 @@
         <w:spacing w:after="0" w:before="0" w:line="240" w:lineRule="auto"/>
       </w:pPr>
       <w:rPr>
+        <w:rFonts w:eastAsia="黑体"/>
         <w:color w:val="auto"/>
       </w:rPr>
       <w:tblPr/>
@@ -7556,6 +7913,7 @@
     </w:tblStylePr>
     <w:tblStylePr w:type="firstCol">
       <w:rPr>
+        <w:rFonts w:eastAsia="黑体"/>
         <w:b/>
         <w:bCs/>
         <w:color w:themeColor="background1" w:val="FFFFFF"/>
@@ -7575,6 +7933,7 @@
     </w:tblStylePr>
     <w:tblStylePr w:type="lastCol">
       <w:rPr>
+        <w:rFonts w:eastAsia="黑体"/>
         <w:b/>
         <w:bCs/>
         <w:color w:themeColor="background1" w:val="FFFFFF"/>
@@ -7623,6 +7982,7 @@
     </w:tblStylePr>
     <w:tblStylePr w:type="nwCell">
       <w:rPr>
+        <w:rFonts w:eastAsia="黑体"/>
         <w:color w:themeColor="background1" w:val="FFFFFF"/>
       </w:rPr>
       <w:tblPr/>
@@ -7666,6 +8026,7 @@
         <w:spacing w:after="0" w:before="0" w:line="240" w:lineRule="auto"/>
       </w:pPr>
       <w:rPr>
+        <w:rFonts w:eastAsia="黑体"/>
         <w:b/>
         <w:bCs/>
         <w:color w:themeColor="background1" w:val="FFFFFF"/>
@@ -7688,6 +8049,7 @@
         <w:spacing w:after="0" w:before="0" w:line="240" w:lineRule="auto"/>
       </w:pPr>
       <w:rPr>
+        <w:rFonts w:eastAsia="黑体"/>
         <w:color w:val="auto"/>
       </w:rPr>
       <w:tblPr/>
@@ -7705,6 +8067,7 @@
     </w:tblStylePr>
     <w:tblStylePr w:type="firstCol">
       <w:rPr>
+        <w:rFonts w:eastAsia="黑体"/>
         <w:b/>
         <w:bCs/>
         <w:color w:themeColor="background1" w:val="FFFFFF"/>
@@ -7724,6 +8087,7 @@
     </w:tblStylePr>
     <w:tblStylePr w:type="lastCol">
       <w:rPr>
+        <w:rFonts w:eastAsia="黑体"/>
         <w:b/>
         <w:bCs/>
         <w:color w:themeColor="background1" w:val="FFFFFF"/>
@@ -7772,6 +8136,7 @@
     </w:tblStylePr>
     <w:tblStylePr w:type="nwCell">
       <w:rPr>
+        <w:rFonts w:eastAsia="黑体"/>
         <w:color w:themeColor="background1" w:val="FFFFFF"/>
       </w:rPr>
       <w:tblPr/>
@@ -7815,6 +8180,7 @@
         <w:spacing w:after="0" w:before="0" w:line="240" w:lineRule="auto"/>
       </w:pPr>
       <w:rPr>
+        <w:rFonts w:eastAsia="黑体"/>
         <w:b/>
         <w:bCs/>
         <w:color w:themeColor="background1" w:val="FFFFFF"/>
@@ -7837,6 +8203,7 @@
         <w:spacing w:after="0" w:before="0" w:line="240" w:lineRule="auto"/>
       </w:pPr>
       <w:rPr>
+        <w:rFonts w:eastAsia="黑体"/>
         <w:color w:val="auto"/>
       </w:rPr>
       <w:tblPr/>
@@ -7854,6 +8221,7 @@
     </w:tblStylePr>
     <w:tblStylePr w:type="firstCol">
       <w:rPr>
+        <w:rFonts w:eastAsia="黑体"/>
         <w:b/>
         <w:bCs/>
         <w:color w:themeColor="background1" w:val="FFFFFF"/>
@@ -7873,6 +8241,7 @@
     </w:tblStylePr>
     <w:tblStylePr w:type="lastCol">
       <w:rPr>
+        <w:rFonts w:eastAsia="黑体"/>
         <w:b/>
         <w:bCs/>
         <w:color w:themeColor="background1" w:val="FFFFFF"/>
@@ -7921,6 +8290,7 @@
     </w:tblStylePr>
     <w:tblStylePr w:type="nwCell">
       <w:rPr>
+        <w:rFonts w:eastAsia="黑体"/>
         <w:color w:themeColor="background1" w:val="FFFFFF"/>
       </w:rPr>
       <w:tblPr/>
@@ -7945,6 +8315,7 @@
       <w:spacing w:after="0" w:line="240" w:lineRule="auto"/>
     </w:pPr>
     <w:rPr>
+      <w:rFonts w:eastAsia="黑体"/>
       <w:color w:themeColor="text1" w:val="000000"/>
     </w:rPr>
     <w:tblPr>
@@ -7964,7 +8335,7 @@
     </w:tblPr>
     <w:tblStylePr w:type="firstRow">
       <w:rPr>
-        <w:rFonts w:asciiTheme="majorHAnsi" w:cstheme="majorBidi" w:eastAsiaTheme="majorEastAsia" w:hAnsiTheme="majorHAnsi"/>
+        <w:rFonts w:asciiTheme="majorHAnsi" w:cstheme="majorBidi" w:hAnsiTheme="majorHAnsi" w:eastAsia="黑体"/>
       </w:rPr>
       <w:tblPr/>
       <w:tcPr>
@@ -7976,6 +8347,7 @@
     </w:tblStylePr>
     <w:tblStylePr w:type="lastRow">
       <w:rPr>
+        <w:rFonts w:eastAsia="黑体"/>
         <w:b/>
         <w:bCs/>
         <w:color w:themeColor="text2" w:val="1F497D"/>
@@ -7990,12 +8362,14 @@
     </w:tblStylePr>
     <w:tblStylePr w:type="firstCol">
       <w:rPr>
+        <w:rFonts w:eastAsia="黑体"/>
         <w:b/>
         <w:bCs/>
       </w:rPr>
     </w:tblStylePr>
     <w:tblStylePr w:type="lastCol">
       <w:rPr>
+        <w:rFonts w:eastAsia="黑体"/>
         <w:b/>
         <w:bCs/>
       </w:rPr>
@@ -8029,6 +8403,7 @@
       <w:spacing w:after="0" w:line="240" w:lineRule="auto"/>
     </w:pPr>
     <w:rPr>
+      <w:rFonts w:eastAsia="黑体"/>
       <w:color w:themeColor="text1" w:val="000000"/>
     </w:rPr>
     <w:tblPr>
@@ -8048,7 +8423,7 @@
     </w:tblPr>
     <w:tblStylePr w:type="firstRow">
       <w:rPr>
-        <w:rFonts w:asciiTheme="majorHAnsi" w:cstheme="majorBidi" w:eastAsiaTheme="majorEastAsia" w:hAnsiTheme="majorHAnsi"/>
+        <w:rFonts w:asciiTheme="majorHAnsi" w:cstheme="majorBidi" w:hAnsiTheme="majorHAnsi" w:eastAsia="黑体"/>
       </w:rPr>
       <w:tblPr/>
       <w:tcPr>
@@ -8060,6 +8435,7 @@
     </w:tblStylePr>
     <w:tblStylePr w:type="lastRow">
       <w:rPr>
+        <w:rFonts w:eastAsia="黑体"/>
         <w:b/>
         <w:bCs/>
         <w:color w:themeColor="text2" w:val="1F497D"/>
@@ -8074,12 +8450,14 @@
     </w:tblStylePr>
     <w:tblStylePr w:type="firstCol">
       <w:rPr>
+        <w:rFonts w:eastAsia="黑体"/>
         <w:b/>
         <w:bCs/>
       </w:rPr>
     </w:tblStylePr>
     <w:tblStylePr w:type="lastCol">
       <w:rPr>
+        <w:rFonts w:eastAsia="黑体"/>
         <w:b/>
         <w:bCs/>
       </w:rPr>
@@ -8113,6 +8491,7 @@
       <w:spacing w:after="0" w:line="240" w:lineRule="auto"/>
     </w:pPr>
     <w:rPr>
+      <w:rFonts w:eastAsia="黑体"/>
       <w:color w:themeColor="text1" w:val="000000"/>
     </w:rPr>
     <w:tblPr>
@@ -8132,7 +8511,7 @@
     </w:tblPr>
     <w:tblStylePr w:type="firstRow">
       <w:rPr>
-        <w:rFonts w:asciiTheme="majorHAnsi" w:cstheme="majorBidi" w:eastAsiaTheme="majorEastAsia" w:hAnsiTheme="majorHAnsi"/>
+        <w:rFonts w:asciiTheme="majorHAnsi" w:cstheme="majorBidi" w:hAnsiTheme="majorHAnsi" w:eastAsia="黑体"/>
       </w:rPr>
       <w:tblPr/>
       <w:tcPr>
@@ -8144,6 +8523,7 @@
     </w:tblStylePr>
     <w:tblStylePr w:type="lastRow">
       <w:rPr>
+        <w:rFonts w:eastAsia="黑体"/>
         <w:b/>
         <w:bCs/>
         <w:color w:themeColor="text2" w:val="1F497D"/>
@@ -8158,12 +8538,14 @@
     </w:tblStylePr>
     <w:tblStylePr w:type="firstCol">
       <w:rPr>
+        <w:rFonts w:eastAsia="黑体"/>
         <w:b/>
         <w:bCs/>
       </w:rPr>
     </w:tblStylePr>
     <w:tblStylePr w:type="lastCol">
       <w:rPr>
+        <w:rFonts w:eastAsia="黑体"/>
         <w:b/>
         <w:bCs/>
       </w:rPr>
@@ -8197,6 +8579,7 @@
       <w:spacing w:after="0" w:line="240" w:lineRule="auto"/>
     </w:pPr>
     <w:rPr>
+      <w:rFonts w:eastAsia="黑体"/>
       <w:color w:themeColor="text1" w:val="000000"/>
     </w:rPr>
     <w:tblPr>
@@ -8216,7 +8599,7 @@
     </w:tblPr>
     <w:tblStylePr w:type="firstRow">
       <w:rPr>
-        <w:rFonts w:asciiTheme="majorHAnsi" w:cstheme="majorBidi" w:eastAsiaTheme="majorEastAsia" w:hAnsiTheme="majorHAnsi"/>
+        <w:rFonts w:asciiTheme="majorHAnsi" w:cstheme="majorBidi" w:hAnsiTheme="majorHAnsi" w:eastAsia="黑体"/>
       </w:rPr>
       <w:tblPr/>
       <w:tcPr>
@@ -8228,6 +8611,7 @@
     </w:tblStylePr>
     <w:tblStylePr w:type="lastRow">
       <w:rPr>
+        <w:rFonts w:eastAsia="黑体"/>
         <w:b/>
         <w:bCs/>
         <w:color w:themeColor="text2" w:val="1F497D"/>
@@ -8242,12 +8626,14 @@
     </w:tblStylePr>
     <w:tblStylePr w:type="firstCol">
       <w:rPr>
+        <w:rFonts w:eastAsia="黑体"/>
         <w:b/>
         <w:bCs/>
       </w:rPr>
     </w:tblStylePr>
     <w:tblStylePr w:type="lastCol">
       <w:rPr>
+        <w:rFonts w:eastAsia="黑体"/>
         <w:b/>
         <w:bCs/>
       </w:rPr>
@@ -8281,6 +8667,7 @@
       <w:spacing w:after="0" w:line="240" w:lineRule="auto"/>
     </w:pPr>
     <w:rPr>
+      <w:rFonts w:eastAsia="黑体"/>
       <w:color w:themeColor="text1" w:val="000000"/>
     </w:rPr>
     <w:tblPr>
@@ -8300,7 +8687,7 @@
     </w:tblPr>
     <w:tblStylePr w:type="firstRow">
       <w:rPr>
-        <w:rFonts w:asciiTheme="majorHAnsi" w:cstheme="majorBidi" w:eastAsiaTheme="majorEastAsia" w:hAnsiTheme="majorHAnsi"/>
+        <w:rFonts w:asciiTheme="majorHAnsi" w:cstheme="majorBidi" w:hAnsiTheme="majorHAnsi" w:eastAsia="黑体"/>
       </w:rPr>
       <w:tblPr/>
       <w:tcPr>
@@ -8312,6 +8699,7 @@
     </w:tblStylePr>
     <w:tblStylePr w:type="lastRow">
       <w:rPr>
+        <w:rFonts w:eastAsia="黑体"/>
         <w:b/>
         <w:bCs/>
         <w:color w:themeColor="text2" w:val="1F497D"/>
@@ -8326,12 +8714,14 @@
     </w:tblStylePr>
     <w:tblStylePr w:type="firstCol">
       <w:rPr>
+        <w:rFonts w:eastAsia="黑体"/>
         <w:b/>
         <w:bCs/>
       </w:rPr>
     </w:tblStylePr>
     <w:tblStylePr w:type="lastCol">
       <w:rPr>
+        <w:rFonts w:eastAsia="黑体"/>
         <w:b/>
         <w:bCs/>
       </w:rPr>
@@ -8365,6 +8755,7 @@
       <w:spacing w:after="0" w:line="240" w:lineRule="auto"/>
     </w:pPr>
     <w:rPr>
+      <w:rFonts w:eastAsia="黑体"/>
       <w:color w:themeColor="text1" w:val="000000"/>
     </w:rPr>
     <w:tblPr>
@@ -8384,7 +8775,7 @@
     </w:tblPr>
     <w:tblStylePr w:type="firstRow">
       <w:rPr>
-        <w:rFonts w:asciiTheme="majorHAnsi" w:cstheme="majorBidi" w:eastAsiaTheme="majorEastAsia" w:hAnsiTheme="majorHAnsi"/>
+        <w:rFonts w:asciiTheme="majorHAnsi" w:cstheme="majorBidi" w:hAnsiTheme="majorHAnsi" w:eastAsia="黑体"/>
       </w:rPr>
       <w:tblPr/>
       <w:tcPr>
@@ -8396,6 +8787,7 @@
     </w:tblStylePr>
     <w:tblStylePr w:type="lastRow">
       <w:rPr>
+        <w:rFonts w:eastAsia="黑体"/>
         <w:b/>
         <w:bCs/>
         <w:color w:themeColor="text2" w:val="1F497D"/>
@@ -8410,12 +8802,14 @@
     </w:tblStylePr>
     <w:tblStylePr w:type="firstCol">
       <w:rPr>
+        <w:rFonts w:eastAsia="黑体"/>
         <w:b/>
         <w:bCs/>
       </w:rPr>
     </w:tblStylePr>
     <w:tblStylePr w:type="lastCol">
       <w:rPr>
+        <w:rFonts w:eastAsia="黑体"/>
         <w:b/>
         <w:bCs/>
       </w:rPr>
@@ -8449,6 +8843,7 @@
       <w:spacing w:after="0" w:line="240" w:lineRule="auto"/>
     </w:pPr>
     <w:rPr>
+      <w:rFonts w:eastAsia="黑体"/>
       <w:color w:themeColor="text1" w:val="000000"/>
     </w:rPr>
     <w:tblPr>
@@ -8468,7 +8863,7 @@
     </w:tblPr>
     <w:tblStylePr w:type="firstRow">
       <w:rPr>
-        <w:rFonts w:asciiTheme="majorHAnsi" w:cstheme="majorBidi" w:eastAsiaTheme="majorEastAsia" w:hAnsiTheme="majorHAnsi"/>
+        <w:rFonts w:asciiTheme="majorHAnsi" w:cstheme="majorBidi" w:hAnsiTheme="majorHAnsi" w:eastAsia="黑体"/>
       </w:rPr>
       <w:tblPr/>
       <w:tcPr>
@@ -8480,6 +8875,7 @@
     </w:tblStylePr>
     <w:tblStylePr w:type="lastRow">
       <w:rPr>
+        <w:rFonts w:eastAsia="黑体"/>
         <w:b/>
         <w:bCs/>
         <w:color w:themeColor="text2" w:val="1F497D"/>
@@ -8494,12 +8890,14 @@
     </w:tblStylePr>
     <w:tblStylePr w:type="firstCol">
       <w:rPr>
+        <w:rFonts w:eastAsia="黑体"/>
         <w:b/>
         <w:bCs/>
       </w:rPr>
     </w:tblStylePr>
     <w:tblStylePr w:type="lastCol">
       <w:rPr>
+        <w:rFonts w:eastAsia="黑体"/>
         <w:b/>
         <w:bCs/>
       </w:rPr>
@@ -8533,7 +8931,7 @@
       <w:spacing w:after="0" w:line="240" w:lineRule="auto"/>
     </w:pPr>
     <w:rPr>
-      <w:rFonts w:asciiTheme="majorHAnsi" w:cstheme="majorBidi" w:eastAsiaTheme="majorEastAsia" w:hAnsiTheme="majorHAnsi"/>
+      <w:rFonts w:asciiTheme="majorHAnsi" w:cstheme="majorBidi" w:hAnsiTheme="majorHAnsi" w:eastAsia="黑体"/>
       <w:color w:themeColor="text1" w:val="000000"/>
     </w:rPr>
     <w:tblPr>
@@ -8555,6 +8953,7 @@
     </w:tblPr>
     <w:tblStylePr w:type="firstRow">
       <w:rPr>
+        <w:rFonts w:eastAsia="黑体"/>
         <w:sz w:val="24"/>
         <w:szCs w:val="24"/>
       </w:rPr>
@@ -8661,7 +9060,7 @@
       <w:spacing w:after="0" w:line="240" w:lineRule="auto"/>
     </w:pPr>
     <w:rPr>
-      <w:rFonts w:asciiTheme="majorHAnsi" w:cstheme="majorBidi" w:eastAsiaTheme="majorEastAsia" w:hAnsiTheme="majorHAnsi"/>
+      <w:rFonts w:asciiTheme="majorHAnsi" w:cstheme="majorBidi" w:hAnsiTheme="majorHAnsi" w:eastAsia="黑体"/>
       <w:color w:themeColor="text1" w:val="000000"/>
     </w:rPr>
     <w:tblPr>
@@ -8683,6 +9082,7 @@
     </w:tblPr>
     <w:tblStylePr w:type="firstRow">
       <w:rPr>
+        <w:rFonts w:eastAsia="黑体"/>
         <w:sz w:val="24"/>
         <w:szCs w:val="24"/>
       </w:rPr>
@@ -8789,7 +9189,7 @@
       <w:spacing w:after="0" w:line="240" w:lineRule="auto"/>
     </w:pPr>
     <w:rPr>
-      <w:rFonts w:asciiTheme="majorHAnsi" w:cstheme="majorBidi" w:eastAsiaTheme="majorEastAsia" w:hAnsiTheme="majorHAnsi"/>
+      <w:rFonts w:asciiTheme="majorHAnsi" w:cstheme="majorBidi" w:hAnsiTheme="majorHAnsi" w:eastAsia="黑体"/>
       <w:color w:themeColor="text1" w:val="000000"/>
     </w:rPr>
     <w:tblPr>
@@ -8811,6 +9211,7 @@
     </w:tblPr>
     <w:tblStylePr w:type="firstRow">
       <w:rPr>
+        <w:rFonts w:eastAsia="黑体"/>
         <w:sz w:val="24"/>
         <w:szCs w:val="24"/>
       </w:rPr>
@@ -8917,7 +9318,7 @@
       <w:spacing w:after="0" w:line="240" w:lineRule="auto"/>
     </w:pPr>
     <w:rPr>
-      <w:rFonts w:asciiTheme="majorHAnsi" w:cstheme="majorBidi" w:eastAsiaTheme="majorEastAsia" w:hAnsiTheme="majorHAnsi"/>
+      <w:rFonts w:asciiTheme="majorHAnsi" w:cstheme="majorBidi" w:hAnsiTheme="majorHAnsi" w:eastAsia="黑体"/>
       <w:color w:themeColor="text1" w:val="000000"/>
     </w:rPr>
     <w:tblPr>
@@ -8939,6 +9340,7 @@
     </w:tblPr>
     <w:tblStylePr w:type="firstRow">
       <w:rPr>
+        <w:rFonts w:eastAsia="黑体"/>
         <w:sz w:val="24"/>
         <w:szCs w:val="24"/>
       </w:rPr>
@@ -9045,7 +9447,7 @@
       <w:spacing w:after="0" w:line="240" w:lineRule="auto"/>
     </w:pPr>
     <w:rPr>
-      <w:rFonts w:asciiTheme="majorHAnsi" w:cstheme="majorBidi" w:eastAsiaTheme="majorEastAsia" w:hAnsiTheme="majorHAnsi"/>
+      <w:rFonts w:asciiTheme="majorHAnsi" w:cstheme="majorBidi" w:hAnsiTheme="majorHAnsi" w:eastAsia="黑体"/>
       <w:color w:themeColor="text1" w:val="000000"/>
     </w:rPr>
     <w:tblPr>
@@ -9067,6 +9469,7 @@
     </w:tblPr>
     <w:tblStylePr w:type="firstRow">
       <w:rPr>
+        <w:rFonts w:eastAsia="黑体"/>
         <w:sz w:val="24"/>
         <w:szCs w:val="24"/>
       </w:rPr>
@@ -9173,7 +9576,7 @@
       <w:spacing w:after="0" w:line="240" w:lineRule="auto"/>
     </w:pPr>
     <w:rPr>
-      <w:rFonts w:asciiTheme="majorHAnsi" w:cstheme="majorBidi" w:eastAsiaTheme="majorEastAsia" w:hAnsiTheme="majorHAnsi"/>
+      <w:rFonts w:asciiTheme="majorHAnsi" w:cstheme="majorBidi" w:hAnsiTheme="majorHAnsi" w:eastAsia="黑体"/>
       <w:color w:themeColor="text1" w:val="000000"/>
     </w:rPr>
     <w:tblPr>
@@ -9195,6 +9598,7 @@
     </w:tblPr>
     <w:tblStylePr w:type="firstRow">
       <w:rPr>
+        <w:rFonts w:eastAsia="黑体"/>
         <w:sz w:val="24"/>
         <w:szCs w:val="24"/>
       </w:rPr>
@@ -9301,7 +9705,7 @@
       <w:spacing w:after="0" w:line="240" w:lineRule="auto"/>
     </w:pPr>
     <w:rPr>
-      <w:rFonts w:asciiTheme="majorHAnsi" w:cstheme="majorBidi" w:eastAsiaTheme="majorEastAsia" w:hAnsiTheme="majorHAnsi"/>
+      <w:rFonts w:asciiTheme="majorHAnsi" w:cstheme="majorBidi" w:hAnsiTheme="majorHAnsi" w:eastAsia="黑体"/>
       <w:color w:themeColor="text1" w:val="000000"/>
     </w:rPr>
     <w:tblPr>
@@ -9323,6 +9727,7 @@
     </w:tblPr>
     <w:tblStylePr w:type="firstRow">
       <w:rPr>
+        <w:rFonts w:eastAsia="黑体"/>
         <w:sz w:val="24"/>
         <w:szCs w:val="24"/>
       </w:rPr>
@@ -9452,12 +9857,14 @@
     </w:tcPr>
     <w:tblStylePr w:type="firstRow">
       <w:rPr>
+        <w:rFonts w:eastAsia="黑体"/>
         <w:b/>
         <w:bCs/>
       </w:rPr>
     </w:tblStylePr>
     <w:tblStylePr w:type="lastRow">
       <w:rPr>
+        <w:rFonts w:eastAsia="黑体"/>
         <w:b/>
         <w:bCs/>
       </w:rPr>
@@ -9470,12 +9877,14 @@
     </w:tblStylePr>
     <w:tblStylePr w:type="firstCol">
       <w:rPr>
+        <w:rFonts w:eastAsia="黑体"/>
         <w:b/>
         <w:bCs/>
       </w:rPr>
     </w:tblStylePr>
     <w:tblStylePr w:type="lastCol">
       <w:rPr>
+        <w:rFonts w:eastAsia="黑体"/>
         <w:b/>
         <w:bCs/>
       </w:rPr>
@@ -9525,12 +9934,14 @@
     </w:tcPr>
     <w:tblStylePr w:type="firstRow">
       <w:rPr>
+        <w:rFonts w:eastAsia="黑体"/>
         <w:b/>
         <w:bCs/>
       </w:rPr>
     </w:tblStylePr>
     <w:tblStylePr w:type="lastRow">
       <w:rPr>
+        <w:rFonts w:eastAsia="黑体"/>
         <w:b/>
         <w:bCs/>
       </w:rPr>
@@ -9543,12 +9954,14 @@
     </w:tblStylePr>
     <w:tblStylePr w:type="firstCol">
       <w:rPr>
+        <w:rFonts w:eastAsia="黑体"/>
         <w:b/>
         <w:bCs/>
       </w:rPr>
     </w:tblStylePr>
     <w:tblStylePr w:type="lastCol">
       <w:rPr>
+        <w:rFonts w:eastAsia="黑体"/>
         <w:b/>
         <w:bCs/>
       </w:rPr>
@@ -9598,12 +10011,14 @@
     </w:tcPr>
     <w:tblStylePr w:type="firstRow">
       <w:rPr>
+        <w:rFonts w:eastAsia="黑体"/>
         <w:b/>
         <w:bCs/>
       </w:rPr>
     </w:tblStylePr>
     <w:tblStylePr w:type="lastRow">
       <w:rPr>
+        <w:rFonts w:eastAsia="黑体"/>
         <w:b/>
         <w:bCs/>
       </w:rPr>
@@ -9616,12 +10031,14 @@
     </w:tblStylePr>
     <w:tblStylePr w:type="firstCol">
       <w:rPr>
+        <w:rFonts w:eastAsia="黑体"/>
         <w:b/>
         <w:bCs/>
       </w:rPr>
     </w:tblStylePr>
     <w:tblStylePr w:type="lastCol">
       <w:rPr>
+        <w:rFonts w:eastAsia="黑体"/>
         <w:b/>
         <w:bCs/>
       </w:rPr>
@@ -9671,12 +10088,14 @@
     </w:tcPr>
     <w:tblStylePr w:type="firstRow">
       <w:rPr>
+        <w:rFonts w:eastAsia="黑体"/>
         <w:b/>
         <w:bCs/>
       </w:rPr>
     </w:tblStylePr>
     <w:tblStylePr w:type="lastRow">
       <w:rPr>
+        <w:rFonts w:eastAsia="黑体"/>
         <w:b/>
         <w:bCs/>
       </w:rPr>
@@ -9689,12 +10108,14 @@
     </w:tblStylePr>
     <w:tblStylePr w:type="firstCol">
       <w:rPr>
+        <w:rFonts w:eastAsia="黑体"/>
         <w:b/>
         <w:bCs/>
       </w:rPr>
     </w:tblStylePr>
     <w:tblStylePr w:type="lastCol">
       <w:rPr>
+        <w:rFonts w:eastAsia="黑体"/>
         <w:b/>
         <w:bCs/>
       </w:rPr>
@@ -9744,12 +10165,14 @@
     </w:tcPr>
     <w:tblStylePr w:type="firstRow">
       <w:rPr>
+        <w:rFonts w:eastAsia="黑体"/>
         <w:b/>
         <w:bCs/>
       </w:rPr>
     </w:tblStylePr>
     <w:tblStylePr w:type="lastRow">
       <w:rPr>
+        <w:rFonts w:eastAsia="黑体"/>
         <w:b/>
         <w:bCs/>
       </w:rPr>
@@ -9762,12 +10185,14 @@
     </w:tblStylePr>
     <w:tblStylePr w:type="firstCol">
       <w:rPr>
+        <w:rFonts w:eastAsia="黑体"/>
         <w:b/>
         <w:bCs/>
       </w:rPr>
     </w:tblStylePr>
     <w:tblStylePr w:type="lastCol">
       <w:rPr>
+        <w:rFonts w:eastAsia="黑体"/>
         <w:b/>
         <w:bCs/>
       </w:rPr>
@@ -9817,12 +10242,14 @@
     </w:tcPr>
     <w:tblStylePr w:type="firstRow">
       <w:rPr>
+        <w:rFonts w:eastAsia="黑体"/>
         <w:b/>
         <w:bCs/>
       </w:rPr>
     </w:tblStylePr>
     <w:tblStylePr w:type="lastRow">
       <w:rPr>
+        <w:rFonts w:eastAsia="黑体"/>
         <w:b/>
         <w:bCs/>
       </w:rPr>
@@ -9835,12 +10262,14 @@
     </w:tblStylePr>
     <w:tblStylePr w:type="firstCol">
       <w:rPr>
+        <w:rFonts w:eastAsia="黑体"/>
         <w:b/>
         <w:bCs/>
       </w:rPr>
     </w:tblStylePr>
     <w:tblStylePr w:type="lastCol">
       <w:rPr>
+        <w:rFonts w:eastAsia="黑体"/>
         <w:b/>
         <w:bCs/>
       </w:rPr>
@@ -9890,12 +10319,14 @@
     </w:tcPr>
     <w:tblStylePr w:type="firstRow">
       <w:rPr>
+        <w:rFonts w:eastAsia="黑体"/>
         <w:b/>
         <w:bCs/>
       </w:rPr>
     </w:tblStylePr>
     <w:tblStylePr w:type="lastRow">
       <w:rPr>
+        <w:rFonts w:eastAsia="黑体"/>
         <w:b/>
         <w:bCs/>
       </w:rPr>
@@ -9908,12 +10339,14 @@
     </w:tblStylePr>
     <w:tblStylePr w:type="firstCol">
       <w:rPr>
+        <w:rFonts w:eastAsia="黑体"/>
         <w:b/>
         <w:bCs/>
       </w:rPr>
     </w:tblStylePr>
     <w:tblStylePr w:type="lastCol">
       <w:rPr>
+        <w:rFonts w:eastAsia="黑体"/>
         <w:b/>
         <w:bCs/>
       </w:rPr>
@@ -9940,7 +10373,7 @@
       <w:spacing w:after="0" w:line="240" w:lineRule="auto"/>
     </w:pPr>
     <w:rPr>
-      <w:rFonts w:asciiTheme="majorHAnsi" w:cstheme="majorBidi" w:eastAsiaTheme="majorEastAsia" w:hAnsiTheme="majorHAnsi"/>
+      <w:rFonts w:asciiTheme="majorHAnsi" w:cstheme="majorBidi" w:hAnsiTheme="majorHAnsi" w:eastAsia="黑体"/>
       <w:color w:themeColor="text1" w:val="000000"/>
     </w:rPr>
     <w:tblPr>
@@ -9967,6 +10400,7 @@
     </w:tcPr>
     <w:tblStylePr w:type="firstRow">
       <w:rPr>
+        <w:rFonts w:eastAsia="黑体"/>
         <w:b/>
         <w:bCs/>
         <w:color w:themeColor="text1" w:val="000000"/>
@@ -9978,6 +10412,7 @@
     </w:tblStylePr>
     <w:tblStylePr w:type="lastRow">
       <w:rPr>
+        <w:rFonts w:eastAsia="黑体"/>
         <w:b/>
         <w:bCs/>
         <w:color w:themeColor="text1" w:val="000000"/>
@@ -9997,6 +10432,7 @@
     </w:tblStylePr>
     <w:tblStylePr w:type="firstCol">
       <w:rPr>
+        <w:rFonts w:eastAsia="黑体"/>
         <w:b/>
         <w:bCs/>
         <w:color w:themeColor="text1" w:val="000000"/>
@@ -10016,6 +10452,7 @@
     </w:tblStylePr>
     <w:tblStylePr w:type="lastCol">
       <w:rPr>
+        <w:rFonts w:eastAsia="黑体"/>
         <w:b w:val="0"/>
         <w:bCs w:val="0"/>
         <w:color w:themeColor="text1" w:val="000000"/>
@@ -10065,7 +10502,7 @@
       <w:spacing w:after="0" w:line="240" w:lineRule="auto"/>
     </w:pPr>
     <w:rPr>
-      <w:rFonts w:asciiTheme="majorHAnsi" w:cstheme="majorBidi" w:eastAsiaTheme="majorEastAsia" w:hAnsiTheme="majorHAnsi"/>
+      <w:rFonts w:asciiTheme="majorHAnsi" w:cstheme="majorBidi" w:hAnsiTheme="majorHAnsi" w:eastAsia="黑体"/>
       <w:color w:themeColor="text1" w:val="000000"/>
     </w:rPr>
     <w:tblPr>
@@ -10092,6 +10529,7 @@
     </w:tcPr>
     <w:tblStylePr w:type="firstRow">
       <w:rPr>
+        <w:rFonts w:eastAsia="黑体"/>
         <w:b/>
         <w:bCs/>
         <w:color w:themeColor="text1" w:val="000000"/>
@@ -10103,6 +10541,7 @@
     </w:tblStylePr>
     <w:tblStylePr w:type="lastRow">
       <w:rPr>
+        <w:rFonts w:eastAsia="黑体"/>
         <w:b/>
         <w:bCs/>
         <w:color w:themeColor="text1" w:val="000000"/>
@@ -10122,6 +10561,7 @@
     </w:tblStylePr>
     <w:tblStylePr w:type="firstCol">
       <w:rPr>
+        <w:rFonts w:eastAsia="黑体"/>
         <w:b/>
         <w:bCs/>
         <w:color w:themeColor="text1" w:val="000000"/>
@@ -10141,6 +10581,7 @@
     </w:tblStylePr>
     <w:tblStylePr w:type="lastCol">
       <w:rPr>
+        <w:rFonts w:eastAsia="黑体"/>
         <w:b w:val="0"/>
         <w:bCs w:val="0"/>
         <w:color w:themeColor="text1" w:val="000000"/>
@@ -10190,7 +10631,7 @@
       <w:spacing w:after="0" w:line="240" w:lineRule="auto"/>
     </w:pPr>
     <w:rPr>
-      <w:rFonts w:asciiTheme="majorHAnsi" w:cstheme="majorBidi" w:eastAsiaTheme="majorEastAsia" w:hAnsiTheme="majorHAnsi"/>
+      <w:rFonts w:asciiTheme="majorHAnsi" w:cstheme="majorBidi" w:hAnsiTheme="majorHAnsi" w:eastAsia="黑体"/>
       <w:color w:themeColor="text1" w:val="000000"/>
     </w:rPr>
     <w:tblPr>
@@ -10217,6 +10658,7 @@
     </w:tcPr>
     <w:tblStylePr w:type="firstRow">
       <w:rPr>
+        <w:rFonts w:eastAsia="黑体"/>
         <w:b/>
         <w:bCs/>
         <w:color w:themeColor="text1" w:val="000000"/>
@@ -10228,6 +10670,7 @@
     </w:tblStylePr>
     <w:tblStylePr w:type="lastRow">
       <w:rPr>
+        <w:rFonts w:eastAsia="黑体"/>
         <w:b/>
         <w:bCs/>
         <w:color w:themeColor="text1" w:val="000000"/>
@@ -10247,6 +10690,7 @@
     </w:tblStylePr>
     <w:tblStylePr w:type="firstCol">
       <w:rPr>
+        <w:rFonts w:eastAsia="黑体"/>
         <w:b/>
         <w:bCs/>
         <w:color w:themeColor="text1" w:val="000000"/>
@@ -10266,6 +10710,7 @@
     </w:tblStylePr>
     <w:tblStylePr w:type="lastCol">
       <w:rPr>
+        <w:rFonts w:eastAsia="黑体"/>
         <w:b w:val="0"/>
         <w:bCs w:val="0"/>
         <w:color w:themeColor="text1" w:val="000000"/>
@@ -10315,7 +10760,7 @@
       <w:spacing w:after="0" w:line="240" w:lineRule="auto"/>
     </w:pPr>
     <w:rPr>
-      <w:rFonts w:asciiTheme="majorHAnsi" w:cstheme="majorBidi" w:eastAsiaTheme="majorEastAsia" w:hAnsiTheme="majorHAnsi"/>
+      <w:rFonts w:asciiTheme="majorHAnsi" w:cstheme="majorBidi" w:hAnsiTheme="majorHAnsi" w:eastAsia="黑体"/>
       <w:color w:themeColor="text1" w:val="000000"/>
     </w:rPr>
     <w:tblPr>
@@ -10342,6 +10787,7 @@
     </w:tcPr>
     <w:tblStylePr w:type="firstRow">
       <w:rPr>
+        <w:rFonts w:eastAsia="黑体"/>
         <w:b/>
         <w:bCs/>
         <w:color w:themeColor="text1" w:val="000000"/>
@@ -10353,6 +10799,7 @@
     </w:tblStylePr>
     <w:tblStylePr w:type="lastRow">
       <w:rPr>
+        <w:rFonts w:eastAsia="黑体"/>
         <w:b/>
         <w:bCs/>
         <w:color w:themeColor="text1" w:val="000000"/>
@@ -10372,6 +10819,7 @@
     </w:tblStylePr>
     <w:tblStylePr w:type="firstCol">
       <w:rPr>
+        <w:rFonts w:eastAsia="黑体"/>
         <w:b/>
         <w:bCs/>
         <w:color w:themeColor="text1" w:val="000000"/>
@@ -10391,6 +10839,7 @@
     </w:tblStylePr>
     <w:tblStylePr w:type="lastCol">
       <w:rPr>
+        <w:rFonts w:eastAsia="黑体"/>
         <w:b w:val="0"/>
         <w:bCs w:val="0"/>
         <w:color w:themeColor="text1" w:val="000000"/>
@@ -10440,7 +10889,7 @@
       <w:spacing w:after="0" w:line="240" w:lineRule="auto"/>
     </w:pPr>
     <w:rPr>
-      <w:rFonts w:asciiTheme="majorHAnsi" w:cstheme="majorBidi" w:eastAsiaTheme="majorEastAsia" w:hAnsiTheme="majorHAnsi"/>
+      <w:rFonts w:asciiTheme="majorHAnsi" w:cstheme="majorBidi" w:hAnsiTheme="majorHAnsi" w:eastAsia="黑体"/>
       <w:color w:themeColor="text1" w:val="000000"/>
     </w:rPr>
     <w:tblPr>
@@ -10467,6 +10916,7 @@
     </w:tcPr>
     <w:tblStylePr w:type="firstRow">
       <w:rPr>
+        <w:rFonts w:eastAsia="黑体"/>
         <w:b/>
         <w:bCs/>
         <w:color w:themeColor="text1" w:val="000000"/>
@@ -10478,6 +10928,7 @@
     </w:tblStylePr>
     <w:tblStylePr w:type="lastRow">
       <w:rPr>
+        <w:rFonts w:eastAsia="黑体"/>
         <w:b/>
         <w:bCs/>
         <w:color w:themeColor="text1" w:val="000000"/>
@@ -10497,6 +10948,7 @@
     </w:tblStylePr>
     <w:tblStylePr w:type="firstCol">
       <w:rPr>
+        <w:rFonts w:eastAsia="黑体"/>
         <w:b/>
         <w:bCs/>
         <w:color w:themeColor="text1" w:val="000000"/>
@@ -10516,6 +10968,7 @@
     </w:tblStylePr>
     <w:tblStylePr w:type="lastCol">
       <w:rPr>
+        <w:rFonts w:eastAsia="黑体"/>
         <w:b w:val="0"/>
         <w:bCs w:val="0"/>
         <w:color w:themeColor="text1" w:val="000000"/>
@@ -10565,7 +11018,7 @@
       <w:spacing w:after="0" w:line="240" w:lineRule="auto"/>
     </w:pPr>
     <w:rPr>
-      <w:rFonts w:asciiTheme="majorHAnsi" w:cstheme="majorBidi" w:eastAsiaTheme="majorEastAsia" w:hAnsiTheme="majorHAnsi"/>
+      <w:rFonts w:asciiTheme="majorHAnsi" w:cstheme="majorBidi" w:hAnsiTheme="majorHAnsi" w:eastAsia="黑体"/>
       <w:color w:themeColor="text1" w:val="000000"/>
     </w:rPr>
     <w:tblPr>
@@ -10592,6 +11045,7 @@
     </w:tcPr>
     <w:tblStylePr w:type="firstRow">
       <w:rPr>
+        <w:rFonts w:eastAsia="黑体"/>
         <w:b/>
         <w:bCs/>
         <w:color w:themeColor="text1" w:val="000000"/>
@@ -10603,6 +11057,7 @@
     </w:tblStylePr>
     <w:tblStylePr w:type="lastRow">
       <w:rPr>
+        <w:rFonts w:eastAsia="黑体"/>
         <w:b/>
         <w:bCs/>
         <w:color w:themeColor="text1" w:val="000000"/>
@@ -10622,6 +11077,7 @@
     </w:tblStylePr>
     <w:tblStylePr w:type="firstCol">
       <w:rPr>
+        <w:rFonts w:eastAsia="黑体"/>
         <w:b/>
         <w:bCs/>
         <w:color w:themeColor="text1" w:val="000000"/>
@@ -10641,6 +11097,7 @@
     </w:tblStylePr>
     <w:tblStylePr w:type="lastCol">
       <w:rPr>
+        <w:rFonts w:eastAsia="黑体"/>
         <w:b w:val="0"/>
         <w:bCs w:val="0"/>
         <w:color w:themeColor="text1" w:val="000000"/>
@@ -10690,7 +11147,7 @@
       <w:spacing w:after="0" w:line="240" w:lineRule="auto"/>
     </w:pPr>
     <w:rPr>
-      <w:rFonts w:asciiTheme="majorHAnsi" w:cstheme="majorBidi" w:eastAsiaTheme="majorEastAsia" w:hAnsiTheme="majorHAnsi"/>
+      <w:rFonts w:asciiTheme="majorHAnsi" w:cstheme="majorBidi" w:hAnsiTheme="majorHAnsi" w:eastAsia="黑体"/>
       <w:color w:themeColor="text1" w:val="000000"/>
     </w:rPr>
     <w:tblPr>
@@ -10717,6 +11174,7 @@
     </w:tcPr>
     <w:tblStylePr w:type="firstRow">
       <w:rPr>
+        <w:rFonts w:eastAsia="黑体"/>
         <w:b/>
         <w:bCs/>
         <w:color w:themeColor="text1" w:val="000000"/>
@@ -10728,6 +11186,7 @@
     </w:tblStylePr>
     <w:tblStylePr w:type="lastRow">
       <w:rPr>
+        <w:rFonts w:eastAsia="黑体"/>
         <w:b/>
         <w:bCs/>
         <w:color w:themeColor="text1" w:val="000000"/>
@@ -10747,6 +11206,7 @@
     </w:tblStylePr>
     <w:tblStylePr w:type="firstCol">
       <w:rPr>
+        <w:rFonts w:eastAsia="黑体"/>
         <w:b/>
         <w:bCs/>
         <w:color w:themeColor="text1" w:val="000000"/>
@@ -10766,6 +11226,7 @@
     </w:tblStylePr>
     <w:tblStylePr w:type="lastCol">
       <w:rPr>
+        <w:rFonts w:eastAsia="黑体"/>
         <w:b w:val="0"/>
         <w:bCs w:val="0"/>
         <w:color w:themeColor="text1" w:val="000000"/>
@@ -10838,6 +11299,7 @@
     </w:tcPr>
     <w:tblStylePr w:type="firstRow">
       <w:rPr>
+        <w:rFonts w:eastAsia="黑体"/>
         <w:b/>
         <w:bCs/>
         <w:i w:val="0"/>
@@ -10859,6 +11321,7 @@
     </w:tblStylePr>
     <w:tblStylePr w:type="lastRow">
       <w:rPr>
+        <w:rFonts w:eastAsia="黑体"/>
         <w:b/>
         <w:bCs/>
         <w:i w:val="0"/>
@@ -10880,6 +11343,7 @@
     </w:tblStylePr>
     <w:tblStylePr w:type="firstCol">
       <w:rPr>
+        <w:rFonts w:eastAsia="黑体"/>
         <w:b/>
         <w:bCs/>
         <w:i w:val="0"/>
@@ -10899,6 +11363,7 @@
     </w:tblStylePr>
     <w:tblStylePr w:type="lastCol">
       <w:rPr>
+        <w:rFonts w:eastAsia="黑体"/>
         <w:b/>
         <w:bCs/>
         <w:i w:val="0"/>
@@ -10979,6 +11444,7 @@
     </w:tcPr>
     <w:tblStylePr w:type="firstRow">
       <w:rPr>
+        <w:rFonts w:eastAsia="黑体"/>
         <w:b/>
         <w:bCs/>
         <w:i w:val="0"/>
@@ -11000,6 +11466,7 @@
     </w:tblStylePr>
     <w:tblStylePr w:type="lastRow">
       <w:rPr>
+        <w:rFonts w:eastAsia="黑体"/>
         <w:b/>
         <w:bCs/>
         <w:i w:val="0"/>
@@ -11021,6 +11488,7 @@
     </w:tblStylePr>
     <w:tblStylePr w:type="firstCol">
       <w:rPr>
+        <w:rFonts w:eastAsia="黑体"/>
         <w:b/>
         <w:bCs/>
         <w:i w:val="0"/>
@@ -11040,6 +11508,7 @@
     </w:tblStylePr>
     <w:tblStylePr w:type="lastCol">
       <w:rPr>
+        <w:rFonts w:eastAsia="黑体"/>
         <w:b/>
         <w:bCs/>
         <w:i w:val="0"/>
@@ -11120,6 +11589,7 @@
     </w:tcPr>
     <w:tblStylePr w:type="firstRow">
       <w:rPr>
+        <w:rFonts w:eastAsia="黑体"/>
         <w:b/>
         <w:bCs/>
         <w:i w:val="0"/>
@@ -11141,6 +11611,7 @@
     </w:tblStylePr>
     <w:tblStylePr w:type="lastRow">
       <w:rPr>
+        <w:rFonts w:eastAsia="黑体"/>
         <w:b/>
         <w:bCs/>
         <w:i w:val="0"/>
@@ -11162,6 +11633,7 @@
     </w:tblStylePr>
     <w:tblStylePr w:type="firstCol">
       <w:rPr>
+        <w:rFonts w:eastAsia="黑体"/>
         <w:b/>
         <w:bCs/>
         <w:i w:val="0"/>
@@ -11181,6 +11653,7 @@
     </w:tblStylePr>
     <w:tblStylePr w:type="lastCol">
       <w:rPr>
+        <w:rFonts w:eastAsia="黑体"/>
         <w:b/>
         <w:bCs/>
         <w:i w:val="0"/>
@@ -11261,6 +11734,7 @@
     </w:tcPr>
     <w:tblStylePr w:type="firstRow">
       <w:rPr>
+        <w:rFonts w:eastAsia="黑体"/>
         <w:b/>
         <w:bCs/>
         <w:i w:val="0"/>
@@ -11282,6 +11756,7 @@
     </w:tblStylePr>
     <w:tblStylePr w:type="lastRow">
       <w:rPr>
+        <w:rFonts w:eastAsia="黑体"/>
         <w:b/>
         <w:bCs/>
         <w:i w:val="0"/>
@@ -11303,6 +11778,7 @@
     </w:tblStylePr>
     <w:tblStylePr w:type="firstCol">
       <w:rPr>
+        <w:rFonts w:eastAsia="黑体"/>
         <w:b/>
         <w:bCs/>
         <w:i w:val="0"/>
@@ -11322,6 +11798,7 @@
     </w:tblStylePr>
     <w:tblStylePr w:type="lastCol">
       <w:rPr>
+        <w:rFonts w:eastAsia="黑体"/>
         <w:b/>
         <w:bCs/>
         <w:i w:val="0"/>
@@ -11402,6 +11879,7 @@
     </w:tcPr>
     <w:tblStylePr w:type="firstRow">
       <w:rPr>
+        <w:rFonts w:eastAsia="黑体"/>
         <w:b/>
         <w:bCs/>
         <w:i w:val="0"/>
@@ -11423,6 +11901,7 @@
     </w:tblStylePr>
     <w:tblStylePr w:type="lastRow">
       <w:rPr>
+        <w:rFonts w:eastAsia="黑体"/>
         <w:b/>
         <w:bCs/>
         <w:i w:val="0"/>
@@ -11444,6 +11923,7 @@
     </w:tblStylePr>
     <w:tblStylePr w:type="firstCol">
       <w:rPr>
+        <w:rFonts w:eastAsia="黑体"/>
         <w:b/>
         <w:bCs/>
         <w:i w:val="0"/>
@@ -11463,6 +11943,7 @@
     </w:tblStylePr>
     <w:tblStylePr w:type="lastCol">
       <w:rPr>
+        <w:rFonts w:eastAsia="黑体"/>
         <w:b/>
         <w:bCs/>
         <w:i w:val="0"/>
@@ -11543,6 +12024,7 @@
     </w:tcPr>
     <w:tblStylePr w:type="firstRow">
       <w:rPr>
+        <w:rFonts w:eastAsia="黑体"/>
         <w:b/>
         <w:bCs/>
         <w:i w:val="0"/>
@@ -11564,6 +12046,7 @@
     </w:tblStylePr>
     <w:tblStylePr w:type="lastRow">
       <w:rPr>
+        <w:rFonts w:eastAsia="黑体"/>
         <w:b/>
         <w:bCs/>
         <w:i w:val="0"/>
@@ -11585,6 +12068,7 @@
     </w:tblStylePr>
     <w:tblStylePr w:type="firstCol">
       <w:rPr>
+        <w:rFonts w:eastAsia="黑体"/>
         <w:b/>
         <w:bCs/>
         <w:i w:val="0"/>
@@ -11604,6 +12088,7 @@
     </w:tblStylePr>
     <w:tblStylePr w:type="lastCol">
       <w:rPr>
+        <w:rFonts w:eastAsia="黑体"/>
         <w:b/>
         <w:bCs/>
         <w:i w:val="0"/>
@@ -11684,6 +12169,7 @@
     </w:tcPr>
     <w:tblStylePr w:type="firstRow">
       <w:rPr>
+        <w:rFonts w:eastAsia="黑体"/>
         <w:b/>
         <w:bCs/>
         <w:i w:val="0"/>
@@ -11705,6 +12191,7 @@
     </w:tblStylePr>
     <w:tblStylePr w:type="lastRow">
       <w:rPr>
+        <w:rFonts w:eastAsia="黑体"/>
         <w:b/>
         <w:bCs/>
         <w:i w:val="0"/>
@@ -11726,6 +12213,7 @@
     </w:tblStylePr>
     <w:tblStylePr w:type="firstCol">
       <w:rPr>
+        <w:rFonts w:eastAsia="黑体"/>
         <w:b/>
         <w:bCs/>
         <w:i w:val="0"/>
@@ -11745,6 +12233,7 @@
     </w:tblStylePr>
     <w:tblStylePr w:type="lastCol">
       <w:rPr>
+        <w:rFonts w:eastAsia="黑体"/>
         <w:b/>
         <w:bCs/>
         <w:i w:val="0"/>
@@ -11802,6 +12291,7 @@
       <w:spacing w:after="0" w:line="240" w:lineRule="auto"/>
     </w:pPr>
     <w:rPr>
+      <w:rFonts w:eastAsia="黑体"/>
       <w:color w:themeColor="background1" w:val="FFFFFF"/>
     </w:rPr>
     <w:tblPr>
@@ -11820,6 +12310,7 @@
     </w:tcPr>
     <w:tblStylePr w:type="firstRow">
       <w:rPr>
+        <w:rFonts w:eastAsia="黑体"/>
         <w:b/>
         <w:bCs/>
       </w:rPr>
@@ -11916,6 +12407,7 @@
       <w:spacing w:after="0" w:line="240" w:lineRule="auto"/>
     </w:pPr>
     <w:rPr>
+      <w:rFonts w:eastAsia="黑体"/>
       <w:color w:themeColor="background1" w:val="FFFFFF"/>
     </w:rPr>
     <w:tblPr>
@@ -11934,6 +12426,7 @@
     </w:tcPr>
     <w:tblStylePr w:type="firstRow">
       <w:rPr>
+        <w:rFonts w:eastAsia="黑体"/>
         <w:b/>
         <w:bCs/>
       </w:rPr>
@@ -12030,6 +12523,7 @@
       <w:spacing w:after="0" w:line="240" w:lineRule="auto"/>
     </w:pPr>
     <w:rPr>
+      <w:rFonts w:eastAsia="黑体"/>
       <w:color w:themeColor="background1" w:val="FFFFFF"/>
     </w:rPr>
     <w:tblPr>
@@ -12048,6 +12542,7 @@
     </w:tcPr>
     <w:tblStylePr w:type="firstRow">
       <w:rPr>
+        <w:rFonts w:eastAsia="黑体"/>
         <w:b/>
         <w:bCs/>
       </w:rPr>
@@ -12144,6 +12639,7 @@
       <w:spacing w:after="0" w:line="240" w:lineRule="auto"/>
     </w:pPr>
     <w:rPr>
+      <w:rFonts w:eastAsia="黑体"/>
       <w:color w:themeColor="background1" w:val="FFFFFF"/>
     </w:rPr>
     <w:tblPr>
@@ -12162,6 +12658,7 @@
     </w:tcPr>
     <w:tblStylePr w:type="firstRow">
       <w:rPr>
+        <w:rFonts w:eastAsia="黑体"/>
         <w:b/>
         <w:bCs/>
       </w:rPr>
@@ -12258,6 +12755,7 @@
       <w:spacing w:after="0" w:line="240" w:lineRule="auto"/>
     </w:pPr>
     <w:rPr>
+      <w:rFonts w:eastAsia="黑体"/>
       <w:color w:themeColor="background1" w:val="FFFFFF"/>
     </w:rPr>
     <w:tblPr>
@@ -12276,6 +12774,7 @@
     </w:tcPr>
     <w:tblStylePr w:type="firstRow">
       <w:rPr>
+        <w:rFonts w:eastAsia="黑体"/>
         <w:b/>
         <w:bCs/>
       </w:rPr>
@@ -12372,6 +12871,7 @@
       <w:spacing w:after="0" w:line="240" w:lineRule="auto"/>
     </w:pPr>
     <w:rPr>
+      <w:rFonts w:eastAsia="黑体"/>
       <w:color w:themeColor="background1" w:val="FFFFFF"/>
     </w:rPr>
     <w:tblPr>
@@ -12390,6 +12890,7 @@
     </w:tcPr>
     <w:tblStylePr w:type="firstRow">
       <w:rPr>
+        <w:rFonts w:eastAsia="黑体"/>
         <w:b/>
         <w:bCs/>
       </w:rPr>
@@ -12486,6 +12987,7 @@
       <w:spacing w:after="0" w:line="240" w:lineRule="auto"/>
     </w:pPr>
     <w:rPr>
+      <w:rFonts w:eastAsia="黑体"/>
       <w:color w:themeColor="background1" w:val="FFFFFF"/>
     </w:rPr>
     <w:tblPr>
@@ -12504,6 +13006,7 @@
     </w:tcPr>
     <w:tblStylePr w:type="firstRow">
       <w:rPr>
+        <w:rFonts w:eastAsia="黑体"/>
         <w:b/>
         <w:bCs/>
       </w:rPr>
@@ -12600,6 +13103,7 @@
       <w:spacing w:after="0" w:line="240" w:lineRule="auto"/>
     </w:pPr>
     <w:rPr>
+      <w:rFonts w:eastAsia="黑体"/>
       <w:color w:themeColor="text1" w:val="000000"/>
     </w:rPr>
     <w:tblPr>
@@ -12626,6 +13130,7 @@
     </w:tcPr>
     <w:tblStylePr w:type="firstRow">
       <w:rPr>
+        <w:rFonts w:eastAsia="黑体"/>
         <w:b/>
         <w:bCs/>
       </w:rPr>
@@ -12644,6 +13149,7 @@
     </w:tblStylePr>
     <w:tblStylePr w:type="lastRow">
       <w:rPr>
+        <w:rFonts w:eastAsia="黑体"/>
         <w:b/>
         <w:bCs/>
         <w:color w:themeColor="background1" w:val="FFFFFF"/>
@@ -12658,6 +13164,7 @@
     </w:tblStylePr>
     <w:tblStylePr w:type="firstCol">
       <w:rPr>
+        <w:rFonts w:eastAsia="黑体"/>
         <w:color w:themeColor="background1" w:val="FFFFFF"/>
       </w:rPr>
       <w:tblPr/>
@@ -12675,6 +13182,7 @@
     </w:tblStylePr>
     <w:tblStylePr w:type="lastCol">
       <w:rPr>
+        <w:rFonts w:eastAsia="黑体"/>
         <w:color w:themeColor="background1" w:val="FFFFFF"/>
       </w:rPr>
       <w:tblPr/>
@@ -12704,11 +13212,13 @@
     </w:tblStylePr>
     <w:tblStylePr w:type="neCell">
       <w:rPr>
+        <w:rFonts w:eastAsia="黑体"/>
         <w:color w:themeColor="text1" w:val="000000"/>
       </w:rPr>
     </w:tblStylePr>
     <w:tblStylePr w:type="nwCell">
       <w:rPr>
+        <w:rFonts w:eastAsia="黑体"/>
         <w:color w:themeColor="text1" w:val="000000"/>
       </w:rPr>
     </w:tblStylePr>
@@ -12722,6 +13232,7 @@
       <w:spacing w:after="0" w:line="240" w:lineRule="auto"/>
     </w:pPr>
     <w:rPr>
+      <w:rFonts w:eastAsia="黑体"/>
       <w:color w:themeColor="text1" w:val="000000"/>
     </w:rPr>
     <w:tblPr>
@@ -12748,6 +13259,7 @@
     </w:tcPr>
     <w:tblStylePr w:type="firstRow">
       <w:rPr>
+        <w:rFonts w:eastAsia="黑体"/>
         <w:b/>
         <w:bCs/>
       </w:rPr>
@@ -12766,6 +13278,7 @@
     </w:tblStylePr>
     <w:tblStylePr w:type="lastRow">
       <w:rPr>
+        <w:rFonts w:eastAsia="黑体"/>
         <w:b/>
         <w:bCs/>
         <w:color w:themeColor="background1" w:val="FFFFFF"/>
@@ -12780,6 +13293,7 @@
     </w:tblStylePr>
     <w:tblStylePr w:type="firstCol">
       <w:rPr>
+        <w:rFonts w:eastAsia="黑体"/>
         <w:color w:themeColor="background1" w:val="FFFFFF"/>
       </w:rPr>
       <w:tblPr/>
@@ -12797,6 +13311,7 @@
     </w:tblStylePr>
     <w:tblStylePr w:type="lastCol">
       <w:rPr>
+        <w:rFonts w:eastAsia="黑体"/>
         <w:color w:themeColor="background1" w:val="FFFFFF"/>
       </w:rPr>
       <w:tblPr/>
@@ -12826,11 +13341,13 @@
     </w:tblStylePr>
     <w:tblStylePr w:type="neCell">
       <w:rPr>
+        <w:rFonts w:eastAsia="黑体"/>
         <w:color w:themeColor="text1" w:val="000000"/>
       </w:rPr>
     </w:tblStylePr>
     <w:tblStylePr w:type="nwCell">
       <w:rPr>
+        <w:rFonts w:eastAsia="黑体"/>
         <w:color w:themeColor="text1" w:val="000000"/>
       </w:rPr>
     </w:tblStylePr>
@@ -12844,6 +13361,7 @@
       <w:spacing w:after="0" w:line="240" w:lineRule="auto"/>
     </w:pPr>
     <w:rPr>
+      <w:rFonts w:eastAsia="黑体"/>
       <w:color w:themeColor="text1" w:val="000000"/>
     </w:rPr>
     <w:tblPr>
@@ -12870,6 +13388,7 @@
     </w:tcPr>
     <w:tblStylePr w:type="firstRow">
       <w:rPr>
+        <w:rFonts w:eastAsia="黑体"/>
         <w:b/>
         <w:bCs/>
       </w:rPr>
@@ -12888,6 +13407,7 @@
     </w:tblStylePr>
     <w:tblStylePr w:type="lastRow">
       <w:rPr>
+        <w:rFonts w:eastAsia="黑体"/>
         <w:b/>
         <w:bCs/>
         <w:color w:themeColor="background1" w:val="FFFFFF"/>
@@ -12902,6 +13422,7 @@
     </w:tblStylePr>
     <w:tblStylePr w:type="firstCol">
       <w:rPr>
+        <w:rFonts w:eastAsia="黑体"/>
         <w:color w:themeColor="background1" w:val="FFFFFF"/>
       </w:rPr>
       <w:tblPr/>
@@ -12919,6 +13440,7 @@
     </w:tblStylePr>
     <w:tblStylePr w:type="lastCol">
       <w:rPr>
+        <w:rFonts w:eastAsia="黑体"/>
         <w:color w:themeColor="background1" w:val="FFFFFF"/>
       </w:rPr>
       <w:tblPr/>
@@ -12948,11 +13470,13 @@
     </w:tblStylePr>
     <w:tblStylePr w:type="neCell">
       <w:rPr>
+        <w:rFonts w:eastAsia="黑体"/>
         <w:color w:themeColor="text1" w:val="000000"/>
       </w:rPr>
     </w:tblStylePr>
     <w:tblStylePr w:type="nwCell">
       <w:rPr>
+        <w:rFonts w:eastAsia="黑体"/>
         <w:color w:themeColor="text1" w:val="000000"/>
       </w:rPr>
     </w:tblStylePr>
@@ -12966,6 +13490,7 @@
       <w:spacing w:after="0" w:line="240" w:lineRule="auto"/>
     </w:pPr>
     <w:rPr>
+      <w:rFonts w:eastAsia="黑体"/>
       <w:color w:themeColor="text1" w:val="000000"/>
     </w:rPr>
     <w:tblPr>
@@ -12992,6 +13517,7 @@
     </w:tcPr>
     <w:tblStylePr w:type="firstRow">
       <w:rPr>
+        <w:rFonts w:eastAsia="黑体"/>
         <w:b/>
         <w:bCs/>
       </w:rPr>
@@ -13010,6 +13536,7 @@
     </w:tblStylePr>
     <w:tblStylePr w:type="lastRow">
       <w:rPr>
+        <w:rFonts w:eastAsia="黑体"/>
         <w:b/>
         <w:bCs/>
         <w:color w:themeColor="background1" w:val="FFFFFF"/>
@@ -13024,6 +13551,7 @@
     </w:tblStylePr>
     <w:tblStylePr w:type="firstCol">
       <w:rPr>
+        <w:rFonts w:eastAsia="黑体"/>
         <w:color w:themeColor="background1" w:val="FFFFFF"/>
       </w:rPr>
       <w:tblPr/>
@@ -13041,6 +13569,7 @@
     </w:tblStylePr>
     <w:tblStylePr w:type="lastCol">
       <w:rPr>
+        <w:rFonts w:eastAsia="黑体"/>
         <w:color w:themeColor="background1" w:val="FFFFFF"/>
       </w:rPr>
       <w:tblPr/>
@@ -13078,6 +13607,7 @@
       <w:spacing w:after="0" w:line="240" w:lineRule="auto"/>
     </w:pPr>
     <w:rPr>
+      <w:rFonts w:eastAsia="黑体"/>
       <w:color w:themeColor="text1" w:val="000000"/>
     </w:rPr>
     <w:tblPr>
@@ -13104,6 +13634,7 @@
     </w:tcPr>
     <w:tblStylePr w:type="firstRow">
       <w:rPr>
+        <w:rFonts w:eastAsia="黑体"/>
         <w:b/>
         <w:bCs/>
       </w:rPr>
@@ -13122,6 +13653,7 @@
     </w:tblStylePr>
     <w:tblStylePr w:type="lastRow">
       <w:rPr>
+        <w:rFonts w:eastAsia="黑体"/>
         <w:b/>
         <w:bCs/>
         <w:color w:themeColor="background1" w:val="FFFFFF"/>
@@ -13136,6 +13668,7 @@
     </w:tblStylePr>
     <w:tblStylePr w:type="firstCol">
       <w:rPr>
+        <w:rFonts w:eastAsia="黑体"/>
         <w:color w:themeColor="background1" w:val="FFFFFF"/>
       </w:rPr>
       <w:tblPr/>
@@ -13153,6 +13686,7 @@
     </w:tblStylePr>
     <w:tblStylePr w:type="lastCol">
       <w:rPr>
+        <w:rFonts w:eastAsia="黑体"/>
         <w:color w:themeColor="background1" w:val="FFFFFF"/>
       </w:rPr>
       <w:tblPr/>
@@ -13182,11 +13716,13 @@
     </w:tblStylePr>
     <w:tblStylePr w:type="neCell">
       <w:rPr>
+        <w:rFonts w:eastAsia="黑体"/>
         <w:color w:themeColor="text1" w:val="000000"/>
       </w:rPr>
     </w:tblStylePr>
     <w:tblStylePr w:type="nwCell">
       <w:rPr>
+        <w:rFonts w:eastAsia="黑体"/>
         <w:color w:themeColor="text1" w:val="000000"/>
       </w:rPr>
     </w:tblStylePr>
@@ -13200,6 +13736,7 @@
       <w:spacing w:after="0" w:line="240" w:lineRule="auto"/>
     </w:pPr>
     <w:rPr>
+      <w:rFonts w:eastAsia="黑体"/>
       <w:color w:themeColor="text1" w:val="000000"/>
     </w:rPr>
     <w:tblPr>
@@ -13226,6 +13763,7 @@
     </w:tcPr>
     <w:tblStylePr w:type="firstRow">
       <w:rPr>
+        <w:rFonts w:eastAsia="黑体"/>
         <w:b/>
         <w:bCs/>
       </w:rPr>
@@ -13244,6 +13782,7 @@
     </w:tblStylePr>
     <w:tblStylePr w:type="lastRow">
       <w:rPr>
+        <w:rFonts w:eastAsia="黑体"/>
         <w:b/>
         <w:bCs/>
         <w:color w:themeColor="background1" w:val="FFFFFF"/>
@@ -13258,6 +13797,7 @@
     </w:tblStylePr>
     <w:tblStylePr w:type="firstCol">
       <w:rPr>
+        <w:rFonts w:eastAsia="黑体"/>
         <w:color w:themeColor="background1" w:val="FFFFFF"/>
       </w:rPr>
       <w:tblPr/>
@@ -13275,6 +13815,7 @@
     </w:tblStylePr>
     <w:tblStylePr w:type="lastCol">
       <w:rPr>
+        <w:rFonts w:eastAsia="黑体"/>
         <w:color w:themeColor="background1" w:val="FFFFFF"/>
       </w:rPr>
       <w:tblPr/>
@@ -13304,11 +13845,13 @@
     </w:tblStylePr>
     <w:tblStylePr w:type="neCell">
       <w:rPr>
+        <w:rFonts w:eastAsia="黑体"/>
         <w:color w:themeColor="text1" w:val="000000"/>
       </w:rPr>
     </w:tblStylePr>
     <w:tblStylePr w:type="nwCell">
       <w:rPr>
+        <w:rFonts w:eastAsia="黑体"/>
         <w:color w:themeColor="text1" w:val="000000"/>
       </w:rPr>
     </w:tblStylePr>
@@ -13322,6 +13865,7 @@
       <w:spacing w:after="0" w:line="240" w:lineRule="auto"/>
     </w:pPr>
     <w:rPr>
+      <w:rFonts w:eastAsia="黑体"/>
       <w:color w:themeColor="text1" w:val="000000"/>
     </w:rPr>
     <w:tblPr>
@@ -13348,6 +13892,7 @@
     </w:tcPr>
     <w:tblStylePr w:type="firstRow">
       <w:rPr>
+        <w:rFonts w:eastAsia="黑体"/>
         <w:b/>
         <w:bCs/>
       </w:rPr>
@@ -13366,6 +13911,7 @@
     </w:tblStylePr>
     <w:tblStylePr w:type="lastRow">
       <w:rPr>
+        <w:rFonts w:eastAsia="黑体"/>
         <w:b/>
         <w:bCs/>
         <w:color w:themeColor="background1" w:val="FFFFFF"/>
@@ -13380,6 +13926,7 @@
     </w:tblStylePr>
     <w:tblStylePr w:type="firstCol">
       <w:rPr>
+        <w:rFonts w:eastAsia="黑体"/>
         <w:color w:themeColor="background1" w:val="FFFFFF"/>
       </w:rPr>
       <w:tblPr/>
@@ -13397,6 +13944,7 @@
     </w:tblStylePr>
     <w:tblStylePr w:type="lastCol">
       <w:rPr>
+        <w:rFonts w:eastAsia="黑体"/>
         <w:color w:themeColor="background1" w:val="FFFFFF"/>
       </w:rPr>
       <w:tblPr/>
@@ -13426,11 +13974,13 @@
     </w:tblStylePr>
     <w:tblStylePr w:type="neCell">
       <w:rPr>
+        <w:rFonts w:eastAsia="黑体"/>
         <w:color w:themeColor="text1" w:val="000000"/>
       </w:rPr>
     </w:tblStylePr>
     <w:tblStylePr w:type="nwCell">
       <w:rPr>
+        <w:rFonts w:eastAsia="黑体"/>
         <w:color w:themeColor="text1" w:val="000000"/>
       </w:rPr>
     </w:tblStylePr>
@@ -13444,6 +13994,7 @@
       <w:spacing w:after="0" w:line="240" w:lineRule="auto"/>
     </w:pPr>
     <w:rPr>
+      <w:rFonts w:eastAsia="黑体"/>
       <w:color w:themeColor="text1" w:val="000000"/>
     </w:rPr>
     <w:tblPr>
@@ -13462,6 +14013,7 @@
     </w:tcPr>
     <w:tblStylePr w:type="firstRow">
       <w:rPr>
+        <w:rFonts w:eastAsia="黑体"/>
         <w:b/>
         <w:bCs/>
         <w:color w:themeColor="background1" w:val="FFFFFF"/>
@@ -13476,6 +14028,7 @@
     </w:tblStylePr>
     <w:tblStylePr w:type="lastRow">
       <w:rPr>
+        <w:rFonts w:eastAsia="黑体"/>
         <w:b/>
         <w:bCs/>
         <w:color w:themeColor="accent2" w:themeShade="CC" w:val="9E3A38"/>
@@ -13490,12 +14043,14 @@
     </w:tblStylePr>
     <w:tblStylePr w:type="firstCol">
       <w:rPr>
+        <w:rFonts w:eastAsia="黑体"/>
         <w:b/>
         <w:bCs/>
       </w:rPr>
     </w:tblStylePr>
     <w:tblStylePr w:type="lastCol">
       <w:rPr>
+        <w:rFonts w:eastAsia="黑体"/>
         <w:b/>
         <w:bCs/>
       </w:rPr>
@@ -13530,6 +14085,7 @@
       <w:spacing w:after="0" w:line="240" w:lineRule="auto"/>
     </w:pPr>
     <w:rPr>
+      <w:rFonts w:eastAsia="黑体"/>
       <w:color w:themeColor="text1" w:val="000000"/>
     </w:rPr>
     <w:tblPr>
@@ -13548,6 +14104,7 @@
     </w:tcPr>
     <w:tblStylePr w:type="firstRow">
       <w:rPr>
+        <w:rFonts w:eastAsia="黑体"/>
         <w:b/>
         <w:bCs/>
         <w:color w:themeColor="background1" w:val="FFFFFF"/>
@@ -13562,6 +14119,7 @@
     </w:tblStylePr>
     <w:tblStylePr w:type="lastRow">
       <w:rPr>
+        <w:rFonts w:eastAsia="黑体"/>
         <w:b/>
         <w:bCs/>
         <w:color w:themeColor="accent2" w:themeShade="CC" w:val="9E3A38"/>
@@ -13576,12 +14134,14 @@
     </w:tblStylePr>
     <w:tblStylePr w:type="firstCol">
       <w:rPr>
+        <w:rFonts w:eastAsia="黑体"/>
         <w:b/>
         <w:bCs/>
       </w:rPr>
     </w:tblStylePr>
     <w:tblStylePr w:type="lastCol">
       <w:rPr>
+        <w:rFonts w:eastAsia="黑体"/>
         <w:b/>
         <w:bCs/>
       </w:rPr>
@@ -13616,6 +14176,7 @@
       <w:spacing w:after="0" w:line="240" w:lineRule="auto"/>
     </w:pPr>
     <w:rPr>
+      <w:rFonts w:eastAsia="黑体"/>
       <w:color w:themeColor="text1" w:val="000000"/>
     </w:rPr>
     <w:tblPr>
@@ -13634,6 +14195,7 @@
     </w:tcPr>
     <w:tblStylePr w:type="firstRow">
       <w:rPr>
+        <w:rFonts w:eastAsia="黑体"/>
         <w:b/>
         <w:bCs/>
         <w:color w:themeColor="background1" w:val="FFFFFF"/>
@@ -13648,6 +14210,7 @@
     </w:tblStylePr>
     <w:tblStylePr w:type="lastRow">
       <w:rPr>
+        <w:rFonts w:eastAsia="黑体"/>
         <w:b/>
         <w:bCs/>
         <w:color w:themeColor="accent2" w:themeShade="CC" w:val="9E3A38"/>
@@ -13662,12 +14225,14 @@
     </w:tblStylePr>
     <w:tblStylePr w:type="firstCol">
       <w:rPr>
+        <w:rFonts w:eastAsia="黑体"/>
         <w:b/>
         <w:bCs/>
       </w:rPr>
     </w:tblStylePr>
     <w:tblStylePr w:type="lastCol">
       <w:rPr>
+        <w:rFonts w:eastAsia="黑体"/>
         <w:b/>
         <w:bCs/>
       </w:rPr>
@@ -13702,6 +14267,7 @@
       <w:spacing w:after="0" w:line="240" w:lineRule="auto"/>
     </w:pPr>
     <w:rPr>
+      <w:rFonts w:eastAsia="黑体"/>
       <w:color w:themeColor="text1" w:val="000000"/>
     </w:rPr>
     <w:tblPr>
@@ -13720,6 +14286,7 @@
     </w:tcPr>
     <w:tblStylePr w:type="firstRow">
       <w:rPr>
+        <w:rFonts w:eastAsia="黑体"/>
         <w:b/>
         <w:bCs/>
         <w:color w:themeColor="background1" w:val="FFFFFF"/>
@@ -13734,6 +14301,7 @@
     </w:tblStylePr>
     <w:tblStylePr w:type="lastRow">
       <w:rPr>
+        <w:rFonts w:eastAsia="黑体"/>
         <w:b/>
         <w:bCs/>
         <w:color w:themeColor="accent4" w:themeShade="CC" w:val="664E82"/>
@@ -13748,12 +14316,14 @@
     </w:tblStylePr>
     <w:tblStylePr w:type="firstCol">
       <w:rPr>
+        <w:rFonts w:eastAsia="黑体"/>
         <w:b/>
         <w:bCs/>
       </w:rPr>
     </w:tblStylePr>
     <w:tblStylePr w:type="lastCol">
       <w:rPr>
+        <w:rFonts w:eastAsia="黑体"/>
         <w:b/>
         <w:bCs/>
       </w:rPr>
@@ -13788,6 +14358,7 @@
       <w:spacing w:after="0" w:line="240" w:lineRule="auto"/>
     </w:pPr>
     <w:rPr>
+      <w:rFonts w:eastAsia="黑体"/>
       <w:color w:themeColor="text1" w:val="000000"/>
     </w:rPr>
     <w:tblPr>
@@ -13806,6 +14377,7 @@
     </w:tcPr>
     <w:tblStylePr w:type="firstRow">
       <w:rPr>
+        <w:rFonts w:eastAsia="黑体"/>
         <w:b/>
         <w:bCs/>
         <w:color w:themeColor="background1" w:val="FFFFFF"/>
@@ -13820,6 +14392,7 @@
     </w:tblStylePr>
     <w:tblStylePr w:type="lastRow">
       <w:rPr>
+        <w:rFonts w:eastAsia="黑体"/>
         <w:b/>
         <w:bCs/>
         <w:color w:themeColor="accent3" w:themeShade="CC" w:val="7E9C40"/>
@@ -13834,12 +14407,14 @@
     </w:tblStylePr>
     <w:tblStylePr w:type="firstCol">
       <w:rPr>
+        <w:rFonts w:eastAsia="黑体"/>
         <w:b/>
         <w:bCs/>
       </w:rPr>
     </w:tblStylePr>
     <w:tblStylePr w:type="lastCol">
       <w:rPr>
+        <w:rFonts w:eastAsia="黑体"/>
         <w:b/>
         <w:bCs/>
       </w:rPr>
@@ -13874,6 +14449,7 @@
       <w:spacing w:after="0" w:line="240" w:lineRule="auto"/>
     </w:pPr>
     <w:rPr>
+      <w:rFonts w:eastAsia="黑体"/>
       <w:color w:themeColor="text1" w:val="000000"/>
     </w:rPr>
     <w:tblPr>
@@ -13892,6 +14468,7 @@
     </w:tcPr>
     <w:tblStylePr w:type="firstRow">
       <w:rPr>
+        <w:rFonts w:eastAsia="黑体"/>
         <w:b/>
         <w:bCs/>
         <w:color w:themeColor="background1" w:val="FFFFFF"/>
@@ -13906,6 +14483,7 @@
     </w:tblStylePr>
     <w:tblStylePr w:type="lastRow">
       <w:rPr>
+        <w:rFonts w:eastAsia="黑体"/>
         <w:b/>
         <w:bCs/>
         <w:color w:themeColor="accent6" w:themeShade="CC" w:val="F2730A"/>
@@ -13920,12 +14498,14 @@
     </w:tblStylePr>
     <w:tblStylePr w:type="firstCol">
       <w:rPr>
+        <w:rFonts w:eastAsia="黑体"/>
         <w:b/>
         <w:bCs/>
       </w:rPr>
     </w:tblStylePr>
     <w:tblStylePr w:type="lastCol">
       <w:rPr>
+        <w:rFonts w:eastAsia="黑体"/>
         <w:b/>
         <w:bCs/>
       </w:rPr>
@@ -13960,6 +14540,7 @@
       <w:spacing w:after="0" w:line="240" w:lineRule="auto"/>
     </w:pPr>
     <w:rPr>
+      <w:rFonts w:eastAsia="黑体"/>
       <w:color w:themeColor="text1" w:val="000000"/>
     </w:rPr>
     <w:tblPr>
@@ -13978,6 +14559,7 @@
     </w:tcPr>
     <w:tblStylePr w:type="firstRow">
       <w:rPr>
+        <w:rFonts w:eastAsia="黑体"/>
         <w:b/>
         <w:bCs/>
         <w:color w:themeColor="background1" w:val="FFFFFF"/>
@@ -13992,6 +14574,7 @@
     </w:tblStylePr>
     <w:tblStylePr w:type="lastRow">
       <w:rPr>
+        <w:rFonts w:eastAsia="黑体"/>
         <w:b/>
         <w:bCs/>
         <w:color w:themeColor="accent5" w:themeShade="CC" w:val="348DA5"/>
@@ -14006,12 +14589,14 @@
     </w:tblStylePr>
     <w:tblStylePr w:type="firstCol">
       <w:rPr>
+        <w:rFonts w:eastAsia="黑体"/>
         <w:b/>
         <w:bCs/>
       </w:rPr>
     </w:tblStylePr>
     <w:tblStylePr w:type="lastCol">
       <w:rPr>
+        <w:rFonts w:eastAsia="黑体"/>
         <w:b/>
         <w:bCs/>
       </w:rPr>
@@ -14046,6 +14631,7 @@
       <w:spacing w:after="0" w:line="240" w:lineRule="auto"/>
     </w:pPr>
     <w:rPr>
+      <w:rFonts w:eastAsia="黑体"/>
       <w:color w:themeColor="text1" w:val="000000"/>
     </w:rPr>
     <w:tblPr>
@@ -14067,6 +14653,7 @@
     </w:tcPr>
     <w:tblStylePr w:type="firstRow">
       <w:rPr>
+        <w:rFonts w:eastAsia="黑体"/>
         <w:b/>
         <w:bCs/>
       </w:rPr>
@@ -14077,6 +14664,7 @@
     </w:tblStylePr>
     <w:tblStylePr w:type="lastRow">
       <w:rPr>
+        <w:rFonts w:eastAsia="黑体"/>
         <w:b/>
         <w:bCs/>
         <w:color w:themeColor="text1" w:val="000000"/>
@@ -14088,6 +14676,7 @@
     </w:tblStylePr>
     <w:tblStylePr w:type="firstCol">
       <w:rPr>
+        <w:rFonts w:eastAsia="黑体"/>
         <w:color w:themeColor="background1" w:val="FFFFFF"/>
       </w:rPr>
       <w:tblPr/>
@@ -14097,6 +14686,7 @@
     </w:tblStylePr>
     <w:tblStylePr w:type="lastCol">
       <w:rPr>
+        <w:rFonts w:eastAsia="黑体"/>
         <w:color w:themeColor="background1" w:val="FFFFFF"/>
       </w:rPr>
       <w:tblPr/>
@@ -14126,6 +14716,7 @@
       <w:spacing w:after="0" w:line="240" w:lineRule="auto"/>
     </w:pPr>
     <w:rPr>
+      <w:rFonts w:eastAsia="黑体"/>
       <w:color w:themeColor="text1" w:val="000000"/>
     </w:rPr>
     <w:tblPr>
@@ -14147,6 +14738,7 @@
     </w:tcPr>
     <w:tblStylePr w:type="firstRow">
       <w:rPr>
+        <w:rFonts w:eastAsia="黑体"/>
         <w:b/>
         <w:bCs/>
       </w:rPr>
@@ -14157,6 +14749,7 @@
     </w:tblStylePr>
     <w:tblStylePr w:type="lastRow">
       <w:rPr>
+        <w:rFonts w:eastAsia="黑体"/>
         <w:b/>
         <w:bCs/>
         <w:color w:themeColor="text1" w:val="000000"/>
@@ -14168,6 +14761,7 @@
     </w:tblStylePr>
     <w:tblStylePr w:type="firstCol">
       <w:rPr>
+        <w:rFonts w:eastAsia="黑体"/>
         <w:color w:themeColor="background1" w:val="FFFFFF"/>
       </w:rPr>
       <w:tblPr/>
@@ -14177,6 +14771,7 @@
     </w:tblStylePr>
     <w:tblStylePr w:type="lastCol">
       <w:rPr>
+        <w:rFonts w:eastAsia="黑体"/>
         <w:color w:themeColor="background1" w:val="FFFFFF"/>
       </w:rPr>
       <w:tblPr/>
@@ -14206,6 +14801,7 @@
       <w:spacing w:after="0" w:line="240" w:lineRule="auto"/>
     </w:pPr>
     <w:rPr>
+      <w:rFonts w:eastAsia="黑体"/>
       <w:color w:themeColor="text1" w:val="000000"/>
     </w:rPr>
     <w:tblPr>
@@ -14227,6 +14823,7 @@
     </w:tcPr>
     <w:tblStylePr w:type="firstRow">
       <w:rPr>
+        <w:rFonts w:eastAsia="黑体"/>
         <w:b/>
         <w:bCs/>
       </w:rPr>
@@ -14237,6 +14834,7 @@
     </w:tblStylePr>
     <w:tblStylePr w:type="lastRow">
       <w:rPr>
+        <w:rFonts w:eastAsia="黑体"/>
         <w:b/>
         <w:bCs/>
         <w:color w:themeColor="text1" w:val="000000"/>
@@ -14248,6 +14846,7 @@
     </w:tblStylePr>
     <w:tblStylePr w:type="firstCol">
       <w:rPr>
+        <w:rFonts w:eastAsia="黑体"/>
         <w:color w:themeColor="background1" w:val="FFFFFF"/>
       </w:rPr>
       <w:tblPr/>
@@ -14257,6 +14856,7 @@
     </w:tblStylePr>
     <w:tblStylePr w:type="lastCol">
       <w:rPr>
+        <w:rFonts w:eastAsia="黑体"/>
         <w:color w:themeColor="background1" w:val="FFFFFF"/>
       </w:rPr>
       <w:tblPr/>
@@ -14286,6 +14886,7 @@
       <w:spacing w:after="0" w:line="240" w:lineRule="auto"/>
     </w:pPr>
     <w:rPr>
+      <w:rFonts w:eastAsia="黑体"/>
       <w:color w:themeColor="text1" w:val="000000"/>
     </w:rPr>
     <w:tblPr>
@@ -14307,6 +14908,7 @@
     </w:tcPr>
     <w:tblStylePr w:type="firstRow">
       <w:rPr>
+        <w:rFonts w:eastAsia="黑体"/>
         <w:b/>
         <w:bCs/>
       </w:rPr>
@@ -14317,6 +14919,7 @@
     </w:tblStylePr>
     <w:tblStylePr w:type="lastRow">
       <w:rPr>
+        <w:rFonts w:eastAsia="黑体"/>
         <w:b/>
         <w:bCs/>
         <w:color w:themeColor="text1" w:val="000000"/>
@@ -14328,6 +14931,7 @@
     </w:tblStylePr>
     <w:tblStylePr w:type="firstCol">
       <w:rPr>
+        <w:rFonts w:eastAsia="黑体"/>
         <w:color w:themeColor="background1" w:val="FFFFFF"/>
       </w:rPr>
       <w:tblPr/>
@@ -14337,6 +14941,7 @@
     </w:tblStylePr>
     <w:tblStylePr w:type="lastCol">
       <w:rPr>
+        <w:rFonts w:eastAsia="黑体"/>
         <w:color w:themeColor="background1" w:val="FFFFFF"/>
       </w:rPr>
       <w:tblPr/>
@@ -14366,6 +14971,7 @@
       <w:spacing w:after="0" w:line="240" w:lineRule="auto"/>
     </w:pPr>
     <w:rPr>
+      <w:rFonts w:eastAsia="黑体"/>
       <w:color w:themeColor="text1" w:val="000000"/>
     </w:rPr>
     <w:tblPr>
@@ -14387,6 +14993,7 @@
     </w:tcPr>
     <w:tblStylePr w:type="firstRow">
       <w:rPr>
+        <w:rFonts w:eastAsia="黑体"/>
         <w:b/>
         <w:bCs/>
       </w:rPr>
@@ -14397,6 +15004,7 @@
     </w:tblStylePr>
     <w:tblStylePr w:type="lastRow">
       <w:rPr>
+        <w:rFonts w:eastAsia="黑体"/>
         <w:b/>
         <w:bCs/>
         <w:color w:themeColor="text1" w:val="000000"/>
@@ -14408,6 +15016,7 @@
     </w:tblStylePr>
     <w:tblStylePr w:type="firstCol">
       <w:rPr>
+        <w:rFonts w:eastAsia="黑体"/>
         <w:color w:themeColor="background1" w:val="FFFFFF"/>
       </w:rPr>
       <w:tblPr/>
@@ -14417,6 +15026,7 @@
     </w:tblStylePr>
     <w:tblStylePr w:type="lastCol">
       <w:rPr>
+        <w:rFonts w:eastAsia="黑体"/>
         <w:color w:themeColor="background1" w:val="FFFFFF"/>
       </w:rPr>
       <w:tblPr/>
@@ -14446,6 +15056,7 @@
       <w:spacing w:after="0" w:line="240" w:lineRule="auto"/>
     </w:pPr>
     <w:rPr>
+      <w:rFonts w:eastAsia="黑体"/>
       <w:color w:themeColor="text1" w:val="000000"/>
     </w:rPr>
     <w:tblPr>
@@ -14467,6 +15078,7 @@
     </w:tcPr>
     <w:tblStylePr w:type="firstRow">
       <w:rPr>
+        <w:rFonts w:eastAsia="黑体"/>
         <w:b/>
         <w:bCs/>
       </w:rPr>
@@ -14477,6 +15089,7 @@
     </w:tblStylePr>
     <w:tblStylePr w:type="lastRow">
       <w:rPr>
+        <w:rFonts w:eastAsia="黑体"/>
         <w:b/>
         <w:bCs/>
         <w:color w:themeColor="text1" w:val="000000"/>
@@ -14488,6 +15101,7 @@
     </w:tblStylePr>
     <w:tblStylePr w:type="firstCol">
       <w:rPr>
+        <w:rFonts w:eastAsia="黑体"/>
         <w:color w:themeColor="background1" w:val="FFFFFF"/>
       </w:rPr>
       <w:tblPr/>
@@ -14497,6 +15111,7 @@
     </w:tblStylePr>
     <w:tblStylePr w:type="lastCol">
       <w:rPr>
+        <w:rFonts w:eastAsia="黑体"/>
         <w:color w:themeColor="background1" w:val="FFFFFF"/>
       </w:rPr>
       <w:tblPr/>
@@ -14526,6 +15141,7 @@
       <w:spacing w:after="0" w:line="240" w:lineRule="auto"/>
     </w:pPr>
     <w:rPr>
+      <w:rFonts w:eastAsia="黑体"/>
       <w:color w:themeColor="text1" w:val="000000"/>
     </w:rPr>
     <w:tblPr>
@@ -14547,6 +15163,7 @@
     </w:tcPr>
     <w:tblStylePr w:type="firstRow">
       <w:rPr>
+        <w:rFonts w:eastAsia="黑体"/>
         <w:b/>
         <w:bCs/>
       </w:rPr>
@@ -14557,6 +15174,7 @@
     </w:tblStylePr>
     <w:tblStylePr w:type="lastRow">
       <w:rPr>
+        <w:rFonts w:eastAsia="黑体"/>
         <w:b/>
         <w:bCs/>
         <w:color w:themeColor="text1" w:val="000000"/>
@@ -14568,6 +15186,7 @@
     </w:tblStylePr>
     <w:tblStylePr w:type="firstCol">
       <w:rPr>
+        <w:rFonts w:eastAsia="黑体"/>
         <w:color w:themeColor="background1" w:val="FFFFFF"/>
       </w:rPr>
       <w:tblPr/>
@@ -14577,6 +15196,7 @@
     </w:tblStylePr>
     <w:tblStylePr w:type="lastCol">
       <w:rPr>
+        <w:rFonts w:eastAsia="黑体"/>
         <w:color w:themeColor="background1" w:val="FFFFFF"/>
       </w:rPr>
       <w:tblPr/>
@@ -14609,6 +15229,7 @@
     <w:name w:val="KeywordTok"/>
     <w:basedOn w:val="VerbatimChar"/>
     <w:rPr>
+      <w:rFonts w:eastAsia="黑体"/>
       <w:b/>
       <w:color w:val="007020"/>
     </w:rPr>
@@ -14617,6 +15238,7 @@
     <w:name w:val="DataTypeTok"/>
     <w:basedOn w:val="VerbatimChar"/>
     <w:rPr>
+      <w:rFonts w:eastAsia="黑体"/>
       <w:color w:val="902000"/>
     </w:rPr>
   </w:style>
@@ -14624,6 +15246,7 @@
     <w:name w:val="DecValTok"/>
     <w:basedOn w:val="VerbatimChar"/>
     <w:rPr>
+      <w:rFonts w:eastAsia="黑体"/>
       <w:color w:val="40a070"/>
     </w:rPr>
   </w:style>
@@ -14631,6 +15254,7 @@
     <w:name w:val="BaseNTok"/>
     <w:basedOn w:val="VerbatimChar"/>
     <w:rPr>
+      <w:rFonts w:eastAsia="黑体"/>
       <w:color w:val="40a070"/>
     </w:rPr>
   </w:style>
@@ -14638,6 +15262,7 @@
     <w:name w:val="FloatTok"/>
     <w:basedOn w:val="VerbatimChar"/>
     <w:rPr>
+      <w:rFonts w:eastAsia="黑体"/>
       <w:color w:val="40a070"/>
     </w:rPr>
   </w:style>
@@ -14645,6 +15270,7 @@
     <w:name w:val="ConstantTok"/>
     <w:basedOn w:val="VerbatimChar"/>
     <w:rPr>
+      <w:rFonts w:eastAsia="黑体"/>
       <w:color w:val="880000"/>
     </w:rPr>
   </w:style>
@@ -14652,6 +15278,7 @@
     <w:name w:val="CharTok"/>
     <w:basedOn w:val="VerbatimChar"/>
     <w:rPr>
+      <w:rFonts w:eastAsia="黑体"/>
       <w:color w:val="4070a0"/>
     </w:rPr>
   </w:style>
@@ -14659,6 +15286,7 @@
     <w:name w:val="SpecialCharTok"/>
     <w:basedOn w:val="VerbatimChar"/>
     <w:rPr>
+      <w:rFonts w:eastAsia="黑体"/>
       <w:color w:val="4070a0"/>
     </w:rPr>
   </w:style>
@@ -14666,6 +15294,7 @@
     <w:name w:val="StringTok"/>
     <w:basedOn w:val="VerbatimChar"/>
     <w:rPr>
+      <w:rFonts w:eastAsia="黑体"/>
       <w:color w:val="4070a0"/>
     </w:rPr>
   </w:style>
@@ -14673,6 +15302,7 @@
     <w:name w:val="VerbatimStringTok"/>
     <w:basedOn w:val="VerbatimChar"/>
     <w:rPr>
+      <w:rFonts w:eastAsia="黑体"/>
       <w:color w:val="4070a0"/>
     </w:rPr>
   </w:style>
@@ -14680,6 +15310,7 @@
     <w:name w:val="SpecialStringTok"/>
     <w:basedOn w:val="VerbatimChar"/>
     <w:rPr>
+      <w:rFonts w:eastAsia="黑体"/>
       <w:color w:val="bb6688"/>
     </w:rPr>
   </w:style>
@@ -14687,6 +15318,7 @@
     <w:name w:val="ImportTok"/>
     <w:basedOn w:val="VerbatimChar"/>
     <w:rPr>
+      <w:rFonts w:eastAsia="黑体"/>
       <w:b/>
       <w:color w:val="008000"/>
     </w:rPr>
@@ -14695,6 +15327,7 @@
     <w:name w:val="CommentTok"/>
     <w:basedOn w:val="VerbatimChar"/>
     <w:rPr>
+      <w:rFonts w:eastAsia="黑体"/>
       <w:i/>
       <w:color w:val="60a0b0"/>
     </w:rPr>
@@ -14703,6 +15336,7 @@
     <w:name w:val="DocumentationTok"/>
     <w:basedOn w:val="VerbatimChar"/>
     <w:rPr>
+      <w:rFonts w:eastAsia="黑体"/>
       <w:i/>
       <w:color w:val="ba2121"/>
     </w:rPr>
@@ -14711,6 +15345,7 @@
     <w:name w:val="AnnotationTok"/>
     <w:basedOn w:val="VerbatimChar"/>
     <w:rPr>
+      <w:rFonts w:eastAsia="黑体"/>
       <w:b/>
       <w:i/>
       <w:color w:val="60a0b0"/>
@@ -14720,6 +15355,7 @@
     <w:name w:val="CommentVarTok"/>
     <w:basedOn w:val="VerbatimChar"/>
     <w:rPr>
+      <w:rFonts w:eastAsia="黑体"/>
       <w:b/>
       <w:i/>
       <w:color w:val="60a0b0"/>
@@ -14729,6 +15365,7 @@
     <w:name w:val="OtherTok"/>
     <w:basedOn w:val="VerbatimChar"/>
     <w:rPr>
+      <w:rFonts w:eastAsia="黑体"/>
       <w:color w:val="007020"/>
     </w:rPr>
   </w:style>
@@ -14736,6 +15373,7 @@
     <w:name w:val="FunctionTok"/>
     <w:basedOn w:val="VerbatimChar"/>
     <w:rPr>
+      <w:rFonts w:eastAsia="黑体"/>
       <w:color w:val="06287e"/>
     </w:rPr>
   </w:style>
@@ -14743,6 +15381,7 @@
     <w:name w:val="VariableTok"/>
     <w:basedOn w:val="VerbatimChar"/>
     <w:rPr>
+      <w:rFonts w:eastAsia="黑体"/>
       <w:color w:val="19177c"/>
     </w:rPr>
   </w:style>
@@ -14750,6 +15389,7 @@
     <w:name w:val="ControlFlowTok"/>
     <w:basedOn w:val="VerbatimChar"/>
     <w:rPr>
+      <w:rFonts w:eastAsia="黑体"/>
       <w:b/>
       <w:color w:val="007020"/>
     </w:rPr>
@@ -14758,6 +15398,7 @@
     <w:name w:val="OperatorTok"/>
     <w:basedOn w:val="VerbatimChar"/>
     <w:rPr>
+      <w:rFonts w:eastAsia="黑体"/>
       <w:color w:val="666666"/>
     </w:rPr>
   </w:style>
@@ -14765,18 +15406,22 @@
     <w:name w:val="BuiltInTok"/>
     <w:basedOn w:val="VerbatimChar"/>
     <w:rPr>
+      <w:rFonts w:eastAsia="黑体"/>
       <w:color w:val="008000"/>
     </w:rPr>
   </w:style>
   <w:style w:type="character" w:customStyle="1" w:styleId="ExtensionTok">
     <w:name w:val="ExtensionTok"/>
     <w:basedOn w:val="VerbatimChar"/>
-    <w:rPr/>
+    <w:rPr>
+      <w:rFonts w:eastAsia="黑体"/>
+    </w:rPr>
   </w:style>
   <w:style w:type="character" w:customStyle="1" w:styleId="PreprocessorTok">
     <w:name w:val="PreprocessorTok"/>
     <w:basedOn w:val="VerbatimChar"/>
     <w:rPr>
+      <w:rFonts w:eastAsia="黑体"/>
       <w:color w:val="bc7a00"/>
     </w:rPr>
   </w:style>
@@ -14784,18 +15429,22 @@
     <w:name w:val="AttributeTok"/>
     <w:basedOn w:val="VerbatimChar"/>
     <w:rPr>
+      <w:rFonts w:eastAsia="黑体"/>
       <w:color w:val="7d9029"/>
     </w:rPr>
   </w:style>
   <w:style w:type="character" w:customStyle="1" w:styleId="RegionMarkerTok">
     <w:name w:val="RegionMarkerTok"/>
     <w:basedOn w:val="VerbatimChar"/>
-    <w:rPr/>
+    <w:rPr>
+      <w:rFonts w:eastAsia="黑体"/>
+    </w:rPr>
   </w:style>
   <w:style w:type="character" w:customStyle="1" w:styleId="InformationTok">
     <w:name w:val="InformationTok"/>
     <w:basedOn w:val="VerbatimChar"/>
     <w:rPr>
+      <w:rFonts w:eastAsia="黑体"/>
       <w:b/>
       <w:i/>
       <w:color w:val="60a0b0"/>
@@ -14805,6 +15454,7 @@
     <w:name w:val="WarningTok"/>
     <w:basedOn w:val="VerbatimChar"/>
     <w:rPr>
+      <w:rFonts w:eastAsia="黑体"/>
       <w:b/>
       <w:i/>
       <w:color w:val="60a0b0"/>
@@ -14814,6 +15464,7 @@
     <w:name w:val="AlertTok"/>
     <w:basedOn w:val="VerbatimChar"/>
     <w:rPr>
+      <w:rFonts w:eastAsia="黑体"/>
       <w:b/>
       <w:color w:val="ff0000"/>
     </w:rPr>
@@ -14822,6 +15473,7 @@
     <w:name w:val="ErrorTok"/>
     <w:basedOn w:val="VerbatimChar"/>
     <w:rPr>
+      <w:rFonts w:eastAsia="黑体"/>
       <w:b/>
       <w:color w:val="ff0000"/>
     </w:rPr>
@@ -14829,7 +15481,9 @@
   <w:style w:type="character" w:customStyle="1" w:styleId="NormalTok">
     <w:name w:val="NormalTok"/>
     <w:basedOn w:val="VerbatimChar"/>
-    <w:rPr/>
+    <w:rPr>
+      <w:rFonts w:eastAsia="黑体"/>
+    </w:rPr>
   </w:style>
 </w:styles>
 </file>
@@ -14878,12 +15532,12 @@
     <a:fontScheme name="Office">
       <a:majorFont>
         <a:latin typeface="Calibri"/>
-        <a:ea typeface=""/>
+        <a:ea typeface="黑体"/>
         <a:cs typeface=""/>
         <a:font script="Jpan" typeface="ＭＳ ゴシック"/>
         <a:font script="Hang" typeface="맑은 고딕"/>
-        <a:font script="Hans" typeface="宋体"/>
-        <a:font script="Hant" typeface="新細明體"/>
+        <a:font script="Hans" typeface="黑体"/>
+        <a:font script="Hant" typeface="黑体"/>
         <a:font script="Arab" typeface="Times New Roman"/>
         <a:font script="Hebr" typeface="Times New Roman"/>
         <a:font script="Thai" typeface="Angsana New"/>
@@ -14913,12 +15567,12 @@
       </a:majorFont>
       <a:minorFont>
         <a:latin typeface="Cambria"/>
-        <a:ea typeface=""/>
+        <a:ea typeface="黑体"/>
         <a:cs typeface=""/>
         <a:font script="Jpan" typeface="ＭＳ 明朝"/>
         <a:font script="Hang" typeface="맑은 고딕"/>
-        <a:font script="Hans" typeface="宋体"/>
-        <a:font script="Hant" typeface="新細明體"/>
+        <a:font script="Hans" typeface="黑体"/>
+        <a:font script="Hant" typeface="黑体"/>
         <a:font script="Arab" typeface="Arial"/>
         <a:font script="Hebr" typeface="Arial"/>
         <a:font script="Thai" typeface="Cordia New"/>

--- a/08-传感器电路/12-其他传感器电路/磁敏传感器电路/磁敏传感器电路.docx
+++ b/08-传感器电路/12-其他传感器电路/磁敏传感器电路/磁敏传感器电路.docx
@@ -2461,7 +2461,7 @@
           <w:color w:val="555555"/>
           <w:sz w:val="21"/>
         </w:rPr>
-        <w:t>材料收集者：杜文杰，WX手机：19519196569，QQ:3478827729</w:t>
+        <w:t>材料收集者：杜文杰，微信/手机：19519196569，QQ:3478827729</w:t>
       </w:r>
     </w:p>
     <w:sectPr>
